--- a/report_template/template_main/gLC10_XW4218_v1.0.docx
+++ b/report_template/template_main/gLC10_XW4218_v1.0.docx
@@ -11981,13 +11981,7 @@
       <w:rPr>
         <w:lang w:val="zh-CN"/>
       </w:rPr>
-      <w:t xml:space="preserve"> </w:t>
-    </w:r>
-    <w:r>
-      <w:rPr>
-        <w:lang w:val="zh-CN"/>
-      </w:rPr>
-      <w:t xml:space="preserve">/ </w:t>
+      <w:t xml:space="preserve"> / </w:t>
     </w:r>
     <w:r>
       <w:rPr>
@@ -12138,17 +12132,7 @@
               <w:szCs w:val="15"/>
               <w:lang w:val="it-IT"/>
             </w:rPr>
-            <w:t xml:space="preserve">文件编号： </w:t>
-          </w:r>
-          <w:r>
-            <w:rPr>
-              <w:rFonts w:ascii="思源黑体 CN Normal" w:eastAsia="思源黑体 CN Normal" w:hAnsi="思源黑体 CN Normal" w:cs="思源黑体 CN Normal" w:hint="eastAsia"/>
-              <w:bCs/>
-              <w:sz w:val="15"/>
-              <w:szCs w:val="15"/>
-              <w:lang w:val="it-IT"/>
-            </w:rPr>
-            <w:t>SOP-9-XW42</w:t>
+            <w:t>文件编号： SOP-9-XW42</w:t>
           </w:r>
           <w:r>
             <w:rPr>
@@ -12257,7 +12241,7 @@
               <w:sz w:val="15"/>
               <w:szCs w:val="15"/>
             </w:rPr>
-            <w:t>**</w:t>
+            <w:t>12.18</w:t>
           </w:r>
         </w:p>
       </w:tc>
@@ -12371,13 +12355,7 @@
       <w:rPr>
         <w:lang w:val="zh-CN"/>
       </w:rPr>
-      <w:t xml:space="preserve"> </w:t>
-    </w:r>
-    <w:r>
-      <w:rPr>
-        <w:lang w:val="zh-CN"/>
-      </w:rPr>
-      <w:t xml:space="preserve">/ </w:t>
+      <w:t xml:space="preserve"> / </w:t>
     </w:r>
     <w:r>
       <w:rPr>
@@ -12528,17 +12506,7 @@
               <w:szCs w:val="15"/>
               <w:lang w:val="it-IT"/>
             </w:rPr>
-            <w:t xml:space="preserve">文件编号： </w:t>
-          </w:r>
-          <w:r>
-            <w:rPr>
-              <w:rFonts w:ascii="思源黑体 CN Normal" w:eastAsia="思源黑体 CN Normal" w:hAnsi="思源黑体 CN Normal" w:cs="思源黑体 CN Normal" w:hint="eastAsia"/>
-              <w:bCs/>
-              <w:sz w:val="15"/>
-              <w:szCs w:val="15"/>
-              <w:lang w:val="it-IT"/>
-            </w:rPr>
-            <w:t>SOP-9-XW42</w:t>
+            <w:t>文件编号： SOP-9-XW42</w:t>
           </w:r>
           <w:r>
             <w:rPr>
@@ -12657,7 +12625,16 @@
               <w:sz w:val="15"/>
               <w:szCs w:val="15"/>
             </w:rPr>
-            <w:t>11</w:t>
+            <w:t>1</w:t>
+          </w:r>
+          <w:r>
+            <w:rPr>
+              <w:rFonts w:ascii="思源黑体 CN Normal" w:eastAsia="思源黑体 CN Normal" w:hAnsi="思源黑体 CN Normal" w:cs="思源黑体 CN Normal" w:hint="eastAsia"/>
+              <w:bCs/>
+              <w:sz w:val="15"/>
+              <w:szCs w:val="15"/>
+            </w:rPr>
+            <w:t>2.18</w:t>
           </w:r>
         </w:p>
       </w:tc>
@@ -14926,10 +14903,6 @@
 </file>
 
 <file path=customXml/item1.xml><?xml version="1.0" encoding="utf-8"?>
-<b:Sources xmlns:b="http://schemas.openxmlformats.org/officeDocument/2006/bibliography" xmlns="http://schemas.openxmlformats.org/officeDocument/2006/bibliography" SelectedStyle="\APASixthEditionOfficeOnline.xsl" StyleName="APA" Version="6"/>
-</file>
-
-<file path=customXml/item2.xml><?xml version="1.0" encoding="utf-8"?>
 <s:customData xmlns="http://www.wps.cn/officeDocument/2013/wpsCustomData" xmlns:s="http://www.wps.cn/officeDocument/2013/wpsCustomData">
   <customSectProps>
     <customSectPr/>
@@ -14940,18 +14913,22 @@
 </s:customData>
 </file>
 
+<file path=customXml/item2.xml><?xml version="1.0" encoding="utf-8"?>
+<b:Sources xmlns:b="http://schemas.openxmlformats.org/officeDocument/2006/bibliography" xmlns="http://schemas.openxmlformats.org/officeDocument/2006/bibliography" SelectedStyle="\APASixthEditionOfficeOnline.xsl" StyleName="APA" Version="6"/>
+</file>
+
 <file path=customXml/itemProps1.xml><?xml version="1.0" encoding="utf-8"?>
+<ds:datastoreItem xmlns:ds="http://schemas.openxmlformats.org/officeDocument/2006/customXml" ds:itemID="{B1977F7D-205B-4081-913C-38D41E755F92}">
+  <ds:schemaRefs>
+    <ds:schemaRef ds:uri="http://www.wps.cn/officeDocument/2013/wpsCustomData"/>
+  </ds:schemaRefs>
+</ds:datastoreItem>
+</file>
+
+<file path=customXml/itemProps2.xml><?xml version="1.0" encoding="utf-8"?>
 <ds:datastoreItem xmlns:ds="http://schemas.openxmlformats.org/officeDocument/2006/customXml" ds:itemID="{60B4BC72-6F3F-4BA6-AA7E-670A697E5D35}">
   <ds:schemaRefs>
     <ds:schemaRef ds:uri="http://schemas.openxmlformats.org/officeDocument/2006/bibliography"/>
   </ds:schemaRefs>
 </ds:datastoreItem>
-</file>
-
-<file path=customXml/itemProps2.xml><?xml version="1.0" encoding="utf-8"?>
-<ds:datastoreItem xmlns:ds="http://schemas.openxmlformats.org/officeDocument/2006/customXml" ds:itemID="{B1977F7D-205B-4081-913C-38D41E755F92}">
-  <ds:schemaRefs>
-    <ds:schemaRef ds:uri="http://www.wps.cn/officeDocument/2013/wpsCustomData"/>
-  </ds:schemaRefs>
-</ds:datastoreItem>
 </file>
--- a/report_template/template_main/gLC10_XW4218_v1.0.docx
+++ b/report_template/template_main/gLC10_XW4218_v1.0.docx
@@ -320,7 +320,6 @@
               </w:rPr>
               <w:t>{{</w:t>
             </w:r>
-            <w:proofErr w:type="spellStart"/>
             <w:proofErr w:type="gramStart"/>
             <w:r>
               <w:rPr>
@@ -347,7 +346,6 @@
               </w:rPr>
               <w:t>_name</w:t>
             </w:r>
-            <w:proofErr w:type="spellEnd"/>
             <w:r>
               <w:rPr>
                 <w:rFonts w:ascii="思源黑体 CN Bold" w:eastAsia="思源黑体 CN Bold" w:hAnsi="思源黑体 CN Bold" w:cs="思源黑体 CN Bold"/>
@@ -411,7 +409,6 @@
               </w:rPr>
               <w:t>{{</w:t>
             </w:r>
-            <w:proofErr w:type="spellStart"/>
             <w:proofErr w:type="gramStart"/>
             <w:r>
               <w:rPr>
@@ -428,16 +425,7 @@
                 <w:b/>
                 <w:szCs w:val="21"/>
               </w:rPr>
-              <w:t>_ID</w:t>
-            </w:r>
-            <w:proofErr w:type="spellEnd"/>
-            <w:r>
-              <w:rPr>
-                <w:rFonts w:ascii="思源黑体 CN Bold" w:eastAsia="思源黑体 CN Bold" w:hAnsi="思源黑体 CN Bold" w:cs="思源黑体 CN Bold"/>
-                <w:b/>
-                <w:szCs w:val="21"/>
-              </w:rPr>
-              <w:t>}}</w:t>
+              <w:t>_ID}}</w:t>
             </w:r>
           </w:p>
         </w:tc>
@@ -473,35 +461,7 @@
                 <w:b/>
                 <w:szCs w:val="21"/>
               </w:rPr>
-              <w:t>{{</w:t>
-            </w:r>
-            <w:proofErr w:type="spellStart"/>
-            <w:proofErr w:type="gramStart"/>
-            <w:r>
-              <w:rPr>
-                <w:rFonts w:ascii="思源黑体 CN Bold" w:eastAsia="思源黑体 CN Bold" w:hAnsi="思源黑体 CN Bold" w:cs="思源黑体 CN Bold"/>
-                <w:b/>
-                <w:szCs w:val="21"/>
-              </w:rPr>
-              <w:t>sample.primary</w:t>
-            </w:r>
-            <w:proofErr w:type="gramEnd"/>
-            <w:r>
-              <w:rPr>
-                <w:rFonts w:ascii="思源黑体 CN Bold" w:eastAsia="思源黑体 CN Bold" w:hAnsi="思源黑体 CN Bold" w:cs="思源黑体 CN Bold"/>
-                <w:b/>
-                <w:szCs w:val="21"/>
-              </w:rPr>
-              <w:t>_disease</w:t>
-            </w:r>
-            <w:proofErr w:type="spellEnd"/>
-            <w:r>
-              <w:rPr>
-                <w:rFonts w:ascii="思源黑体 CN Bold" w:eastAsia="思源黑体 CN Bold" w:hAnsi="思源黑体 CN Bold" w:cs="思源黑体 CN Bold"/>
-                <w:b/>
-                <w:szCs w:val="21"/>
-              </w:rPr>
-              <w:t>}}</w:t>
+              <w:t>{{sample.primary_disease}}</w:t>
             </w:r>
           </w:p>
         </w:tc>
@@ -555,71 +515,31 @@
                 <w:b/>
                 <w:szCs w:val="21"/>
               </w:rPr>
-              <w:t>{{</w:t>
-            </w:r>
-            <w:proofErr w:type="spellStart"/>
-            <w:proofErr w:type="gramStart"/>
-            <w:r>
+              <w:t>{{sample.gender}}</w:t>
+            </w:r>
+          </w:p>
+        </w:tc>
+        <w:tc>
+          <w:tcPr>
+            <w:tcW w:w="4763" w:type="dxa"/>
+            <w:vAlign w:val="center"/>
+          </w:tcPr>
+          <w:p>
+            <w:pPr>
+              <w:spacing w:line="500" w:lineRule="exact"/>
               <w:rPr>
                 <w:rFonts w:ascii="思源黑体 CN Bold" w:eastAsia="思源黑体 CN Bold" w:hAnsi="思源黑体 CN Bold" w:cs="思源黑体 CN Bold" w:hint="eastAsia"/>
                 <w:b/>
                 <w:szCs w:val="21"/>
               </w:rPr>
-              <w:t>sample.gender</w:t>
-            </w:r>
-            <w:proofErr w:type="spellEnd"/>
-            <w:proofErr w:type="gramEnd"/>
+            </w:pPr>
             <w:r>
               <w:rPr>
                 <w:rFonts w:ascii="思源黑体 CN Bold" w:eastAsia="思源黑体 CN Bold" w:hAnsi="思源黑体 CN Bold" w:cs="思源黑体 CN Bold" w:hint="eastAsia"/>
                 <w:b/>
                 <w:szCs w:val="21"/>
               </w:rPr>
-              <w:t>}}</w:t>
-            </w:r>
-          </w:p>
-        </w:tc>
-        <w:tc>
-          <w:tcPr>
-            <w:tcW w:w="4763" w:type="dxa"/>
-            <w:vAlign w:val="center"/>
-          </w:tcPr>
-          <w:p>
-            <w:pPr>
-              <w:spacing w:line="500" w:lineRule="exact"/>
-              <w:rPr>
-                <w:rFonts w:ascii="思源黑体 CN Bold" w:eastAsia="思源黑体 CN Bold" w:hAnsi="思源黑体 CN Bold" w:cs="思源黑体 CN Bold" w:hint="eastAsia"/>
-                <w:b/>
-                <w:szCs w:val="21"/>
-              </w:rPr>
-            </w:pPr>
-            <w:r>
-              <w:rPr>
-                <w:rFonts w:ascii="思源黑体 CN Bold" w:eastAsia="思源黑体 CN Bold" w:hAnsi="思源黑体 CN Bold" w:cs="思源黑体 CN Bold" w:hint="eastAsia"/>
-                <w:b/>
-                <w:szCs w:val="21"/>
-              </w:rPr>
-              <w:t>出生年份：{{</w:t>
-            </w:r>
-            <w:proofErr w:type="spellStart"/>
-            <w:proofErr w:type="gramStart"/>
-            <w:r>
-              <w:rPr>
-                <w:rFonts w:ascii="思源黑体 CN Bold" w:eastAsia="思源黑体 CN Bold" w:hAnsi="思源黑体 CN Bold" w:cs="思源黑体 CN Bold" w:hint="eastAsia"/>
-                <w:b/>
-                <w:szCs w:val="21"/>
-              </w:rPr>
-              <w:t>sample.birthday</w:t>
-            </w:r>
-            <w:proofErr w:type="spellEnd"/>
-            <w:proofErr w:type="gramEnd"/>
-            <w:r>
-              <w:rPr>
-                <w:rFonts w:ascii="思源黑体 CN Bold" w:eastAsia="思源黑体 CN Bold" w:hAnsi="思源黑体 CN Bold" w:cs="思源黑体 CN Bold" w:hint="eastAsia"/>
-                <w:b/>
-                <w:szCs w:val="21"/>
-              </w:rPr>
-              <w:t>}}</w:t>
+              <w:t>出生年份：{{sample.birthday}}</w:t>
             </w:r>
           </w:p>
         </w:tc>
@@ -716,35 +636,7 @@
                 <w:b/>
                 <w:szCs w:val="21"/>
               </w:rPr>
-              <w:t>{{</w:t>
-            </w:r>
-            <w:proofErr w:type="spellStart"/>
-            <w:proofErr w:type="gramStart"/>
-            <w:r>
-              <w:rPr>
-                <w:rFonts w:ascii="思源黑体 CN Bold" w:eastAsia="思源黑体 CN Bold" w:hAnsi="思源黑体 CN Bold" w:cs="思源黑体 CN Bold"/>
-                <w:b/>
-                <w:szCs w:val="21"/>
-              </w:rPr>
-              <w:t>sample.specimen</w:t>
-            </w:r>
-            <w:proofErr w:type="gramEnd"/>
-            <w:r>
-              <w:rPr>
-                <w:rFonts w:ascii="思源黑体 CN Bold" w:eastAsia="思源黑体 CN Bold" w:hAnsi="思源黑体 CN Bold" w:cs="思源黑体 CN Bold"/>
-                <w:b/>
-                <w:szCs w:val="21"/>
-              </w:rPr>
-              <w:t>_parent_id</w:t>
-            </w:r>
-            <w:proofErr w:type="spellEnd"/>
-            <w:r>
-              <w:rPr>
-                <w:rFonts w:ascii="思源黑体 CN Bold" w:eastAsia="思源黑体 CN Bold" w:hAnsi="思源黑体 CN Bold" w:cs="思源黑体 CN Bold"/>
-                <w:b/>
-                <w:szCs w:val="21"/>
-              </w:rPr>
-              <w:t>}}</w:t>
+              <w:t>{{sample.specimen_parent_id}}</w:t>
             </w:r>
           </w:p>
         </w:tc>
@@ -786,17 +678,15 @@
                 <w:b/>
                 <w:szCs w:val="21"/>
               </w:rPr>
-              <w:t>{{</w:t>
-            </w:r>
-            <w:proofErr w:type="spellStart"/>
-            <w:proofErr w:type="gramStart"/>
+              <w:t>{{sample.s</w:t>
+            </w:r>
             <w:r>
               <w:rPr>
                 <w:rFonts w:ascii="思源黑体 CN Bold" w:eastAsia="思源黑体 CN Bold" w:hAnsi="思源黑体 CN Bold" w:cs="思源黑体 CN Bold" w:hint="eastAsia"/>
                 <w:b/>
                 <w:szCs w:val="21"/>
               </w:rPr>
-              <w:t>sample.s</w:t>
+              <w:t>pecimen</w:t>
             </w:r>
             <w:r>
               <w:rPr>
@@ -804,25 +694,7 @@
                 <w:b/>
                 <w:szCs w:val="21"/>
               </w:rPr>
-              <w:t>pecimen</w:t>
-            </w:r>
-            <w:proofErr w:type="gramEnd"/>
-            <w:r>
-              <w:rPr>
-                <w:rFonts w:ascii="思源黑体 CN Bold" w:eastAsia="思源黑体 CN Bold" w:hAnsi="思源黑体 CN Bold" w:cs="思源黑体 CN Bold" w:hint="eastAsia"/>
-                <w:b/>
-                <w:szCs w:val="21"/>
-              </w:rPr>
-              <w:t>_type</w:t>
-            </w:r>
-            <w:proofErr w:type="spellEnd"/>
-            <w:r>
-              <w:rPr>
-                <w:rFonts w:ascii="思源黑体 CN Bold" w:eastAsia="思源黑体 CN Bold" w:hAnsi="思源黑体 CN Bold" w:cs="思源黑体 CN Bold" w:hint="eastAsia"/>
-                <w:b/>
-                <w:szCs w:val="21"/>
-              </w:rPr>
-              <w:t>}}</w:t>
+              <w:t>_type}}</w:t>
             </w:r>
           </w:p>
         </w:tc>
@@ -860,35 +732,7 @@
                 <w:b/>
                 <w:szCs w:val="21"/>
               </w:rPr>
-              <w:t xml:space="preserve"> {{</w:t>
-            </w:r>
-            <w:proofErr w:type="spellStart"/>
-            <w:proofErr w:type="gramStart"/>
-            <w:r>
-              <w:rPr>
-                <w:rFonts w:ascii="思源黑体 CN Bold" w:eastAsia="思源黑体 CN Bold" w:hAnsi="思源黑体 CN Bold" w:cs="思源黑体 CN Bold"/>
-                <w:b/>
-                <w:szCs w:val="21"/>
-              </w:rPr>
-              <w:t>sample.blood</w:t>
-            </w:r>
-            <w:proofErr w:type="gramEnd"/>
-            <w:r>
-              <w:rPr>
-                <w:rFonts w:ascii="思源黑体 CN Bold" w:eastAsia="思源黑体 CN Bold" w:hAnsi="思源黑体 CN Bold" w:cs="思源黑体 CN Bold"/>
-                <w:b/>
-                <w:szCs w:val="21"/>
-              </w:rPr>
-              <w:t>_collection_date</w:t>
-            </w:r>
-            <w:proofErr w:type="spellEnd"/>
-            <w:r>
-              <w:rPr>
-                <w:rFonts w:ascii="思源黑体 CN Bold" w:eastAsia="思源黑体 CN Bold" w:hAnsi="思源黑体 CN Bold" w:cs="思源黑体 CN Bold"/>
-                <w:b/>
-                <w:szCs w:val="21"/>
-              </w:rPr>
-              <w:t>}}</w:t>
+              <w:t xml:space="preserve"> {{sample.blood_collection_date}}</w:t>
             </w:r>
           </w:p>
         </w:tc>
@@ -921,35 +765,7 @@
                 <w:b/>
                 <w:szCs w:val="21"/>
               </w:rPr>
-              <w:t xml:space="preserve"> {{</w:t>
-            </w:r>
-            <w:proofErr w:type="spellStart"/>
-            <w:proofErr w:type="gramStart"/>
-            <w:r>
-              <w:rPr>
-                <w:rFonts w:ascii="思源黑体 CN Bold" w:eastAsia="思源黑体 CN Bold" w:hAnsi="思源黑体 CN Bold" w:cs="思源黑体 CN Bold"/>
-                <w:b/>
-                <w:szCs w:val="21"/>
-              </w:rPr>
-              <w:t>sample.blood</w:t>
-            </w:r>
-            <w:proofErr w:type="gramEnd"/>
-            <w:r>
-              <w:rPr>
-                <w:rFonts w:ascii="思源黑体 CN Bold" w:eastAsia="思源黑体 CN Bold" w:hAnsi="思源黑体 CN Bold" w:cs="思源黑体 CN Bold"/>
-                <w:b/>
-                <w:szCs w:val="21"/>
-              </w:rPr>
-              <w:t>_date_received</w:t>
-            </w:r>
-            <w:proofErr w:type="spellEnd"/>
-            <w:r>
-              <w:rPr>
-                <w:rFonts w:ascii="思源黑体 CN Bold" w:eastAsia="思源黑体 CN Bold" w:hAnsi="思源黑体 CN Bold" w:cs="思源黑体 CN Bold"/>
-                <w:b/>
-                <w:szCs w:val="21"/>
-              </w:rPr>
-              <w:t>}}</w:t>
+              <w:t xml:space="preserve"> {{sample.blood_date_received}}</w:t>
             </w:r>
           </w:p>
         </w:tc>
@@ -987,35 +803,7 @@
                 <w:b/>
                 <w:szCs w:val="21"/>
               </w:rPr>
-              <w:t>{{</w:t>
-            </w:r>
-            <w:proofErr w:type="spellStart"/>
-            <w:proofErr w:type="gramStart"/>
-            <w:r>
-              <w:rPr>
-                <w:rFonts w:ascii="思源黑体 CN Bold" w:eastAsia="思源黑体 CN Bold" w:hAnsi="思源黑体 CN Bold" w:cs="思源黑体 CN Bold"/>
-                <w:b/>
-                <w:szCs w:val="21"/>
-              </w:rPr>
-              <w:t>sample.report</w:t>
-            </w:r>
-            <w:proofErr w:type="gramEnd"/>
-            <w:r>
-              <w:rPr>
-                <w:rFonts w:ascii="思源黑体 CN Bold" w:eastAsia="思源黑体 CN Bold" w:hAnsi="思源黑体 CN Bold" w:cs="思源黑体 CN Bold"/>
-                <w:b/>
-                <w:szCs w:val="21"/>
-              </w:rPr>
-              <w:t>_date</w:t>
-            </w:r>
-            <w:proofErr w:type="spellEnd"/>
-            <w:r>
-              <w:rPr>
-                <w:rFonts w:ascii="思源黑体 CN Bold" w:eastAsia="思源黑体 CN Bold" w:hAnsi="思源黑体 CN Bold" w:cs="思源黑体 CN Bold"/>
-                <w:b/>
-                <w:szCs w:val="21"/>
-              </w:rPr>
-              <w:t>}}</w:t>
+              <w:t>{{sample.report_date}}</w:t>
             </w:r>
           </w:p>
         </w:tc>
@@ -1487,50 +1275,8 @@
                 <w:sz w:val="18"/>
                 <w:szCs w:val="18"/>
               </w:rPr>
-              <w:t xml:space="preserve">%tr if </w:t>
-            </w:r>
-            <w:proofErr w:type="spellStart"/>
-            <w:r>
-              <w:rPr>
-                <w:rFonts w:ascii="思源黑体 CN Normal" w:eastAsia="思源黑体 CN Normal" w:hAnsi="思源黑体 CN Normal" w:cs="思源黑体 CN Normal"/>
-                <w:color w:val="000000"/>
-                <w:sz w:val="18"/>
-                <w:szCs w:val="18"/>
-              </w:rPr>
-              <w:t>qc.dna_data_</w:t>
-            </w:r>
-            <w:proofErr w:type="gramStart"/>
-            <w:r>
-              <w:rPr>
-                <w:rFonts w:ascii="思源黑体 CN Normal" w:eastAsia="思源黑体 CN Normal" w:hAnsi="思源黑体 CN Normal" w:cs="思源黑体 CN Normal"/>
-                <w:color w:val="000000"/>
-                <w:sz w:val="18"/>
-                <w:szCs w:val="18"/>
-              </w:rPr>
-              <w:t>qc.final</w:t>
-            </w:r>
-            <w:proofErr w:type="spellEnd"/>
-            <w:proofErr w:type="gramEnd"/>
-            <w:r>
-              <w:rPr>
-                <w:rFonts w:ascii="思源黑体 CN Normal" w:eastAsia="思源黑体 CN Normal" w:hAnsi="思源黑体 CN Normal" w:cs="思源黑体 CN Normal"/>
-                <w:color w:val="000000"/>
-                <w:sz w:val="18"/>
-                <w:szCs w:val="18"/>
-              </w:rPr>
-              <w:t xml:space="preserve"> == “</w:t>
-            </w:r>
-            <w:proofErr w:type="gramStart"/>
-            <w:r>
-              <w:rPr>
-                <w:rFonts w:ascii="思源黑体 CN Normal" w:eastAsia="思源黑体 CN Normal" w:hAnsi="思源黑体 CN Normal" w:cs="思源黑体 CN Normal"/>
-                <w:color w:val="000000"/>
-                <w:sz w:val="18"/>
-                <w:szCs w:val="18"/>
-              </w:rPr>
-              <w:t>T”%</w:t>
-            </w:r>
-            <w:proofErr w:type="gramEnd"/>
+              <w:t>%tr if qc.dna_data_qc.final == “T”%</w:t>
+            </w:r>
             <w:r>
               <w:rPr>
                 <w:rFonts w:ascii="思源黑体 CN Normal" w:eastAsia="思源黑体 CN Normal" w:hAnsi="思源黑体 CN Normal" w:cs="思源黑体 CN Normal"/>
@@ -1604,7 +1350,6 @@
               </w:rPr>
               <w:t>(</w:t>
             </w:r>
-            <w:proofErr w:type="spellStart"/>
             <w:r>
               <w:rPr>
                 <w:rFonts w:ascii="思源黑体 CN Normal" w:eastAsia="思源黑体 CN Normal" w:hAnsi="思源黑体 CN Normal" w:cs="思源黑体 CN Normal"/>
@@ -1612,9 +1357,8 @@
                 <w:sz w:val="18"/>
                 <w:szCs w:val="18"/>
               </w:rPr>
-              <w:t>var.var_</w:t>
-            </w:r>
-            <w:proofErr w:type="gramStart"/>
+              <w:t>var.var_somatic.level_I + var.var_somatic.level_II + var.var_somatic.level_onco_nodrug</w:t>
+            </w:r>
             <w:r>
               <w:rPr>
                 <w:rFonts w:ascii="思源黑体 CN Normal" w:eastAsia="思源黑体 CN Normal" w:hAnsi="思源黑体 CN Normal" w:cs="思源黑体 CN Normal"/>
@@ -1622,9 +1366,8 @@
                 <w:sz w:val="18"/>
                 <w:szCs w:val="18"/>
               </w:rPr>
-              <w:t>somatic.level</w:t>
-            </w:r>
-            <w:proofErr w:type="gramEnd"/>
+              <w:t xml:space="preserve"> + </w:t>
+            </w:r>
             <w:r>
               <w:rPr>
                 <w:rFonts w:ascii="思源黑体 CN Normal" w:eastAsia="思源黑体 CN Normal" w:hAnsi="思源黑体 CN Normal" w:cs="思源黑体 CN Normal"/>
@@ -1632,9 +1375,8 @@
                 <w:sz w:val="18"/>
                 <w:szCs w:val="18"/>
               </w:rPr>
-              <w:t>_I</w:t>
-            </w:r>
-            <w:proofErr w:type="spellEnd"/>
+              <w:t>var.var_somatic.level_</w:t>
+            </w:r>
             <w:r>
               <w:rPr>
                 <w:rFonts w:ascii="思源黑体 CN Normal" w:eastAsia="思源黑体 CN Normal" w:hAnsi="思源黑体 CN Normal" w:cs="思源黑体 CN Normal"/>
@@ -1642,128 +1384,8 @@
                 <w:sz w:val="18"/>
                 <w:szCs w:val="18"/>
               </w:rPr>
-              <w:t xml:space="preserve"> + </w:t>
-            </w:r>
-            <w:proofErr w:type="spellStart"/>
-            <w:r>
-              <w:rPr>
-                <w:rFonts w:ascii="思源黑体 CN Normal" w:eastAsia="思源黑体 CN Normal" w:hAnsi="思源黑体 CN Normal" w:cs="思源黑体 CN Normal"/>
-                <w:color w:val="000000"/>
-                <w:sz w:val="18"/>
-                <w:szCs w:val="18"/>
-              </w:rPr>
-              <w:t>var.var_</w:t>
-            </w:r>
-            <w:proofErr w:type="gramStart"/>
-            <w:r>
-              <w:rPr>
-                <w:rFonts w:ascii="思源黑体 CN Normal" w:eastAsia="思源黑体 CN Normal" w:hAnsi="思源黑体 CN Normal" w:cs="思源黑体 CN Normal"/>
-                <w:color w:val="000000"/>
-                <w:sz w:val="18"/>
-                <w:szCs w:val="18"/>
-              </w:rPr>
-              <w:t>somatic.level</w:t>
-            </w:r>
-            <w:proofErr w:type="gramEnd"/>
-            <w:r>
-              <w:rPr>
-                <w:rFonts w:ascii="思源黑体 CN Normal" w:eastAsia="思源黑体 CN Normal" w:hAnsi="思源黑体 CN Normal" w:cs="思源黑体 CN Normal"/>
-                <w:color w:val="000000"/>
-                <w:sz w:val="18"/>
-                <w:szCs w:val="18"/>
-              </w:rPr>
-              <w:t>_II</w:t>
-            </w:r>
-            <w:proofErr w:type="spellEnd"/>
-            <w:r>
-              <w:rPr>
-                <w:rFonts w:ascii="思源黑体 CN Normal" w:eastAsia="思源黑体 CN Normal" w:hAnsi="思源黑体 CN Normal" w:cs="思源黑体 CN Normal"/>
-                <w:color w:val="000000"/>
-                <w:sz w:val="18"/>
-                <w:szCs w:val="18"/>
-              </w:rPr>
-              <w:t xml:space="preserve"> + </w:t>
-            </w:r>
-            <w:proofErr w:type="spellStart"/>
-            <w:r>
-              <w:rPr>
-                <w:rFonts w:ascii="思源黑体 CN Normal" w:eastAsia="思源黑体 CN Normal" w:hAnsi="思源黑体 CN Normal" w:cs="思源黑体 CN Normal"/>
-                <w:color w:val="000000"/>
-                <w:sz w:val="18"/>
-                <w:szCs w:val="18"/>
-              </w:rPr>
-              <w:t>var.var_</w:t>
-            </w:r>
-            <w:proofErr w:type="gramStart"/>
-            <w:r>
-              <w:rPr>
-                <w:rFonts w:ascii="思源黑体 CN Normal" w:eastAsia="思源黑体 CN Normal" w:hAnsi="思源黑体 CN Normal" w:cs="思源黑体 CN Normal"/>
-                <w:color w:val="000000"/>
-                <w:sz w:val="18"/>
-                <w:szCs w:val="18"/>
-              </w:rPr>
-              <w:t>somatic.level</w:t>
-            </w:r>
-            <w:proofErr w:type="gramEnd"/>
-            <w:r>
-              <w:rPr>
-                <w:rFonts w:ascii="思源黑体 CN Normal" w:eastAsia="思源黑体 CN Normal" w:hAnsi="思源黑体 CN Normal" w:cs="思源黑体 CN Normal"/>
-                <w:color w:val="000000"/>
-                <w:sz w:val="18"/>
-                <w:szCs w:val="18"/>
-              </w:rPr>
-              <w:t>_onco_nodrug</w:t>
-            </w:r>
-            <w:proofErr w:type="spellEnd"/>
-            <w:r>
-              <w:rPr>
-                <w:rFonts w:ascii="思源黑体 CN Normal" w:eastAsia="思源黑体 CN Normal" w:hAnsi="思源黑体 CN Normal" w:cs="思源黑体 CN Normal"/>
-                <w:color w:val="000000"/>
-                <w:sz w:val="18"/>
-                <w:szCs w:val="18"/>
-              </w:rPr>
-              <w:t xml:space="preserve"> + </w:t>
-            </w:r>
-            <w:r>
-              <w:rPr>
-                <w:rFonts w:ascii="思源黑体 CN Normal" w:eastAsia="思源黑体 CN Normal" w:hAnsi="思源黑体 CN Normal" w:cs="思源黑体 CN Normal"/>
-                <w:color w:val="000000"/>
-                <w:sz w:val="18"/>
-                <w:szCs w:val="18"/>
-              </w:rPr>
-              <w:t>var.var_</w:t>
-            </w:r>
-            <w:proofErr w:type="gramStart"/>
-            <w:r>
-              <w:rPr>
-                <w:rFonts w:ascii="思源黑体 CN Normal" w:eastAsia="思源黑体 CN Normal" w:hAnsi="思源黑体 CN Normal" w:cs="思源黑体 CN Normal"/>
-                <w:color w:val="000000"/>
-                <w:sz w:val="18"/>
-                <w:szCs w:val="18"/>
-              </w:rPr>
-              <w:t>somatic.level</w:t>
-            </w:r>
-            <w:proofErr w:type="gramEnd"/>
-            <w:r>
-              <w:rPr>
-                <w:rFonts w:ascii="思源黑体 CN Normal" w:eastAsia="思源黑体 CN Normal" w:hAnsi="思源黑体 CN Normal" w:cs="思源黑体 CN Normal"/>
-                <w:color w:val="000000"/>
-                <w:sz w:val="18"/>
-                <w:szCs w:val="18"/>
-              </w:rPr>
-              <w:t>_</w:t>
-            </w:r>
-            <w:proofErr w:type="gramStart"/>
-            <w:r>
-              <w:rPr>
-                <w:rFonts w:ascii="思源黑体 CN Normal" w:eastAsia="思源黑体 CN Normal" w:hAnsi="思源黑体 CN Normal" w:cs="思源黑体 CN Normal"/>
-                <w:color w:val="000000"/>
-                <w:sz w:val="18"/>
-                <w:szCs w:val="18"/>
-              </w:rPr>
               <w:t>III)|</w:t>
             </w:r>
-            <w:proofErr w:type="gramEnd"/>
             <w:r>
               <w:rPr>
                 <w:rFonts w:ascii="思源黑体 CN Normal" w:eastAsia="思源黑体 CN Normal" w:hAnsi="思源黑体 CN Normal" w:cs="思源黑体 CN Normal" w:hint="eastAsia"/>
@@ -1841,79 +1463,15 @@
                 <w:sz w:val="15"/>
                 <w:szCs w:val="15"/>
               </w:rPr>
-              <w:t xml:space="preserve">if </w:t>
-            </w:r>
-            <w:proofErr w:type="spellStart"/>
-            <w:r>
-              <w:rPr>
-                <w:rFonts w:ascii="思源黑体 CN Normal" w:eastAsia="思源黑体 CN Normal" w:hAnsi="思源黑体 CN Normal" w:cs="思源黑体 CN Normal"/>
-                <w:sz w:val="15"/>
-                <w:szCs w:val="15"/>
-              </w:rPr>
-              <w:t>a.bio_category</w:t>
-            </w:r>
-            <w:proofErr w:type="spellEnd"/>
-            <w:r>
-              <w:rPr>
-                <w:rFonts w:ascii="思源黑体 CN Normal" w:eastAsia="思源黑体 CN Normal" w:hAnsi="思源黑体 CN Normal" w:cs="思源黑体 CN Normal"/>
-                <w:sz w:val="15"/>
-                <w:szCs w:val="15"/>
-              </w:rPr>
-              <w:t xml:space="preserve"> and </w:t>
-            </w:r>
-            <w:proofErr w:type="spellStart"/>
-            <w:r>
-              <w:rPr>
-                <w:rFonts w:ascii="思源黑体 CN Normal" w:eastAsia="思源黑体 CN Normal" w:hAnsi="思源黑体 CN Normal" w:cs="思源黑体 CN Normal"/>
-                <w:sz w:val="15"/>
-                <w:szCs w:val="15"/>
-              </w:rPr>
-              <w:t>a.bio_category</w:t>
-            </w:r>
-            <w:proofErr w:type="spellEnd"/>
-            <w:r>
-              <w:rPr>
-                <w:rFonts w:ascii="思源黑体 CN Normal" w:eastAsia="思源黑体 CN Normal" w:hAnsi="思源黑体 CN Normal" w:cs="思源黑体 CN Normal"/>
-                <w:sz w:val="15"/>
-                <w:szCs w:val="15"/>
-              </w:rPr>
-              <w:t xml:space="preserve"> == “</w:t>
-            </w:r>
-            <w:proofErr w:type="spellStart"/>
-            <w:proofErr w:type="gramStart"/>
-            <w:r>
-              <w:rPr>
-                <w:rFonts w:ascii="思源黑体 CN Normal" w:eastAsia="思源黑体 CN Normal" w:hAnsi="思源黑体 CN Normal" w:cs="思源黑体 CN Normal"/>
-                <w:sz w:val="15"/>
-                <w:szCs w:val="15"/>
-              </w:rPr>
-              <w:t>Snvindel</w:t>
-            </w:r>
-            <w:proofErr w:type="spellEnd"/>
-            <w:r>
-              <w:rPr>
-                <w:rFonts w:ascii="思源黑体 CN Normal" w:eastAsia="思源黑体 CN Normal" w:hAnsi="思源黑体 CN Normal" w:cs="思源黑体 CN Normal"/>
-                <w:sz w:val="15"/>
-                <w:szCs w:val="15"/>
-              </w:rPr>
-              <w:t>”</w:t>
-            </w:r>
-            <w:r>
-              <w:rPr>
-                <w:rFonts w:ascii="思源黑体 CN Normal" w:eastAsia="思源黑体 CN Normal" w:hAnsi="思源黑体 CN Normal" w:cs="思源黑体 CN Normal"/>
-                <w:sz w:val="15"/>
-                <w:szCs w:val="15"/>
-              </w:rPr>
-              <w:t>%</w:t>
-            </w:r>
-            <w:proofErr w:type="gramEnd"/>
-            <w:r>
-              <w:rPr>
-                <w:rFonts w:ascii="思源黑体 CN Normal" w:eastAsia="思源黑体 CN Normal" w:hAnsi="思源黑体 CN Normal" w:cs="思源黑体 CN Normal"/>
-                <w:sz w:val="15"/>
-                <w:szCs w:val="15"/>
-              </w:rPr>
-              <w:t>}</w:t>
+              <w:t>if a.bio_category and a.bio_category == “Snvindel”</w:t>
+            </w:r>
+            <w:r>
+              <w:rPr>
+                <w:rFonts w:ascii="思源黑体 CN Normal" w:eastAsia="思源黑体 CN Normal" w:hAnsi="思源黑体 CN Normal" w:cs="思源黑体 CN Normal"/>
+                <w:sz w:val="15"/>
+                <w:szCs w:val="15"/>
+              </w:rPr>
+              <w:t>%}</w:t>
             </w:r>
           </w:p>
         </w:tc>
@@ -1951,60 +1509,137 @@
                 <w:sz w:val="15"/>
                 <w:szCs w:val="15"/>
               </w:rPr>
-              <w:t>{{</w:t>
-            </w:r>
-            <w:proofErr w:type="spellStart"/>
-            <w:proofErr w:type="gramStart"/>
-            <w:r>
-              <w:rPr>
-                <w:rFonts w:ascii="思源黑体 CN Normal" w:eastAsia="思源黑体 CN Normal" w:hAnsi="思源黑体 CN Normal" w:cs="思源黑体 CN Normal"/>
+              <w:t>{{a.gene_symbol}}</w:t>
+            </w:r>
+          </w:p>
+        </w:tc>
+        <w:tc>
+          <w:tcPr>
+            <w:tcW w:w="1596" w:type="dxa"/>
+            <w:shd w:val="clear" w:color="auto" w:fill="FFFFFF"/>
+            <w:vAlign w:val="center"/>
+          </w:tcPr>
+          <w:p>
+            <w:pPr>
+              <w:widowControl/>
+              <w:spacing w:line="300" w:lineRule="exact"/>
+              <w:jc w:val="center"/>
+              <w:rPr>
+                <w:rFonts w:ascii="思源黑体 CN Normal" w:eastAsia="思源黑体 CN Normal" w:hAnsi="思源黑体 CN Normal" w:cs="思源黑体 CN Normal" w:hint="eastAsia"/>
+                <w:sz w:val="15"/>
+                <w:szCs w:val="15"/>
+              </w:rPr>
+            </w:pPr>
+            <w:r>
+              <w:rPr>
+                <w:rFonts w:ascii="思源黑体 CN Normal" w:eastAsia="思源黑体 CN Normal" w:hAnsi="思源黑体 CN Normal" w:cs="思源黑体 CN Normal" w:hint="eastAsia"/>
+                <w:sz w:val="15"/>
+                <w:szCs w:val="15"/>
+              </w:rPr>
+              <w:t>{</w:t>
+            </w:r>
+            <w:r>
+              <w:rPr>
+                <w:rFonts w:ascii="思源黑体 CN Normal" w:eastAsia="思源黑体 CN Normal" w:hAnsi="思源黑体 CN Normal" w:cs="思源黑体 CN Normal"/>
+                <w:sz w:val="15"/>
+                <w:szCs w:val="15"/>
+              </w:rPr>
+              <w:t>{a.transcript_primary_xw4205}}</w:t>
+            </w:r>
+          </w:p>
+        </w:tc>
+        <w:tc>
+          <w:tcPr>
+            <w:tcW w:w="2020" w:type="dxa"/>
+            <w:shd w:val="clear" w:color="auto" w:fill="FFFFFF"/>
+            <w:vAlign w:val="center"/>
+          </w:tcPr>
+          <w:p>
+            <w:pPr>
+              <w:widowControl/>
+              <w:spacing w:line="300" w:lineRule="exact"/>
+              <w:jc w:val="center"/>
+              <w:rPr>
+                <w:rFonts w:ascii="思源黑体 CN Normal" w:eastAsia="思源黑体 CN Normal" w:hAnsi="思源黑体 CN Normal" w:cs="思源黑体 CN Normal" w:hint="eastAsia"/>
                 <w:i/>
                 <w:iCs/>
                 <w:sz w:val="15"/>
                 <w:szCs w:val="15"/>
               </w:rPr>
-              <w:t>a.gene</w:t>
-            </w:r>
-            <w:proofErr w:type="gramEnd"/>
-            <w:r>
-              <w:rPr>
-                <w:rFonts w:ascii="思源黑体 CN Normal" w:eastAsia="思源黑体 CN Normal" w:hAnsi="思源黑体 CN Normal" w:cs="思源黑体 CN Normal"/>
+            </w:pPr>
+            <w:r>
+              <w:rPr>
+                <w:rFonts w:ascii="思源黑体 CN Normal" w:eastAsia="思源黑体 CN Normal" w:hAnsi="思源黑体 CN Normal" w:cs="思源黑体 CN Normal" w:hint="eastAsia"/>
+                <w:sz w:val="15"/>
+                <w:szCs w:val="15"/>
+              </w:rPr>
+              <w:t>{</w:t>
+            </w:r>
+            <w:r>
+              <w:rPr>
+                <w:rFonts w:ascii="思源黑体 CN Normal" w:eastAsia="思源黑体 CN Normal" w:hAnsi="思源黑体 CN Normal" w:cs="思源黑体 CN Normal"/>
+                <w:sz w:val="15"/>
+                <w:szCs w:val="15"/>
+              </w:rPr>
+              <w:t>{a.gene_region}}</w:t>
+            </w:r>
+          </w:p>
+        </w:tc>
+        <w:tc>
+          <w:tcPr>
+            <w:tcW w:w="1706" w:type="dxa"/>
+            <w:shd w:val="clear" w:color="auto" w:fill="FFFFFF"/>
+            <w:vAlign w:val="center"/>
+          </w:tcPr>
+          <w:p>
+            <w:pPr>
+              <w:widowControl/>
+              <w:spacing w:line="300" w:lineRule="exact"/>
+              <w:jc w:val="center"/>
+              <w:rPr>
+                <w:rFonts w:ascii="思源黑体 CN Normal" w:eastAsia="思源黑体 CN Normal" w:hAnsi="思源黑体 CN Normal" w:cs="思源黑体 CN Normal" w:hint="eastAsia"/>
                 <w:i/>
                 <w:iCs/>
                 <w:sz w:val="15"/>
                 <w:szCs w:val="15"/>
               </w:rPr>
-              <w:t>_symbol</w:t>
-            </w:r>
-            <w:proofErr w:type="spellEnd"/>
-            <w:r>
-              <w:rPr>
-                <w:rFonts w:ascii="思源黑体 CN Normal" w:eastAsia="思源黑体 CN Normal" w:hAnsi="思源黑体 CN Normal" w:cs="思源黑体 CN Normal"/>
+            </w:pPr>
+            <w:r>
+              <w:rPr>
+                <w:rFonts w:ascii="思源黑体 CN Normal" w:eastAsia="思源黑体 CN Normal" w:hAnsi="思源黑体 CN Normal" w:cs="思源黑体 CN Normal" w:hint="eastAsia"/>
+                <w:sz w:val="15"/>
+                <w:szCs w:val="15"/>
+              </w:rPr>
+              <w:t>{</w:t>
+            </w:r>
+            <w:r>
+              <w:rPr>
+                <w:rFonts w:ascii="思源黑体 CN Normal" w:eastAsia="思源黑体 CN Normal" w:hAnsi="思源黑体 CN Normal" w:cs="思源黑体 CN Normal"/>
+                <w:sz w:val="15"/>
+                <w:szCs w:val="15"/>
+              </w:rPr>
+              <w:t>{a.hgvs_c}}</w:t>
+            </w:r>
+          </w:p>
+        </w:tc>
+        <w:tc>
+          <w:tcPr>
+            <w:tcW w:w="1701" w:type="dxa"/>
+            <w:shd w:val="clear" w:color="auto" w:fill="FFFFFF"/>
+            <w:vAlign w:val="center"/>
+          </w:tcPr>
+          <w:p>
+            <w:pPr>
+              <w:widowControl/>
+              <w:spacing w:line="300" w:lineRule="exact"/>
+              <w:jc w:val="center"/>
+              <w:rPr>
+                <w:rFonts w:ascii="思源黑体 CN Normal" w:eastAsia="思源黑体 CN Normal" w:hAnsi="思源黑体 CN Normal" w:cs="思源黑体 CN Normal" w:hint="eastAsia"/>
                 <w:i/>
                 <w:iCs/>
                 <w:sz w:val="15"/>
                 <w:szCs w:val="15"/>
               </w:rPr>
-              <w:t>}}</w:t>
-            </w:r>
-          </w:p>
-        </w:tc>
-        <w:tc>
-          <w:tcPr>
-            <w:tcW w:w="1596" w:type="dxa"/>
-            <w:shd w:val="clear" w:color="auto" w:fill="FFFFFF"/>
-            <w:vAlign w:val="center"/>
-          </w:tcPr>
-          <w:p>
-            <w:pPr>
-              <w:widowControl/>
-              <w:spacing w:line="300" w:lineRule="exact"/>
-              <w:jc w:val="center"/>
-              <w:rPr>
-                <w:rFonts w:ascii="思源黑体 CN Normal" w:eastAsia="思源黑体 CN Normal" w:hAnsi="思源黑体 CN Normal" w:cs="思源黑体 CN Normal" w:hint="eastAsia"/>
-                <w:sz w:val="15"/>
-                <w:szCs w:val="15"/>
-              </w:rPr>
             </w:pPr>
             <w:r>
               <w:rPr>
@@ -2020,211 +1655,7 @@
                 <w:sz w:val="15"/>
                 <w:szCs w:val="15"/>
               </w:rPr>
-              <w:t>{</w:t>
-            </w:r>
-            <w:proofErr w:type="gramStart"/>
-            <w:r>
-              <w:rPr>
-                <w:rFonts w:ascii="思源黑体 CN Normal" w:eastAsia="思源黑体 CN Normal" w:hAnsi="思源黑体 CN Normal" w:cs="思源黑体 CN Normal"/>
-                <w:sz w:val="15"/>
-                <w:szCs w:val="15"/>
-              </w:rPr>
-              <w:t>a.transcript</w:t>
-            </w:r>
-            <w:proofErr w:type="gramEnd"/>
-            <w:r>
-              <w:rPr>
-                <w:rFonts w:ascii="思源黑体 CN Normal" w:eastAsia="思源黑体 CN Normal" w:hAnsi="思源黑体 CN Normal" w:cs="思源黑体 CN Normal"/>
-                <w:sz w:val="15"/>
-                <w:szCs w:val="15"/>
-              </w:rPr>
-              <w:t>_primary_xw4205}}</w:t>
-            </w:r>
-          </w:p>
-        </w:tc>
-        <w:tc>
-          <w:tcPr>
-            <w:tcW w:w="2020" w:type="dxa"/>
-            <w:shd w:val="clear" w:color="auto" w:fill="FFFFFF"/>
-            <w:vAlign w:val="center"/>
-          </w:tcPr>
-          <w:p>
-            <w:pPr>
-              <w:widowControl/>
-              <w:spacing w:line="300" w:lineRule="exact"/>
-              <w:jc w:val="center"/>
-              <w:rPr>
-                <w:rFonts w:ascii="思源黑体 CN Normal" w:eastAsia="思源黑体 CN Normal" w:hAnsi="思源黑体 CN Normal" w:cs="思源黑体 CN Normal" w:hint="eastAsia"/>
-                <w:i/>
-                <w:iCs/>
-                <w:sz w:val="15"/>
-                <w:szCs w:val="15"/>
-              </w:rPr>
-            </w:pPr>
-            <w:r>
-              <w:rPr>
-                <w:rFonts w:ascii="思源黑体 CN Normal" w:eastAsia="思源黑体 CN Normal" w:hAnsi="思源黑体 CN Normal" w:cs="思源黑体 CN Normal" w:hint="eastAsia"/>
-                <w:sz w:val="15"/>
-                <w:szCs w:val="15"/>
-              </w:rPr>
-              <w:t>{</w:t>
-            </w:r>
-            <w:r>
-              <w:rPr>
-                <w:rFonts w:ascii="思源黑体 CN Normal" w:eastAsia="思源黑体 CN Normal" w:hAnsi="思源黑体 CN Normal" w:cs="思源黑体 CN Normal"/>
-                <w:sz w:val="15"/>
-                <w:szCs w:val="15"/>
-              </w:rPr>
-              <w:t>{</w:t>
-            </w:r>
-            <w:proofErr w:type="spellStart"/>
-            <w:proofErr w:type="gramStart"/>
-            <w:r>
-              <w:rPr>
-                <w:rFonts w:ascii="思源黑体 CN Normal" w:eastAsia="思源黑体 CN Normal" w:hAnsi="思源黑体 CN Normal" w:cs="思源黑体 CN Normal"/>
-                <w:sz w:val="15"/>
-                <w:szCs w:val="15"/>
-              </w:rPr>
-              <w:t>a.gene</w:t>
-            </w:r>
-            <w:proofErr w:type="gramEnd"/>
-            <w:r>
-              <w:rPr>
-                <w:rFonts w:ascii="思源黑体 CN Normal" w:eastAsia="思源黑体 CN Normal" w:hAnsi="思源黑体 CN Normal" w:cs="思源黑体 CN Normal"/>
-                <w:sz w:val="15"/>
-                <w:szCs w:val="15"/>
-              </w:rPr>
-              <w:t>_region</w:t>
-            </w:r>
-            <w:proofErr w:type="spellEnd"/>
-            <w:r>
-              <w:rPr>
-                <w:rFonts w:ascii="思源黑体 CN Normal" w:eastAsia="思源黑体 CN Normal" w:hAnsi="思源黑体 CN Normal" w:cs="思源黑体 CN Normal"/>
-                <w:sz w:val="15"/>
-                <w:szCs w:val="15"/>
-              </w:rPr>
-              <w:t>}}</w:t>
-            </w:r>
-          </w:p>
-        </w:tc>
-        <w:tc>
-          <w:tcPr>
-            <w:tcW w:w="1706" w:type="dxa"/>
-            <w:shd w:val="clear" w:color="auto" w:fill="FFFFFF"/>
-            <w:vAlign w:val="center"/>
-          </w:tcPr>
-          <w:p>
-            <w:pPr>
-              <w:widowControl/>
-              <w:spacing w:line="300" w:lineRule="exact"/>
-              <w:jc w:val="center"/>
-              <w:rPr>
-                <w:rFonts w:ascii="思源黑体 CN Normal" w:eastAsia="思源黑体 CN Normal" w:hAnsi="思源黑体 CN Normal" w:cs="思源黑体 CN Normal" w:hint="eastAsia"/>
-                <w:i/>
-                <w:iCs/>
-                <w:sz w:val="15"/>
-                <w:szCs w:val="15"/>
-              </w:rPr>
-            </w:pPr>
-            <w:r>
-              <w:rPr>
-                <w:rFonts w:ascii="思源黑体 CN Normal" w:eastAsia="思源黑体 CN Normal" w:hAnsi="思源黑体 CN Normal" w:cs="思源黑体 CN Normal" w:hint="eastAsia"/>
-                <w:sz w:val="15"/>
-                <w:szCs w:val="15"/>
-              </w:rPr>
-              <w:t>{</w:t>
-            </w:r>
-            <w:r>
-              <w:rPr>
-                <w:rFonts w:ascii="思源黑体 CN Normal" w:eastAsia="思源黑体 CN Normal" w:hAnsi="思源黑体 CN Normal" w:cs="思源黑体 CN Normal"/>
-                <w:sz w:val="15"/>
-                <w:szCs w:val="15"/>
-              </w:rPr>
-              <w:t>{</w:t>
-            </w:r>
-            <w:proofErr w:type="spellStart"/>
-            <w:proofErr w:type="gramStart"/>
-            <w:r>
-              <w:rPr>
-                <w:rFonts w:ascii="思源黑体 CN Normal" w:eastAsia="思源黑体 CN Normal" w:hAnsi="思源黑体 CN Normal" w:cs="思源黑体 CN Normal"/>
-                <w:sz w:val="15"/>
-                <w:szCs w:val="15"/>
-              </w:rPr>
-              <w:t>a.hgvs</w:t>
-            </w:r>
-            <w:proofErr w:type="gramEnd"/>
-            <w:r>
-              <w:rPr>
-                <w:rFonts w:ascii="思源黑体 CN Normal" w:eastAsia="思源黑体 CN Normal" w:hAnsi="思源黑体 CN Normal" w:cs="思源黑体 CN Normal"/>
-                <w:sz w:val="15"/>
-                <w:szCs w:val="15"/>
-              </w:rPr>
-              <w:t>_c</w:t>
-            </w:r>
-            <w:proofErr w:type="spellEnd"/>
-            <w:r>
-              <w:rPr>
-                <w:rFonts w:ascii="思源黑体 CN Normal" w:eastAsia="思源黑体 CN Normal" w:hAnsi="思源黑体 CN Normal" w:cs="思源黑体 CN Normal"/>
-                <w:sz w:val="15"/>
-                <w:szCs w:val="15"/>
-              </w:rPr>
-              <w:t>}}</w:t>
-            </w:r>
-          </w:p>
-        </w:tc>
-        <w:tc>
-          <w:tcPr>
-            <w:tcW w:w="1701" w:type="dxa"/>
-            <w:shd w:val="clear" w:color="auto" w:fill="FFFFFF"/>
-            <w:vAlign w:val="center"/>
-          </w:tcPr>
-          <w:p>
-            <w:pPr>
-              <w:widowControl/>
-              <w:spacing w:line="300" w:lineRule="exact"/>
-              <w:jc w:val="center"/>
-              <w:rPr>
-                <w:rFonts w:ascii="思源黑体 CN Normal" w:eastAsia="思源黑体 CN Normal" w:hAnsi="思源黑体 CN Normal" w:cs="思源黑体 CN Normal" w:hint="eastAsia"/>
-                <w:i/>
-                <w:iCs/>
-                <w:sz w:val="15"/>
-                <w:szCs w:val="15"/>
-              </w:rPr>
-            </w:pPr>
-            <w:r>
-              <w:rPr>
-                <w:rFonts w:ascii="思源黑体 CN Normal" w:eastAsia="思源黑体 CN Normal" w:hAnsi="思源黑体 CN Normal" w:cs="思源黑体 CN Normal" w:hint="eastAsia"/>
-                <w:sz w:val="15"/>
-                <w:szCs w:val="15"/>
-              </w:rPr>
-              <w:t>{</w:t>
-            </w:r>
-            <w:r>
-              <w:rPr>
-                <w:rFonts w:ascii="思源黑体 CN Normal" w:eastAsia="思源黑体 CN Normal" w:hAnsi="思源黑体 CN Normal" w:cs="思源黑体 CN Normal"/>
-                <w:sz w:val="15"/>
-                <w:szCs w:val="15"/>
-              </w:rPr>
-              <w:t>{</w:t>
-            </w:r>
-            <w:proofErr w:type="spellStart"/>
-            <w:proofErr w:type="gramStart"/>
-            <w:r>
-              <w:rPr>
-                <w:rFonts w:ascii="思源黑体 CN Normal" w:eastAsia="思源黑体 CN Normal" w:hAnsi="思源黑体 CN Normal" w:cs="思源黑体 CN Normal"/>
-                <w:sz w:val="15"/>
-                <w:szCs w:val="15"/>
-              </w:rPr>
-              <w:t>a.hgvs</w:t>
-            </w:r>
-            <w:proofErr w:type="gramEnd"/>
-            <w:r>
-              <w:rPr>
-                <w:rFonts w:ascii="思源黑体 CN Normal" w:eastAsia="思源黑体 CN Normal" w:hAnsi="思源黑体 CN Normal" w:cs="思源黑体 CN Normal"/>
-                <w:sz w:val="15"/>
-                <w:szCs w:val="15"/>
-              </w:rPr>
-              <w:t>_p</w:t>
+              <w:t>{a.hgvs_p</w:t>
             </w:r>
             <w:r>
               <w:rPr>
@@ -2234,7 +1665,6 @@
               </w:rPr>
               <w:t>_ZJZL</w:t>
             </w:r>
-            <w:proofErr w:type="spellEnd"/>
             <w:r>
               <w:rPr>
                 <w:rFonts w:ascii="思源黑体 CN Normal" w:eastAsia="思源黑体 CN Normal" w:hAnsi="思源黑体 CN Normal" w:cs="思源黑体 CN Normal"/>
@@ -2276,35 +1706,7 @@
                 <w:sz w:val="15"/>
                 <w:szCs w:val="15"/>
               </w:rPr>
-              <w:t xml:space="preserve">%p if </w:t>
-            </w:r>
-            <w:proofErr w:type="spellStart"/>
-            <w:proofErr w:type="gramStart"/>
-            <w:r>
-              <w:rPr>
-                <w:rFonts w:ascii="思源黑体 CN Normal" w:eastAsia="思源黑体 CN Normal" w:hAnsi="思源黑体 CN Normal" w:cs="思源黑体 CN Normal"/>
-                <w:sz w:val="15"/>
-                <w:szCs w:val="15"/>
-              </w:rPr>
-              <w:t>a.freq</w:t>
-            </w:r>
-            <w:proofErr w:type="gramEnd"/>
-            <w:r>
-              <w:rPr>
-                <w:rFonts w:ascii="思源黑体 CN Normal" w:eastAsia="思源黑体 CN Normal" w:hAnsi="思源黑体 CN Normal" w:cs="思源黑体 CN Normal"/>
-                <w:sz w:val="15"/>
-                <w:szCs w:val="15"/>
-              </w:rPr>
-              <w:t>_str</w:t>
-            </w:r>
-            <w:proofErr w:type="spellEnd"/>
-            <w:r>
-              <w:rPr>
-                <w:rFonts w:ascii="思源黑体 CN Normal" w:eastAsia="思源黑体 CN Normal" w:hAnsi="思源黑体 CN Normal" w:cs="思源黑体 CN Normal"/>
-                <w:sz w:val="15"/>
-                <w:szCs w:val="15"/>
-              </w:rPr>
-              <w:t>%}</w:t>
+              <w:t>%p if a.freq_str%}</w:t>
             </w:r>
           </w:p>
           <w:p>
@@ -2332,91 +1734,7 @@
                 <w:sz w:val="15"/>
                 <w:szCs w:val="15"/>
               </w:rPr>
-              <w:t>{</w:t>
-            </w:r>
-            <w:proofErr w:type="spellStart"/>
-            <w:proofErr w:type="gramStart"/>
-            <w:r>
-              <w:rPr>
-                <w:rFonts w:ascii="思源黑体 CN Normal" w:eastAsia="思源黑体 CN Normal" w:hAnsi="思源黑体 CN Normal" w:cs="思源黑体 CN Normal"/>
-                <w:sz w:val="15"/>
-                <w:szCs w:val="15"/>
-              </w:rPr>
-              <w:t>a.freq</w:t>
-            </w:r>
-            <w:proofErr w:type="gramEnd"/>
-            <w:r>
-              <w:rPr>
-                <w:rFonts w:ascii="思源黑体 CN Normal" w:eastAsia="思源黑体 CN Normal" w:hAnsi="思源黑体 CN Normal" w:cs="思源黑体 CN Normal"/>
-                <w:sz w:val="15"/>
-                <w:szCs w:val="15"/>
-              </w:rPr>
-              <w:t>_str</w:t>
-            </w:r>
-            <w:proofErr w:type="spellEnd"/>
-            <w:proofErr w:type="gramStart"/>
-            <w:r>
-              <w:rPr>
-                <w:rFonts w:ascii="思源黑体 CN Normal" w:eastAsia="思源黑体 CN Normal" w:hAnsi="思源黑体 CN Normal" w:cs="思源黑体 CN Normal"/>
-                <w:sz w:val="15"/>
-                <w:szCs w:val="15"/>
-              </w:rPr>
-              <w:t>}}(</w:t>
-            </w:r>
-            <w:proofErr w:type="gramEnd"/>
-            <w:r>
-              <w:rPr>
-                <w:rFonts w:ascii="思源黑体 CN Normal" w:eastAsia="思源黑体 CN Normal" w:hAnsi="思源黑体 CN Normal" w:cs="思源黑体 CN Normal"/>
-                <w:sz w:val="15"/>
-                <w:szCs w:val="15"/>
-              </w:rPr>
-              <w:t>{{</w:t>
-            </w:r>
-            <w:proofErr w:type="spellStart"/>
-            <w:r>
-              <w:rPr>
-                <w:rFonts w:ascii="思源黑体 CN Normal" w:eastAsia="思源黑体 CN Normal" w:hAnsi="思源黑体 CN Normal" w:cs="思源黑体 CN Normal"/>
-                <w:sz w:val="15"/>
-                <w:szCs w:val="15"/>
-              </w:rPr>
-              <w:t>a.var_ss</w:t>
-            </w:r>
-            <w:proofErr w:type="spellEnd"/>
-            <w:r>
-              <w:rPr>
-                <w:rFonts w:ascii="思源黑体 CN Normal" w:eastAsia="思源黑体 CN Normal" w:hAnsi="思源黑体 CN Normal" w:cs="思源黑体 CN Normal"/>
-                <w:sz w:val="15"/>
-                <w:szCs w:val="15"/>
-              </w:rPr>
-              <w:t>}}/{{</w:t>
-            </w:r>
-            <w:proofErr w:type="spellStart"/>
-            <w:proofErr w:type="gramStart"/>
-            <w:r>
-              <w:rPr>
-                <w:rFonts w:ascii="思源黑体 CN Normal" w:eastAsia="思源黑体 CN Normal" w:hAnsi="思源黑体 CN Normal" w:cs="思源黑体 CN Normal"/>
-                <w:sz w:val="15"/>
-                <w:szCs w:val="15"/>
-              </w:rPr>
-              <w:t>a.depth</w:t>
-            </w:r>
-            <w:proofErr w:type="gramEnd"/>
-            <w:r>
-              <w:rPr>
-                <w:rFonts w:ascii="思源黑体 CN Normal" w:eastAsia="思源黑体 CN Normal" w:hAnsi="思源黑体 CN Normal" w:cs="思源黑体 CN Normal"/>
-                <w:sz w:val="15"/>
-                <w:szCs w:val="15"/>
-              </w:rPr>
-              <w:t>_ss</w:t>
-            </w:r>
-            <w:proofErr w:type="spellEnd"/>
-            <w:r>
-              <w:rPr>
-                <w:rFonts w:ascii="思源黑体 CN Normal" w:eastAsia="思源黑体 CN Normal" w:hAnsi="思源黑体 CN Normal" w:cs="思源黑体 CN Normal"/>
-                <w:sz w:val="15"/>
-                <w:szCs w:val="15"/>
-              </w:rPr>
-              <w:t>}})</w:t>
+              <w:t>{a.freq_str}}({{a.var_ss}}/{{a.depth_ss}})</w:t>
             </w:r>
           </w:p>
           <w:p>
@@ -2537,89 +1855,7 @@
                 <w:sz w:val="15"/>
                 <w:szCs w:val="15"/>
               </w:rPr>
-              <w:t xml:space="preserve">%tr </w:t>
-            </w:r>
-            <w:proofErr w:type="spellStart"/>
-            <w:r>
-              <w:rPr>
-                <w:rFonts w:ascii="思源黑体 CN Normal" w:eastAsia="思源黑体 CN Normal" w:hAnsi="思源黑体 CN Normal" w:cs="思源黑体 CN Normal"/>
-                <w:sz w:val="15"/>
-                <w:szCs w:val="15"/>
-              </w:rPr>
-              <w:t>elif</w:t>
-            </w:r>
-            <w:proofErr w:type="spellEnd"/>
-            <w:r>
-              <w:rPr>
-                <w:rFonts w:ascii="思源黑体 CN Normal" w:eastAsia="思源黑体 CN Normal" w:hAnsi="思源黑体 CN Normal" w:cs="思源黑体 CN Normal"/>
-                <w:sz w:val="15"/>
-                <w:szCs w:val="15"/>
-              </w:rPr>
-              <w:t xml:space="preserve"> </w:t>
-            </w:r>
-            <w:proofErr w:type="spellStart"/>
-            <w:r>
-              <w:rPr>
-                <w:rFonts w:ascii="思源黑体 CN Normal" w:eastAsia="思源黑体 CN Normal" w:hAnsi="思源黑体 CN Normal" w:cs="思源黑体 CN Normal"/>
-                <w:sz w:val="15"/>
-                <w:szCs w:val="15"/>
-              </w:rPr>
-              <w:t>a.bio_category</w:t>
-            </w:r>
-            <w:proofErr w:type="spellEnd"/>
-            <w:r>
-              <w:rPr>
-                <w:rFonts w:ascii="思源黑体 CN Normal" w:eastAsia="思源黑体 CN Normal" w:hAnsi="思源黑体 CN Normal" w:cs="思源黑体 CN Normal"/>
-                <w:sz w:val="15"/>
-                <w:szCs w:val="15"/>
-              </w:rPr>
-              <w:t xml:space="preserve"> and </w:t>
-            </w:r>
-            <w:proofErr w:type="spellStart"/>
-            <w:r>
-              <w:rPr>
-                <w:rFonts w:ascii="思源黑体 CN Normal" w:eastAsia="思源黑体 CN Normal" w:hAnsi="思源黑体 CN Normal" w:cs="思源黑体 CN Normal"/>
-                <w:sz w:val="15"/>
-                <w:szCs w:val="15"/>
-              </w:rPr>
-              <w:t>a.bio_category</w:t>
-            </w:r>
-            <w:proofErr w:type="spellEnd"/>
-            <w:r>
-              <w:rPr>
-                <w:rFonts w:ascii="思源黑体 CN Normal" w:eastAsia="思源黑体 CN Normal" w:hAnsi="思源黑体 CN Normal" w:cs="思源黑体 CN Normal"/>
-                <w:sz w:val="15"/>
-                <w:szCs w:val="15"/>
-              </w:rPr>
-              <w:t xml:space="preserve"> == “</w:t>
-            </w:r>
-            <w:proofErr w:type="spellStart"/>
-            <w:proofErr w:type="gramStart"/>
-            <w:r>
-              <w:rPr>
-                <w:rFonts w:ascii="思源黑体 CN Normal" w:eastAsia="思源黑体 CN Normal" w:hAnsi="思源黑体 CN Normal" w:cs="思源黑体 CN Normal"/>
-                <w:sz w:val="15"/>
-                <w:szCs w:val="15"/>
-              </w:rPr>
-              <w:t>Cnv</w:t>
-            </w:r>
-            <w:proofErr w:type="spellEnd"/>
-            <w:r>
-              <w:rPr>
-                <w:rFonts w:ascii="思源黑体 CN Normal" w:eastAsia="思源黑体 CN Normal" w:hAnsi="思源黑体 CN Normal" w:cs="思源黑体 CN Normal"/>
-                <w:sz w:val="15"/>
-                <w:szCs w:val="15"/>
-              </w:rPr>
-              <w:t>”%</w:t>
-            </w:r>
-            <w:proofErr w:type="gramEnd"/>
-            <w:r>
-              <w:rPr>
-                <w:rFonts w:ascii="思源黑体 CN Normal" w:eastAsia="思源黑体 CN Normal" w:hAnsi="思源黑体 CN Normal" w:cs="思源黑体 CN Normal"/>
-                <w:sz w:val="15"/>
-                <w:szCs w:val="15"/>
-              </w:rPr>
-              <w:t>}</w:t>
+              <w:t>%tr elif a.bio_category and a.bio_category == “Cnv”%}</w:t>
             </w:r>
           </w:p>
         </w:tc>
@@ -2657,41 +1893,7 @@
                 <w:sz w:val="15"/>
                 <w:szCs w:val="15"/>
               </w:rPr>
-              <w:t>{{</w:t>
-            </w:r>
-            <w:proofErr w:type="spellStart"/>
-            <w:proofErr w:type="gramStart"/>
-            <w:r>
-              <w:rPr>
-                <w:rFonts w:ascii="思源黑体 CN Normal" w:eastAsia="思源黑体 CN Normal" w:hAnsi="思源黑体 CN Normal" w:cs="思源黑体 CN Normal"/>
-                <w:i/>
-                <w:iCs/>
-                <w:sz w:val="15"/>
-                <w:szCs w:val="15"/>
-              </w:rPr>
-              <w:t>a.gene</w:t>
-            </w:r>
-            <w:proofErr w:type="gramEnd"/>
-            <w:r>
-              <w:rPr>
-                <w:rFonts w:ascii="思源黑体 CN Normal" w:eastAsia="思源黑体 CN Normal" w:hAnsi="思源黑体 CN Normal" w:cs="思源黑体 CN Normal"/>
-                <w:i/>
-                <w:iCs/>
-                <w:sz w:val="15"/>
-                <w:szCs w:val="15"/>
-              </w:rPr>
-              <w:t>_symbol</w:t>
-            </w:r>
-            <w:proofErr w:type="spellEnd"/>
-            <w:r>
-              <w:rPr>
-                <w:rFonts w:ascii="思源黑体 CN Normal" w:eastAsia="思源黑体 CN Normal" w:hAnsi="思源黑体 CN Normal" w:cs="思源黑体 CN Normal"/>
-                <w:i/>
-                <w:iCs/>
-                <w:sz w:val="15"/>
-                <w:szCs w:val="15"/>
-              </w:rPr>
-              <w:t>}}</w:t>
+              <w:t>{{a.gene_symbol}}</w:t>
             </w:r>
           </w:p>
         </w:tc>
@@ -2726,25 +1928,7 @@
                 <w:sz w:val="15"/>
                 <w:szCs w:val="15"/>
               </w:rPr>
-              <w:t>{</w:t>
-            </w:r>
-            <w:proofErr w:type="gramStart"/>
-            <w:r>
-              <w:rPr>
-                <w:rFonts w:ascii="思源黑体 CN Normal" w:eastAsia="思源黑体 CN Normal" w:hAnsi="思源黑体 CN Normal" w:cs="思源黑体 CN Normal"/>
-                <w:sz w:val="15"/>
-                <w:szCs w:val="15"/>
-              </w:rPr>
-              <w:t>a.transcript</w:t>
-            </w:r>
-            <w:proofErr w:type="gramEnd"/>
-            <w:r>
-              <w:rPr>
-                <w:rFonts w:ascii="思源黑体 CN Normal" w:eastAsia="思源黑体 CN Normal" w:hAnsi="思源黑体 CN Normal" w:cs="思源黑体 CN Normal"/>
-                <w:sz w:val="15"/>
-                <w:szCs w:val="15"/>
-              </w:rPr>
-              <w:t>_primary_xw4205}}</w:t>
+              <w:t>{a.transcript_primary_xw4205}}</w:t>
             </w:r>
           </w:p>
         </w:tc>
@@ -2809,25 +1993,7 @@
                 <w:sz w:val="15"/>
                 <w:szCs w:val="15"/>
               </w:rPr>
-              <w:t>{{</w:t>
-            </w:r>
-            <w:proofErr w:type="spellStart"/>
-            <w:r>
-              <w:rPr>
-                <w:rFonts w:ascii="思源黑体 CN Normal" w:eastAsia="思源黑体 CN Normal" w:hAnsi="思源黑体 CN Normal" w:cs="思源黑体 CN Normal"/>
-                <w:sz w:val="15"/>
-                <w:szCs w:val="15"/>
-              </w:rPr>
-              <w:t>a.cn_mean</w:t>
-            </w:r>
-            <w:proofErr w:type="spellEnd"/>
-            <w:r>
-              <w:rPr>
-                <w:rFonts w:ascii="思源黑体 CN Normal" w:eastAsia="思源黑体 CN Normal" w:hAnsi="思源黑体 CN Normal" w:cs="思源黑体 CN Normal"/>
-                <w:sz w:val="15"/>
-                <w:szCs w:val="15"/>
-              </w:rPr>
-              <w:t>}}</w:t>
+              <w:t>{{a.cn_mean}}</w:t>
             </w:r>
           </w:p>
         </w:tc>
@@ -2910,41 +2076,7 @@
                 <w:sz w:val="15"/>
                 <w:szCs w:val="15"/>
               </w:rPr>
-              <w:t>{{</w:t>
-            </w:r>
-            <w:proofErr w:type="spellStart"/>
-            <w:proofErr w:type="gramStart"/>
-            <w:r>
-              <w:rPr>
-                <w:rFonts w:ascii="思源黑体 CN Normal" w:eastAsia="思源黑体 CN Normal" w:hAnsi="思源黑体 CN Normal" w:cs="思源黑体 CN Normal"/>
-                <w:i/>
-                <w:iCs/>
-                <w:sz w:val="15"/>
-                <w:szCs w:val="15"/>
-              </w:rPr>
-              <w:t>a.gene</w:t>
-            </w:r>
-            <w:proofErr w:type="gramEnd"/>
-            <w:r>
-              <w:rPr>
-                <w:rFonts w:ascii="思源黑体 CN Normal" w:eastAsia="思源黑体 CN Normal" w:hAnsi="思源黑体 CN Normal" w:cs="思源黑体 CN Normal"/>
-                <w:i/>
-                <w:iCs/>
-                <w:sz w:val="15"/>
-                <w:szCs w:val="15"/>
-              </w:rPr>
-              <w:t>_symbol</w:t>
-            </w:r>
-            <w:proofErr w:type="spellEnd"/>
-            <w:r>
-              <w:rPr>
-                <w:rFonts w:ascii="思源黑体 CN Normal" w:eastAsia="思源黑体 CN Normal" w:hAnsi="思源黑体 CN Normal" w:cs="思源黑体 CN Normal"/>
-                <w:i/>
-                <w:iCs/>
-                <w:sz w:val="15"/>
-                <w:szCs w:val="15"/>
-              </w:rPr>
-              <w:t>}}</w:t>
+              <w:t>{{a.gene_symbol}}</w:t>
             </w:r>
           </w:p>
         </w:tc>
@@ -2979,25 +2111,7 @@
                 <w:sz w:val="15"/>
                 <w:szCs w:val="15"/>
               </w:rPr>
-              <w:t>{</w:t>
-            </w:r>
-            <w:proofErr w:type="gramStart"/>
-            <w:r>
-              <w:rPr>
-                <w:rFonts w:ascii="思源黑体 CN Normal" w:eastAsia="思源黑体 CN Normal" w:hAnsi="思源黑体 CN Normal" w:cs="思源黑体 CN Normal"/>
-                <w:sz w:val="15"/>
-                <w:szCs w:val="15"/>
-              </w:rPr>
-              <w:t>a.transcript</w:t>
-            </w:r>
-            <w:proofErr w:type="gramEnd"/>
-            <w:r>
-              <w:rPr>
-                <w:rFonts w:ascii="思源黑体 CN Normal" w:eastAsia="思源黑体 CN Normal" w:hAnsi="思源黑体 CN Normal" w:cs="思源黑体 CN Normal"/>
-                <w:sz w:val="15"/>
-                <w:szCs w:val="15"/>
-              </w:rPr>
-              <w:t>_primary_xw4205}}</w:t>
+              <w:t>{a.transcript_primary_xw4205}}</w:t>
             </w:r>
           </w:p>
         </w:tc>
@@ -3195,27 +2309,7 @@
                 <w:sz w:val="18"/>
                 <w:szCs w:val="18"/>
               </w:rPr>
-              <w:t xml:space="preserve">%tr </w:t>
-            </w:r>
-            <w:proofErr w:type="spellStart"/>
-            <w:r>
-              <w:rPr>
-                <w:rFonts w:ascii="思源黑体 CN Normal" w:eastAsia="思源黑体 CN Normal" w:hAnsi="思源黑体 CN Normal" w:cs="思源黑体 CN Normal"/>
-                <w:color w:val="000000"/>
-                <w:sz w:val="18"/>
-                <w:szCs w:val="18"/>
-              </w:rPr>
-              <w:t>endfor</w:t>
-            </w:r>
-            <w:proofErr w:type="spellEnd"/>
-            <w:r>
-              <w:rPr>
-                <w:rFonts w:ascii="思源黑体 CN Normal" w:eastAsia="思源黑体 CN Normal" w:hAnsi="思源黑体 CN Normal" w:cs="思源黑体 CN Normal"/>
-                <w:color w:val="000000"/>
-                <w:sz w:val="18"/>
-                <w:szCs w:val="18"/>
-              </w:rPr>
-              <w:t>%}</w:t>
+              <w:t>%tr endfor%}</w:t>
             </w:r>
           </w:p>
         </w:tc>
@@ -3326,7 +2420,6 @@
               </w:rPr>
               <w:t>(</w:t>
             </w:r>
-            <w:proofErr w:type="spellStart"/>
             <w:r>
               <w:rPr>
                 <w:rFonts w:ascii="思源黑体 CN Normal" w:eastAsia="思源黑体 CN Normal" w:hAnsi="思源黑体 CN Normal" w:cs="思源黑体 CN Normal"/>
@@ -3334,9 +2427,8 @@
                 <w:sz w:val="18"/>
                 <w:szCs w:val="18"/>
               </w:rPr>
-              <w:t>var.var_</w:t>
-            </w:r>
-            <w:proofErr w:type="gramStart"/>
+              <w:t>var.var_somatic.level_I + var.var_somatic.level_II + var.var_somatic.level_onco_nodrug</w:t>
+            </w:r>
             <w:r>
               <w:rPr>
                 <w:rFonts w:ascii="思源黑体 CN Normal" w:eastAsia="思源黑体 CN Normal" w:hAnsi="思源黑体 CN Normal" w:cs="思源黑体 CN Normal"/>
@@ -3344,9 +2436,8 @@
                 <w:sz w:val="18"/>
                 <w:szCs w:val="18"/>
               </w:rPr>
-              <w:t>somatic.level</w:t>
-            </w:r>
-            <w:proofErr w:type="gramEnd"/>
+              <w:t xml:space="preserve"> + </w:t>
+            </w:r>
             <w:r>
               <w:rPr>
                 <w:rFonts w:ascii="思源黑体 CN Normal" w:eastAsia="思源黑体 CN Normal" w:hAnsi="思源黑体 CN Normal" w:cs="思源黑体 CN Normal"/>
@@ -3354,9 +2445,8 @@
                 <w:sz w:val="18"/>
                 <w:szCs w:val="18"/>
               </w:rPr>
-              <w:t>_I</w:t>
-            </w:r>
-            <w:proofErr w:type="spellEnd"/>
+              <w:t>var.var_somatic.level_</w:t>
+            </w:r>
             <w:r>
               <w:rPr>
                 <w:rFonts w:ascii="思源黑体 CN Normal" w:eastAsia="思源黑体 CN Normal" w:hAnsi="思源黑体 CN Normal" w:cs="思源黑体 CN Normal"/>
@@ -3364,128 +2454,8 @@
                 <w:sz w:val="18"/>
                 <w:szCs w:val="18"/>
               </w:rPr>
-              <w:t xml:space="preserve"> + </w:t>
-            </w:r>
-            <w:proofErr w:type="spellStart"/>
-            <w:r>
-              <w:rPr>
-                <w:rFonts w:ascii="思源黑体 CN Normal" w:eastAsia="思源黑体 CN Normal" w:hAnsi="思源黑体 CN Normal" w:cs="思源黑体 CN Normal"/>
-                <w:color w:val="000000"/>
-                <w:sz w:val="18"/>
-                <w:szCs w:val="18"/>
-              </w:rPr>
-              <w:t>var.var_</w:t>
-            </w:r>
-            <w:proofErr w:type="gramStart"/>
-            <w:r>
-              <w:rPr>
-                <w:rFonts w:ascii="思源黑体 CN Normal" w:eastAsia="思源黑体 CN Normal" w:hAnsi="思源黑体 CN Normal" w:cs="思源黑体 CN Normal"/>
-                <w:color w:val="000000"/>
-                <w:sz w:val="18"/>
-                <w:szCs w:val="18"/>
-              </w:rPr>
-              <w:t>somatic.level</w:t>
-            </w:r>
-            <w:proofErr w:type="gramEnd"/>
-            <w:r>
-              <w:rPr>
-                <w:rFonts w:ascii="思源黑体 CN Normal" w:eastAsia="思源黑体 CN Normal" w:hAnsi="思源黑体 CN Normal" w:cs="思源黑体 CN Normal"/>
-                <w:color w:val="000000"/>
-                <w:sz w:val="18"/>
-                <w:szCs w:val="18"/>
-              </w:rPr>
-              <w:t>_II</w:t>
-            </w:r>
-            <w:proofErr w:type="spellEnd"/>
-            <w:r>
-              <w:rPr>
-                <w:rFonts w:ascii="思源黑体 CN Normal" w:eastAsia="思源黑体 CN Normal" w:hAnsi="思源黑体 CN Normal" w:cs="思源黑体 CN Normal"/>
-                <w:color w:val="000000"/>
-                <w:sz w:val="18"/>
-                <w:szCs w:val="18"/>
-              </w:rPr>
-              <w:t xml:space="preserve"> + </w:t>
-            </w:r>
-            <w:proofErr w:type="spellStart"/>
-            <w:r>
-              <w:rPr>
-                <w:rFonts w:ascii="思源黑体 CN Normal" w:eastAsia="思源黑体 CN Normal" w:hAnsi="思源黑体 CN Normal" w:cs="思源黑体 CN Normal"/>
-                <w:color w:val="000000"/>
-                <w:sz w:val="18"/>
-                <w:szCs w:val="18"/>
-              </w:rPr>
-              <w:t>var.var_</w:t>
-            </w:r>
-            <w:proofErr w:type="gramStart"/>
-            <w:r>
-              <w:rPr>
-                <w:rFonts w:ascii="思源黑体 CN Normal" w:eastAsia="思源黑体 CN Normal" w:hAnsi="思源黑体 CN Normal" w:cs="思源黑体 CN Normal"/>
-                <w:color w:val="000000"/>
-                <w:sz w:val="18"/>
-                <w:szCs w:val="18"/>
-              </w:rPr>
-              <w:t>somatic.level</w:t>
-            </w:r>
-            <w:proofErr w:type="gramEnd"/>
-            <w:r>
-              <w:rPr>
-                <w:rFonts w:ascii="思源黑体 CN Normal" w:eastAsia="思源黑体 CN Normal" w:hAnsi="思源黑体 CN Normal" w:cs="思源黑体 CN Normal"/>
-                <w:color w:val="000000"/>
-                <w:sz w:val="18"/>
-                <w:szCs w:val="18"/>
-              </w:rPr>
-              <w:t>_onco_nodrug</w:t>
-            </w:r>
-            <w:proofErr w:type="spellEnd"/>
-            <w:r>
-              <w:rPr>
-                <w:rFonts w:ascii="思源黑体 CN Normal" w:eastAsia="思源黑体 CN Normal" w:hAnsi="思源黑体 CN Normal" w:cs="思源黑体 CN Normal"/>
-                <w:color w:val="000000"/>
-                <w:sz w:val="18"/>
-                <w:szCs w:val="18"/>
-              </w:rPr>
-              <w:t xml:space="preserve"> + </w:t>
-            </w:r>
-            <w:r>
-              <w:rPr>
-                <w:rFonts w:ascii="思源黑体 CN Normal" w:eastAsia="思源黑体 CN Normal" w:hAnsi="思源黑体 CN Normal" w:cs="思源黑体 CN Normal"/>
-                <w:color w:val="000000"/>
-                <w:sz w:val="18"/>
-                <w:szCs w:val="18"/>
-              </w:rPr>
-              <w:t>var.var_</w:t>
-            </w:r>
-            <w:proofErr w:type="gramStart"/>
-            <w:r>
-              <w:rPr>
-                <w:rFonts w:ascii="思源黑体 CN Normal" w:eastAsia="思源黑体 CN Normal" w:hAnsi="思源黑体 CN Normal" w:cs="思源黑体 CN Normal"/>
-                <w:color w:val="000000"/>
-                <w:sz w:val="18"/>
-                <w:szCs w:val="18"/>
-              </w:rPr>
-              <w:t>somatic.level</w:t>
-            </w:r>
-            <w:proofErr w:type="gramEnd"/>
-            <w:r>
-              <w:rPr>
-                <w:rFonts w:ascii="思源黑体 CN Normal" w:eastAsia="思源黑体 CN Normal" w:hAnsi="思源黑体 CN Normal" w:cs="思源黑体 CN Normal"/>
-                <w:color w:val="000000"/>
-                <w:sz w:val="18"/>
-                <w:szCs w:val="18"/>
-              </w:rPr>
-              <w:t>_</w:t>
-            </w:r>
-            <w:proofErr w:type="gramStart"/>
-            <w:r>
-              <w:rPr>
-                <w:rFonts w:ascii="思源黑体 CN Normal" w:eastAsia="思源黑体 CN Normal" w:hAnsi="思源黑体 CN Normal" w:cs="思源黑体 CN Normal"/>
-                <w:color w:val="000000"/>
-                <w:sz w:val="18"/>
-                <w:szCs w:val="18"/>
-              </w:rPr>
               <w:t>III)|</w:t>
             </w:r>
-            <w:proofErr w:type="gramEnd"/>
             <w:r>
               <w:rPr>
                 <w:rFonts w:ascii="思源黑体 CN Normal" w:eastAsia="思源黑体 CN Normal" w:hAnsi="思源黑体 CN Normal" w:cs="思源黑体 CN Normal" w:hint="eastAsia"/>
@@ -3563,79 +2533,15 @@
                 <w:sz w:val="15"/>
                 <w:szCs w:val="15"/>
               </w:rPr>
-              <w:t xml:space="preserve">if </w:t>
-            </w:r>
-            <w:proofErr w:type="spellStart"/>
-            <w:r>
-              <w:rPr>
-                <w:rFonts w:ascii="思源黑体 CN Normal" w:eastAsia="思源黑体 CN Normal" w:hAnsi="思源黑体 CN Normal" w:cs="思源黑体 CN Normal"/>
-                <w:sz w:val="15"/>
-                <w:szCs w:val="15"/>
-              </w:rPr>
-              <w:t>a.bio_category</w:t>
-            </w:r>
-            <w:proofErr w:type="spellEnd"/>
-            <w:r>
-              <w:rPr>
-                <w:rFonts w:ascii="思源黑体 CN Normal" w:eastAsia="思源黑体 CN Normal" w:hAnsi="思源黑体 CN Normal" w:cs="思源黑体 CN Normal"/>
-                <w:sz w:val="15"/>
-                <w:szCs w:val="15"/>
-              </w:rPr>
-              <w:t xml:space="preserve"> and </w:t>
-            </w:r>
-            <w:proofErr w:type="spellStart"/>
-            <w:r>
-              <w:rPr>
-                <w:rFonts w:ascii="思源黑体 CN Normal" w:eastAsia="思源黑体 CN Normal" w:hAnsi="思源黑体 CN Normal" w:cs="思源黑体 CN Normal"/>
-                <w:sz w:val="15"/>
-                <w:szCs w:val="15"/>
-              </w:rPr>
-              <w:t>a.bio_category</w:t>
-            </w:r>
-            <w:proofErr w:type="spellEnd"/>
-            <w:r>
-              <w:rPr>
-                <w:rFonts w:ascii="思源黑体 CN Normal" w:eastAsia="思源黑体 CN Normal" w:hAnsi="思源黑体 CN Normal" w:cs="思源黑体 CN Normal"/>
-                <w:sz w:val="15"/>
-                <w:szCs w:val="15"/>
-              </w:rPr>
-              <w:t xml:space="preserve"> == “</w:t>
-            </w:r>
-            <w:proofErr w:type="spellStart"/>
-            <w:proofErr w:type="gramStart"/>
-            <w:r>
-              <w:rPr>
-                <w:rFonts w:ascii="思源黑体 CN Normal" w:eastAsia="思源黑体 CN Normal" w:hAnsi="思源黑体 CN Normal" w:cs="思源黑体 CN Normal"/>
-                <w:sz w:val="15"/>
-                <w:szCs w:val="15"/>
-              </w:rPr>
-              <w:t>Snvindel</w:t>
-            </w:r>
-            <w:proofErr w:type="spellEnd"/>
-            <w:r>
-              <w:rPr>
-                <w:rFonts w:ascii="思源黑体 CN Normal" w:eastAsia="思源黑体 CN Normal" w:hAnsi="思源黑体 CN Normal" w:cs="思源黑体 CN Normal"/>
-                <w:sz w:val="15"/>
-                <w:szCs w:val="15"/>
-              </w:rPr>
-              <w:t>”</w:t>
-            </w:r>
-            <w:r>
-              <w:rPr>
-                <w:rFonts w:ascii="思源黑体 CN Normal" w:eastAsia="思源黑体 CN Normal" w:hAnsi="思源黑体 CN Normal" w:cs="思源黑体 CN Normal"/>
-                <w:sz w:val="15"/>
-                <w:szCs w:val="15"/>
-              </w:rPr>
-              <w:t>%</w:t>
-            </w:r>
-            <w:proofErr w:type="gramEnd"/>
-            <w:r>
-              <w:rPr>
-                <w:rFonts w:ascii="思源黑体 CN Normal" w:eastAsia="思源黑体 CN Normal" w:hAnsi="思源黑体 CN Normal" w:cs="思源黑体 CN Normal"/>
-                <w:sz w:val="15"/>
-                <w:szCs w:val="15"/>
-              </w:rPr>
-              <w:t>}</w:t>
+              <w:t>if a.bio_category and a.bio_category == “Snvindel”</w:t>
+            </w:r>
+            <w:r>
+              <w:rPr>
+                <w:rFonts w:ascii="思源黑体 CN Normal" w:eastAsia="思源黑体 CN Normal" w:hAnsi="思源黑体 CN Normal" w:cs="思源黑体 CN Normal"/>
+                <w:sz w:val="15"/>
+                <w:szCs w:val="15"/>
+              </w:rPr>
+              <w:t>%}</w:t>
             </w:r>
           </w:p>
         </w:tc>
@@ -3673,41 +2579,7 @@
                 <w:sz w:val="15"/>
                 <w:szCs w:val="15"/>
               </w:rPr>
-              <w:t>{{</w:t>
-            </w:r>
-            <w:proofErr w:type="spellStart"/>
-            <w:proofErr w:type="gramStart"/>
-            <w:r>
-              <w:rPr>
-                <w:rFonts w:ascii="思源黑体 CN Normal" w:eastAsia="思源黑体 CN Normal" w:hAnsi="思源黑体 CN Normal" w:cs="思源黑体 CN Normal"/>
-                <w:i/>
-                <w:iCs/>
-                <w:sz w:val="15"/>
-                <w:szCs w:val="15"/>
-              </w:rPr>
-              <w:t>a.gene</w:t>
-            </w:r>
-            <w:proofErr w:type="gramEnd"/>
-            <w:r>
-              <w:rPr>
-                <w:rFonts w:ascii="思源黑体 CN Normal" w:eastAsia="思源黑体 CN Normal" w:hAnsi="思源黑体 CN Normal" w:cs="思源黑体 CN Normal"/>
-                <w:i/>
-                <w:iCs/>
-                <w:sz w:val="15"/>
-                <w:szCs w:val="15"/>
-              </w:rPr>
-              <w:t>_symbol</w:t>
-            </w:r>
-            <w:proofErr w:type="spellEnd"/>
-            <w:r>
-              <w:rPr>
-                <w:rFonts w:ascii="思源黑体 CN Normal" w:eastAsia="思源黑体 CN Normal" w:hAnsi="思源黑体 CN Normal" w:cs="思源黑体 CN Normal"/>
-                <w:i/>
-                <w:iCs/>
-                <w:sz w:val="15"/>
-                <w:szCs w:val="15"/>
-              </w:rPr>
-              <w:t>}}</w:t>
+              <w:t>{{a.gene_symbol}}</w:t>
             </w:r>
           </w:p>
         </w:tc>
@@ -3742,25 +2614,7 @@
                 <w:sz w:val="15"/>
                 <w:szCs w:val="15"/>
               </w:rPr>
-              <w:t>{</w:t>
-            </w:r>
-            <w:proofErr w:type="gramStart"/>
-            <w:r>
-              <w:rPr>
-                <w:rFonts w:ascii="思源黑体 CN Normal" w:eastAsia="思源黑体 CN Normal" w:hAnsi="思源黑体 CN Normal" w:cs="思源黑体 CN Normal"/>
-                <w:sz w:val="15"/>
-                <w:szCs w:val="15"/>
-              </w:rPr>
-              <w:t>a.transcript</w:t>
-            </w:r>
-            <w:proofErr w:type="gramEnd"/>
-            <w:r>
-              <w:rPr>
-                <w:rFonts w:ascii="思源黑体 CN Normal" w:eastAsia="思源黑体 CN Normal" w:hAnsi="思源黑体 CN Normal" w:cs="思源黑体 CN Normal"/>
-                <w:sz w:val="15"/>
-                <w:szCs w:val="15"/>
-              </w:rPr>
-              <w:t>_primary_xw4205}}</w:t>
+              <w:t>{a.transcript_primary_xw4205}}</w:t>
             </w:r>
           </w:p>
         </w:tc>
@@ -3795,35 +2649,7 @@
                 <w:sz w:val="15"/>
                 <w:szCs w:val="15"/>
               </w:rPr>
-              <w:t>{</w:t>
-            </w:r>
-            <w:proofErr w:type="spellStart"/>
-            <w:proofErr w:type="gramStart"/>
-            <w:r>
-              <w:rPr>
-                <w:rFonts w:ascii="思源黑体 CN Normal" w:eastAsia="思源黑体 CN Normal" w:hAnsi="思源黑体 CN Normal" w:cs="思源黑体 CN Normal"/>
-                <w:sz w:val="15"/>
-                <w:szCs w:val="15"/>
-              </w:rPr>
-              <w:t>a.gene</w:t>
-            </w:r>
-            <w:proofErr w:type="gramEnd"/>
-            <w:r>
-              <w:rPr>
-                <w:rFonts w:ascii="思源黑体 CN Normal" w:eastAsia="思源黑体 CN Normal" w:hAnsi="思源黑体 CN Normal" w:cs="思源黑体 CN Normal"/>
-                <w:sz w:val="15"/>
-                <w:szCs w:val="15"/>
-              </w:rPr>
-              <w:t>_region</w:t>
-            </w:r>
-            <w:proofErr w:type="spellEnd"/>
-            <w:r>
-              <w:rPr>
-                <w:rFonts w:ascii="思源黑体 CN Normal" w:eastAsia="思源黑体 CN Normal" w:hAnsi="思源黑体 CN Normal" w:cs="思源黑体 CN Normal"/>
-                <w:sz w:val="15"/>
-                <w:szCs w:val="15"/>
-              </w:rPr>
-              <w:t>}}</w:t>
+              <w:t>{a.gene_region}}</w:t>
             </w:r>
           </w:p>
         </w:tc>
@@ -3858,35 +2684,7 @@
                 <w:sz w:val="15"/>
                 <w:szCs w:val="15"/>
               </w:rPr>
-              <w:t>{</w:t>
-            </w:r>
-            <w:proofErr w:type="spellStart"/>
-            <w:proofErr w:type="gramStart"/>
-            <w:r>
-              <w:rPr>
-                <w:rFonts w:ascii="思源黑体 CN Normal" w:eastAsia="思源黑体 CN Normal" w:hAnsi="思源黑体 CN Normal" w:cs="思源黑体 CN Normal"/>
-                <w:sz w:val="15"/>
-                <w:szCs w:val="15"/>
-              </w:rPr>
-              <w:t>a.hgvs</w:t>
-            </w:r>
-            <w:proofErr w:type="gramEnd"/>
-            <w:r>
-              <w:rPr>
-                <w:rFonts w:ascii="思源黑体 CN Normal" w:eastAsia="思源黑体 CN Normal" w:hAnsi="思源黑体 CN Normal" w:cs="思源黑体 CN Normal"/>
-                <w:sz w:val="15"/>
-                <w:szCs w:val="15"/>
-              </w:rPr>
-              <w:t>_c</w:t>
-            </w:r>
-            <w:proofErr w:type="spellEnd"/>
-            <w:r>
-              <w:rPr>
-                <w:rFonts w:ascii="思源黑体 CN Normal" w:eastAsia="思源黑体 CN Normal" w:hAnsi="思源黑体 CN Normal" w:cs="思源黑体 CN Normal"/>
-                <w:sz w:val="15"/>
-                <w:szCs w:val="15"/>
-              </w:rPr>
-              <w:t>}}</w:t>
+              <w:t>{a.hgvs_c}}</w:t>
             </w:r>
           </w:p>
         </w:tc>
@@ -3921,26 +2719,7 @@
                 <w:sz w:val="15"/>
                 <w:szCs w:val="15"/>
               </w:rPr>
-              <w:t>{</w:t>
-            </w:r>
-            <w:proofErr w:type="spellStart"/>
-            <w:proofErr w:type="gramStart"/>
-            <w:r>
-              <w:rPr>
-                <w:rFonts w:ascii="思源黑体 CN Normal" w:eastAsia="思源黑体 CN Normal" w:hAnsi="思源黑体 CN Normal" w:cs="思源黑体 CN Normal"/>
-                <w:sz w:val="15"/>
-                <w:szCs w:val="15"/>
-              </w:rPr>
-              <w:t>a.hgvs</w:t>
-            </w:r>
-            <w:proofErr w:type="gramEnd"/>
-            <w:r>
-              <w:rPr>
-                <w:rFonts w:ascii="思源黑体 CN Normal" w:eastAsia="思源黑体 CN Normal" w:hAnsi="思源黑体 CN Normal" w:cs="思源黑体 CN Normal"/>
-                <w:sz w:val="15"/>
-                <w:szCs w:val="15"/>
-              </w:rPr>
-              <w:t>_p</w:t>
+              <w:t>{a.hgvs_p</w:t>
             </w:r>
             <w:r>
               <w:rPr>
@@ -3950,7 +2729,6 @@
               </w:rPr>
               <w:t>_ZJZL</w:t>
             </w:r>
-            <w:proofErr w:type="spellEnd"/>
             <w:r>
               <w:rPr>
                 <w:rFonts w:ascii="思源黑体 CN Normal" w:eastAsia="思源黑体 CN Normal" w:hAnsi="思源黑体 CN Normal" w:cs="思源黑体 CN Normal"/>
@@ -3992,35 +2770,7 @@
                 <w:sz w:val="15"/>
                 <w:szCs w:val="15"/>
               </w:rPr>
-              <w:t xml:space="preserve">%p if </w:t>
-            </w:r>
-            <w:proofErr w:type="spellStart"/>
-            <w:proofErr w:type="gramStart"/>
-            <w:r>
-              <w:rPr>
-                <w:rFonts w:ascii="思源黑体 CN Normal" w:eastAsia="思源黑体 CN Normal" w:hAnsi="思源黑体 CN Normal" w:cs="思源黑体 CN Normal"/>
-                <w:sz w:val="15"/>
-                <w:szCs w:val="15"/>
-              </w:rPr>
-              <w:t>a.freq</w:t>
-            </w:r>
-            <w:proofErr w:type="gramEnd"/>
-            <w:r>
-              <w:rPr>
-                <w:rFonts w:ascii="思源黑体 CN Normal" w:eastAsia="思源黑体 CN Normal" w:hAnsi="思源黑体 CN Normal" w:cs="思源黑体 CN Normal"/>
-                <w:sz w:val="15"/>
-                <w:szCs w:val="15"/>
-              </w:rPr>
-              <w:t>_str</w:t>
-            </w:r>
-            <w:proofErr w:type="spellEnd"/>
-            <w:r>
-              <w:rPr>
-                <w:rFonts w:ascii="思源黑体 CN Normal" w:eastAsia="思源黑体 CN Normal" w:hAnsi="思源黑体 CN Normal" w:cs="思源黑体 CN Normal"/>
-                <w:sz w:val="15"/>
-                <w:szCs w:val="15"/>
-              </w:rPr>
-              <w:t>%}</w:t>
+              <w:t>%p if a.freq_str%}</w:t>
             </w:r>
           </w:p>
           <w:p>
@@ -4048,91 +2798,7 @@
                 <w:sz w:val="15"/>
                 <w:szCs w:val="15"/>
               </w:rPr>
-              <w:t>{</w:t>
-            </w:r>
-            <w:proofErr w:type="spellStart"/>
-            <w:proofErr w:type="gramStart"/>
-            <w:r>
-              <w:rPr>
-                <w:rFonts w:ascii="思源黑体 CN Normal" w:eastAsia="思源黑体 CN Normal" w:hAnsi="思源黑体 CN Normal" w:cs="思源黑体 CN Normal"/>
-                <w:sz w:val="15"/>
-                <w:szCs w:val="15"/>
-              </w:rPr>
-              <w:t>a.freq</w:t>
-            </w:r>
-            <w:proofErr w:type="gramEnd"/>
-            <w:r>
-              <w:rPr>
-                <w:rFonts w:ascii="思源黑体 CN Normal" w:eastAsia="思源黑体 CN Normal" w:hAnsi="思源黑体 CN Normal" w:cs="思源黑体 CN Normal"/>
-                <w:sz w:val="15"/>
-                <w:szCs w:val="15"/>
-              </w:rPr>
-              <w:t>_str</w:t>
-            </w:r>
-            <w:proofErr w:type="spellEnd"/>
-            <w:proofErr w:type="gramStart"/>
-            <w:r>
-              <w:rPr>
-                <w:rFonts w:ascii="思源黑体 CN Normal" w:eastAsia="思源黑体 CN Normal" w:hAnsi="思源黑体 CN Normal" w:cs="思源黑体 CN Normal"/>
-                <w:sz w:val="15"/>
-                <w:szCs w:val="15"/>
-              </w:rPr>
-              <w:t>}}(</w:t>
-            </w:r>
-            <w:proofErr w:type="gramEnd"/>
-            <w:r>
-              <w:rPr>
-                <w:rFonts w:ascii="思源黑体 CN Normal" w:eastAsia="思源黑体 CN Normal" w:hAnsi="思源黑体 CN Normal" w:cs="思源黑体 CN Normal"/>
-                <w:sz w:val="15"/>
-                <w:szCs w:val="15"/>
-              </w:rPr>
-              <w:t>{{</w:t>
-            </w:r>
-            <w:proofErr w:type="spellStart"/>
-            <w:r>
-              <w:rPr>
-                <w:rFonts w:ascii="思源黑体 CN Normal" w:eastAsia="思源黑体 CN Normal" w:hAnsi="思源黑体 CN Normal" w:cs="思源黑体 CN Normal"/>
-                <w:sz w:val="15"/>
-                <w:szCs w:val="15"/>
-              </w:rPr>
-              <w:t>a.var_ss</w:t>
-            </w:r>
-            <w:proofErr w:type="spellEnd"/>
-            <w:r>
-              <w:rPr>
-                <w:rFonts w:ascii="思源黑体 CN Normal" w:eastAsia="思源黑体 CN Normal" w:hAnsi="思源黑体 CN Normal" w:cs="思源黑体 CN Normal"/>
-                <w:sz w:val="15"/>
-                <w:szCs w:val="15"/>
-              </w:rPr>
-              <w:t>}}/{{</w:t>
-            </w:r>
-            <w:proofErr w:type="spellStart"/>
-            <w:proofErr w:type="gramStart"/>
-            <w:r>
-              <w:rPr>
-                <w:rFonts w:ascii="思源黑体 CN Normal" w:eastAsia="思源黑体 CN Normal" w:hAnsi="思源黑体 CN Normal" w:cs="思源黑体 CN Normal"/>
-                <w:sz w:val="15"/>
-                <w:szCs w:val="15"/>
-              </w:rPr>
-              <w:t>a.depth</w:t>
-            </w:r>
-            <w:proofErr w:type="gramEnd"/>
-            <w:r>
-              <w:rPr>
-                <w:rFonts w:ascii="思源黑体 CN Normal" w:eastAsia="思源黑体 CN Normal" w:hAnsi="思源黑体 CN Normal" w:cs="思源黑体 CN Normal"/>
-                <w:sz w:val="15"/>
-                <w:szCs w:val="15"/>
-              </w:rPr>
-              <w:t>_ss</w:t>
-            </w:r>
-            <w:proofErr w:type="spellEnd"/>
-            <w:r>
-              <w:rPr>
-                <w:rFonts w:ascii="思源黑体 CN Normal" w:eastAsia="思源黑体 CN Normal" w:hAnsi="思源黑体 CN Normal" w:cs="思源黑体 CN Normal"/>
-                <w:sz w:val="15"/>
-                <w:szCs w:val="15"/>
-              </w:rPr>
-              <w:t>}})</w:t>
+              <w:t>{a.freq_str}}({{a.var_ss}}/{{a.depth_ss}})</w:t>
             </w:r>
           </w:p>
           <w:p>
@@ -4253,89 +2919,7 @@
                 <w:sz w:val="15"/>
                 <w:szCs w:val="15"/>
               </w:rPr>
-              <w:t xml:space="preserve">%tr </w:t>
-            </w:r>
-            <w:proofErr w:type="spellStart"/>
-            <w:r>
-              <w:rPr>
-                <w:rFonts w:ascii="思源黑体 CN Normal" w:eastAsia="思源黑体 CN Normal" w:hAnsi="思源黑体 CN Normal" w:cs="思源黑体 CN Normal"/>
-                <w:sz w:val="15"/>
-                <w:szCs w:val="15"/>
-              </w:rPr>
-              <w:t>elif</w:t>
-            </w:r>
-            <w:proofErr w:type="spellEnd"/>
-            <w:r>
-              <w:rPr>
-                <w:rFonts w:ascii="思源黑体 CN Normal" w:eastAsia="思源黑体 CN Normal" w:hAnsi="思源黑体 CN Normal" w:cs="思源黑体 CN Normal"/>
-                <w:sz w:val="15"/>
-                <w:szCs w:val="15"/>
-              </w:rPr>
-              <w:t xml:space="preserve"> </w:t>
-            </w:r>
-            <w:proofErr w:type="spellStart"/>
-            <w:r>
-              <w:rPr>
-                <w:rFonts w:ascii="思源黑体 CN Normal" w:eastAsia="思源黑体 CN Normal" w:hAnsi="思源黑体 CN Normal" w:cs="思源黑体 CN Normal"/>
-                <w:sz w:val="15"/>
-                <w:szCs w:val="15"/>
-              </w:rPr>
-              <w:t>a.bio_category</w:t>
-            </w:r>
-            <w:proofErr w:type="spellEnd"/>
-            <w:r>
-              <w:rPr>
-                <w:rFonts w:ascii="思源黑体 CN Normal" w:eastAsia="思源黑体 CN Normal" w:hAnsi="思源黑体 CN Normal" w:cs="思源黑体 CN Normal"/>
-                <w:sz w:val="15"/>
-                <w:szCs w:val="15"/>
-              </w:rPr>
-              <w:t xml:space="preserve"> and </w:t>
-            </w:r>
-            <w:proofErr w:type="spellStart"/>
-            <w:r>
-              <w:rPr>
-                <w:rFonts w:ascii="思源黑体 CN Normal" w:eastAsia="思源黑体 CN Normal" w:hAnsi="思源黑体 CN Normal" w:cs="思源黑体 CN Normal"/>
-                <w:sz w:val="15"/>
-                <w:szCs w:val="15"/>
-              </w:rPr>
-              <w:t>a.bio_category</w:t>
-            </w:r>
-            <w:proofErr w:type="spellEnd"/>
-            <w:r>
-              <w:rPr>
-                <w:rFonts w:ascii="思源黑体 CN Normal" w:eastAsia="思源黑体 CN Normal" w:hAnsi="思源黑体 CN Normal" w:cs="思源黑体 CN Normal"/>
-                <w:sz w:val="15"/>
-                <w:szCs w:val="15"/>
-              </w:rPr>
-              <w:t xml:space="preserve"> == “</w:t>
-            </w:r>
-            <w:proofErr w:type="spellStart"/>
-            <w:proofErr w:type="gramStart"/>
-            <w:r>
-              <w:rPr>
-                <w:rFonts w:ascii="思源黑体 CN Normal" w:eastAsia="思源黑体 CN Normal" w:hAnsi="思源黑体 CN Normal" w:cs="思源黑体 CN Normal"/>
-                <w:sz w:val="15"/>
-                <w:szCs w:val="15"/>
-              </w:rPr>
-              <w:t>Cnv</w:t>
-            </w:r>
-            <w:proofErr w:type="spellEnd"/>
-            <w:r>
-              <w:rPr>
-                <w:rFonts w:ascii="思源黑体 CN Normal" w:eastAsia="思源黑体 CN Normal" w:hAnsi="思源黑体 CN Normal" w:cs="思源黑体 CN Normal"/>
-                <w:sz w:val="15"/>
-                <w:szCs w:val="15"/>
-              </w:rPr>
-              <w:t>”%</w:t>
-            </w:r>
-            <w:proofErr w:type="gramEnd"/>
-            <w:r>
-              <w:rPr>
-                <w:rFonts w:ascii="思源黑体 CN Normal" w:eastAsia="思源黑体 CN Normal" w:hAnsi="思源黑体 CN Normal" w:cs="思源黑体 CN Normal"/>
-                <w:sz w:val="15"/>
-                <w:szCs w:val="15"/>
-              </w:rPr>
-              <w:t>}</w:t>
+              <w:t>%tr elif a.bio_category and a.bio_category == “Cnv”%}</w:t>
             </w:r>
           </w:p>
         </w:tc>
@@ -4373,41 +2957,7 @@
                 <w:sz w:val="15"/>
                 <w:szCs w:val="15"/>
               </w:rPr>
-              <w:t>{{</w:t>
-            </w:r>
-            <w:proofErr w:type="spellStart"/>
-            <w:proofErr w:type="gramStart"/>
-            <w:r>
-              <w:rPr>
-                <w:rFonts w:ascii="思源黑体 CN Normal" w:eastAsia="思源黑体 CN Normal" w:hAnsi="思源黑体 CN Normal" w:cs="思源黑体 CN Normal"/>
-                <w:i/>
-                <w:iCs/>
-                <w:sz w:val="15"/>
-                <w:szCs w:val="15"/>
-              </w:rPr>
-              <w:t>a.gene</w:t>
-            </w:r>
-            <w:proofErr w:type="gramEnd"/>
-            <w:r>
-              <w:rPr>
-                <w:rFonts w:ascii="思源黑体 CN Normal" w:eastAsia="思源黑体 CN Normal" w:hAnsi="思源黑体 CN Normal" w:cs="思源黑体 CN Normal"/>
-                <w:i/>
-                <w:iCs/>
-                <w:sz w:val="15"/>
-                <w:szCs w:val="15"/>
-              </w:rPr>
-              <w:t>_symbol</w:t>
-            </w:r>
-            <w:proofErr w:type="spellEnd"/>
-            <w:r>
-              <w:rPr>
-                <w:rFonts w:ascii="思源黑体 CN Normal" w:eastAsia="思源黑体 CN Normal" w:hAnsi="思源黑体 CN Normal" w:cs="思源黑体 CN Normal"/>
-                <w:i/>
-                <w:iCs/>
-                <w:sz w:val="15"/>
-                <w:szCs w:val="15"/>
-              </w:rPr>
-              <w:t>}}</w:t>
+              <w:t>{{a.gene_symbol}}</w:t>
             </w:r>
           </w:p>
         </w:tc>
@@ -4442,25 +2992,7 @@
                 <w:sz w:val="15"/>
                 <w:szCs w:val="15"/>
               </w:rPr>
-              <w:t>{</w:t>
-            </w:r>
-            <w:proofErr w:type="gramStart"/>
-            <w:r>
-              <w:rPr>
-                <w:rFonts w:ascii="思源黑体 CN Normal" w:eastAsia="思源黑体 CN Normal" w:hAnsi="思源黑体 CN Normal" w:cs="思源黑体 CN Normal"/>
-                <w:sz w:val="15"/>
-                <w:szCs w:val="15"/>
-              </w:rPr>
-              <w:t>a.transcript</w:t>
-            </w:r>
-            <w:proofErr w:type="gramEnd"/>
-            <w:r>
-              <w:rPr>
-                <w:rFonts w:ascii="思源黑体 CN Normal" w:eastAsia="思源黑体 CN Normal" w:hAnsi="思源黑体 CN Normal" w:cs="思源黑体 CN Normal"/>
-                <w:sz w:val="15"/>
-                <w:szCs w:val="15"/>
-              </w:rPr>
-              <w:t>_primary_xw4205}}</w:t>
+              <w:t>{a.transcript_primary_xw4205}}</w:t>
             </w:r>
           </w:p>
         </w:tc>
@@ -4525,25 +3057,7 @@
                 <w:sz w:val="15"/>
                 <w:szCs w:val="15"/>
               </w:rPr>
-              <w:t>{{</w:t>
-            </w:r>
-            <w:proofErr w:type="spellStart"/>
-            <w:r>
-              <w:rPr>
-                <w:rFonts w:ascii="思源黑体 CN Normal" w:eastAsia="思源黑体 CN Normal" w:hAnsi="思源黑体 CN Normal" w:cs="思源黑体 CN Normal"/>
-                <w:sz w:val="15"/>
-                <w:szCs w:val="15"/>
-              </w:rPr>
-              <w:t>a.cn_mean</w:t>
-            </w:r>
-            <w:proofErr w:type="spellEnd"/>
-            <w:r>
-              <w:rPr>
-                <w:rFonts w:ascii="思源黑体 CN Normal" w:eastAsia="思源黑体 CN Normal" w:hAnsi="思源黑体 CN Normal" w:cs="思源黑体 CN Normal"/>
-                <w:sz w:val="15"/>
-                <w:szCs w:val="15"/>
-              </w:rPr>
-              <w:t>}}</w:t>
+              <w:t>{{a.cn_mean}}</w:t>
             </w:r>
           </w:p>
         </w:tc>
@@ -4625,41 +3139,7 @@
                 <w:szCs w:val="15"/>
               </w:rPr>
               <w:lastRenderedPageBreak/>
-              <w:t>{{</w:t>
-            </w:r>
-            <w:proofErr w:type="spellStart"/>
-            <w:proofErr w:type="gramStart"/>
-            <w:r>
-              <w:rPr>
-                <w:rFonts w:ascii="思源黑体 CN Normal" w:eastAsia="思源黑体 CN Normal" w:hAnsi="思源黑体 CN Normal" w:cs="思源黑体 CN Normal"/>
-                <w:i/>
-                <w:iCs/>
-                <w:sz w:val="15"/>
-                <w:szCs w:val="15"/>
-              </w:rPr>
-              <w:t>a.gene</w:t>
-            </w:r>
-            <w:proofErr w:type="gramEnd"/>
-            <w:r>
-              <w:rPr>
-                <w:rFonts w:ascii="思源黑体 CN Normal" w:eastAsia="思源黑体 CN Normal" w:hAnsi="思源黑体 CN Normal" w:cs="思源黑体 CN Normal"/>
-                <w:i/>
-                <w:iCs/>
-                <w:sz w:val="15"/>
-                <w:szCs w:val="15"/>
-              </w:rPr>
-              <w:t>_symbol</w:t>
-            </w:r>
-            <w:proofErr w:type="spellEnd"/>
-            <w:r>
-              <w:rPr>
-                <w:rFonts w:ascii="思源黑体 CN Normal" w:eastAsia="思源黑体 CN Normal" w:hAnsi="思源黑体 CN Normal" w:cs="思源黑体 CN Normal"/>
-                <w:i/>
-                <w:iCs/>
-                <w:sz w:val="15"/>
-                <w:szCs w:val="15"/>
-              </w:rPr>
-              <w:t>}}</w:t>
+              <w:t>{{a.gene_symbol}}</w:t>
             </w:r>
           </w:p>
         </w:tc>
@@ -4694,25 +3174,7 @@
                 <w:sz w:val="15"/>
                 <w:szCs w:val="15"/>
               </w:rPr>
-              <w:t>{</w:t>
-            </w:r>
-            <w:proofErr w:type="gramStart"/>
-            <w:r>
-              <w:rPr>
-                <w:rFonts w:ascii="思源黑体 CN Normal" w:eastAsia="思源黑体 CN Normal" w:hAnsi="思源黑体 CN Normal" w:cs="思源黑体 CN Normal"/>
-                <w:sz w:val="15"/>
-                <w:szCs w:val="15"/>
-              </w:rPr>
-              <w:t>a.transcript</w:t>
-            </w:r>
-            <w:proofErr w:type="gramEnd"/>
-            <w:r>
-              <w:rPr>
-                <w:rFonts w:ascii="思源黑体 CN Normal" w:eastAsia="思源黑体 CN Normal" w:hAnsi="思源黑体 CN Normal" w:cs="思源黑体 CN Normal"/>
-                <w:sz w:val="15"/>
-                <w:szCs w:val="15"/>
-              </w:rPr>
-              <w:t>_primary_xw4205}}</w:t>
+              <w:t>{a.transcript_primary_xw4205}}</w:t>
             </w:r>
           </w:p>
         </w:tc>
@@ -4945,27 +3407,7 @@
                 <w:sz w:val="18"/>
                 <w:szCs w:val="18"/>
               </w:rPr>
-              <w:t xml:space="preserve">%tr </w:t>
-            </w:r>
-            <w:proofErr w:type="spellStart"/>
-            <w:r>
-              <w:rPr>
-                <w:rFonts w:ascii="思源黑体 CN Normal" w:eastAsia="思源黑体 CN Normal" w:hAnsi="思源黑体 CN Normal" w:cs="思源黑体 CN Normal"/>
-                <w:color w:val="000000"/>
-                <w:sz w:val="18"/>
-                <w:szCs w:val="18"/>
-              </w:rPr>
-              <w:t>endfor</w:t>
-            </w:r>
-            <w:proofErr w:type="spellEnd"/>
-            <w:r>
-              <w:rPr>
-                <w:rFonts w:ascii="思源黑体 CN Normal" w:eastAsia="思源黑体 CN Normal" w:hAnsi="思源黑体 CN Normal" w:cs="思源黑体 CN Normal"/>
-                <w:color w:val="000000"/>
-                <w:sz w:val="18"/>
-                <w:szCs w:val="18"/>
-              </w:rPr>
-              <w:t>%}</w:t>
+              <w:t>%tr endfor%}</w:t>
             </w:r>
           </w:p>
         </w:tc>
@@ -5198,50 +3640,8 @@
                 <w:sz w:val="18"/>
                 <w:szCs w:val="18"/>
               </w:rPr>
-              <w:t xml:space="preserve">%tr if </w:t>
-            </w:r>
-            <w:proofErr w:type="spellStart"/>
-            <w:r>
-              <w:rPr>
-                <w:rFonts w:ascii="思源黑体 CN Normal" w:eastAsia="思源黑体 CN Normal" w:hAnsi="思源黑体 CN Normal" w:cs="思源黑体 CN Normal"/>
-                <w:color w:val="000000"/>
-                <w:sz w:val="18"/>
-                <w:szCs w:val="18"/>
-              </w:rPr>
-              <w:t>qc.dna_data_</w:t>
-            </w:r>
-            <w:proofErr w:type="gramStart"/>
-            <w:r>
-              <w:rPr>
-                <w:rFonts w:ascii="思源黑体 CN Normal" w:eastAsia="思源黑体 CN Normal" w:hAnsi="思源黑体 CN Normal" w:cs="思源黑体 CN Normal"/>
-                <w:color w:val="000000"/>
-                <w:sz w:val="18"/>
-                <w:szCs w:val="18"/>
-              </w:rPr>
-              <w:t>qc.final</w:t>
-            </w:r>
-            <w:proofErr w:type="spellEnd"/>
-            <w:proofErr w:type="gramEnd"/>
-            <w:r>
-              <w:rPr>
-                <w:rFonts w:ascii="思源黑体 CN Normal" w:eastAsia="思源黑体 CN Normal" w:hAnsi="思源黑体 CN Normal" w:cs="思源黑体 CN Normal"/>
-                <w:color w:val="000000"/>
-                <w:sz w:val="18"/>
-                <w:szCs w:val="18"/>
-              </w:rPr>
-              <w:t xml:space="preserve"> == “</w:t>
-            </w:r>
-            <w:proofErr w:type="gramStart"/>
-            <w:r>
-              <w:rPr>
-                <w:rFonts w:ascii="思源黑体 CN Normal" w:eastAsia="思源黑体 CN Normal" w:hAnsi="思源黑体 CN Normal" w:cs="思源黑体 CN Normal"/>
-                <w:color w:val="000000"/>
-                <w:sz w:val="18"/>
-                <w:szCs w:val="18"/>
-              </w:rPr>
-              <w:t>T”%</w:t>
-            </w:r>
-            <w:proofErr w:type="gramEnd"/>
+              <w:t>%tr if qc.dna_data_qc.final == “T”%</w:t>
+            </w:r>
             <w:r>
               <w:rPr>
                 <w:rFonts w:ascii="思源黑体 CN Normal" w:eastAsia="思源黑体 CN Normal" w:hAnsi="思源黑体 CN Normal" w:cs="思源黑体 CN Normal"/>
@@ -5301,7 +3701,6 @@
               </w:rPr>
               <w:t>r for a in (</w:t>
             </w:r>
-            <w:proofErr w:type="spellStart"/>
             <w:r>
               <w:rPr>
                 <w:rFonts w:ascii="思源黑体 CN Normal" w:eastAsia="思源黑体 CN Normal" w:hAnsi="思源黑体 CN Normal"/>
@@ -5310,9 +3709,8 @@
                 <w:sz w:val="18"/>
                 <w:szCs w:val="18"/>
               </w:rPr>
-              <w:t>var.var_</w:t>
-            </w:r>
-            <w:proofErr w:type="gramStart"/>
+              <w:t>var.var_somatic.level_I + var.var_somatic.level_II + var.var_somatic.level_onco_nodrug + var.var_somatic.level_III</w:t>
+            </w:r>
             <w:r>
               <w:rPr>
                 <w:rFonts w:ascii="思源黑体 CN Normal" w:eastAsia="思源黑体 CN Normal" w:hAnsi="思源黑体 CN Normal"/>
@@ -5321,183 +3719,7 @@
                 <w:sz w:val="18"/>
                 <w:szCs w:val="18"/>
               </w:rPr>
-              <w:t>somatic.level</w:t>
-            </w:r>
-            <w:proofErr w:type="gramEnd"/>
-            <w:r>
-              <w:rPr>
-                <w:rFonts w:ascii="思源黑体 CN Normal" w:eastAsia="思源黑体 CN Normal" w:hAnsi="思源黑体 CN Normal"/>
-                <w:bCs/>
-                <w:color w:val="000000" w:themeColor="text1"/>
-                <w:sz w:val="18"/>
-                <w:szCs w:val="18"/>
-              </w:rPr>
-              <w:t>_I</w:t>
-            </w:r>
-            <w:proofErr w:type="spellEnd"/>
-            <w:r>
-              <w:rPr>
-                <w:rFonts w:ascii="思源黑体 CN Normal" w:eastAsia="思源黑体 CN Normal" w:hAnsi="思源黑体 CN Normal"/>
-                <w:bCs/>
-                <w:color w:val="000000" w:themeColor="text1"/>
-                <w:sz w:val="18"/>
-                <w:szCs w:val="18"/>
-              </w:rPr>
-              <w:t xml:space="preserve"> + </w:t>
-            </w:r>
-            <w:proofErr w:type="spellStart"/>
-            <w:r>
-              <w:rPr>
-                <w:rFonts w:ascii="思源黑体 CN Normal" w:eastAsia="思源黑体 CN Normal" w:hAnsi="思源黑体 CN Normal"/>
-                <w:bCs/>
-                <w:color w:val="000000" w:themeColor="text1"/>
-                <w:sz w:val="18"/>
-                <w:szCs w:val="18"/>
-              </w:rPr>
-              <w:t>var.var_</w:t>
-            </w:r>
-            <w:proofErr w:type="gramStart"/>
-            <w:r>
-              <w:rPr>
-                <w:rFonts w:ascii="思源黑体 CN Normal" w:eastAsia="思源黑体 CN Normal" w:hAnsi="思源黑体 CN Normal"/>
-                <w:bCs/>
-                <w:color w:val="000000" w:themeColor="text1"/>
-                <w:sz w:val="18"/>
-                <w:szCs w:val="18"/>
-              </w:rPr>
-              <w:t>somatic.level</w:t>
-            </w:r>
-            <w:proofErr w:type="gramEnd"/>
-            <w:r>
-              <w:rPr>
-                <w:rFonts w:ascii="思源黑体 CN Normal" w:eastAsia="思源黑体 CN Normal" w:hAnsi="思源黑体 CN Normal"/>
-                <w:bCs/>
-                <w:color w:val="000000" w:themeColor="text1"/>
-                <w:sz w:val="18"/>
-                <w:szCs w:val="18"/>
-              </w:rPr>
-              <w:t>_II</w:t>
-            </w:r>
-            <w:proofErr w:type="spellEnd"/>
-            <w:r>
-              <w:rPr>
-                <w:rFonts w:ascii="思源黑体 CN Normal" w:eastAsia="思源黑体 CN Normal" w:hAnsi="思源黑体 CN Normal"/>
-                <w:bCs/>
-                <w:color w:val="000000" w:themeColor="text1"/>
-                <w:sz w:val="18"/>
-                <w:szCs w:val="18"/>
-              </w:rPr>
-              <w:t xml:space="preserve"> + </w:t>
-            </w:r>
-            <w:proofErr w:type="spellStart"/>
-            <w:r>
-              <w:rPr>
-                <w:rFonts w:ascii="思源黑体 CN Normal" w:eastAsia="思源黑体 CN Normal" w:hAnsi="思源黑体 CN Normal"/>
-                <w:bCs/>
-                <w:color w:val="000000" w:themeColor="text1"/>
-                <w:sz w:val="18"/>
-                <w:szCs w:val="18"/>
-              </w:rPr>
-              <w:t>var.var_</w:t>
-            </w:r>
-            <w:proofErr w:type="gramStart"/>
-            <w:r>
-              <w:rPr>
-                <w:rFonts w:ascii="思源黑体 CN Normal" w:eastAsia="思源黑体 CN Normal" w:hAnsi="思源黑体 CN Normal"/>
-                <w:bCs/>
-                <w:color w:val="000000" w:themeColor="text1"/>
-                <w:sz w:val="18"/>
-                <w:szCs w:val="18"/>
-              </w:rPr>
-              <w:t>somatic.level</w:t>
-            </w:r>
-            <w:proofErr w:type="gramEnd"/>
-            <w:r>
-              <w:rPr>
-                <w:rFonts w:ascii="思源黑体 CN Normal" w:eastAsia="思源黑体 CN Normal" w:hAnsi="思源黑体 CN Normal"/>
-                <w:bCs/>
-                <w:color w:val="000000" w:themeColor="text1"/>
-                <w:sz w:val="18"/>
-                <w:szCs w:val="18"/>
-              </w:rPr>
-              <w:t>_onco_nodrug</w:t>
-            </w:r>
-            <w:proofErr w:type="spellEnd"/>
-            <w:r>
-              <w:rPr>
-                <w:rFonts w:ascii="思源黑体 CN Normal" w:eastAsia="思源黑体 CN Normal" w:hAnsi="思源黑体 CN Normal"/>
-                <w:bCs/>
-                <w:color w:val="000000" w:themeColor="text1"/>
-                <w:sz w:val="18"/>
-                <w:szCs w:val="18"/>
-              </w:rPr>
-              <w:t xml:space="preserve"> + </w:t>
-            </w:r>
-            <w:proofErr w:type="spellStart"/>
-            <w:r>
-              <w:rPr>
-                <w:rFonts w:ascii="思源黑体 CN Normal" w:eastAsia="思源黑体 CN Normal" w:hAnsi="思源黑体 CN Normal"/>
-                <w:bCs/>
-                <w:color w:val="000000" w:themeColor="text1"/>
-                <w:sz w:val="18"/>
-                <w:szCs w:val="18"/>
-              </w:rPr>
-              <w:t>var.var_</w:t>
-            </w:r>
-            <w:proofErr w:type="gramStart"/>
-            <w:r>
-              <w:rPr>
-                <w:rFonts w:ascii="思源黑体 CN Normal" w:eastAsia="思源黑体 CN Normal" w:hAnsi="思源黑体 CN Normal"/>
-                <w:bCs/>
-                <w:color w:val="000000" w:themeColor="text1"/>
-                <w:sz w:val="18"/>
-                <w:szCs w:val="18"/>
-              </w:rPr>
-              <w:t>somatic.level</w:t>
-            </w:r>
-            <w:proofErr w:type="gramEnd"/>
-            <w:r>
-              <w:rPr>
-                <w:rFonts w:ascii="思源黑体 CN Normal" w:eastAsia="思源黑体 CN Normal" w:hAnsi="思源黑体 CN Normal"/>
-                <w:bCs/>
-                <w:color w:val="000000" w:themeColor="text1"/>
-                <w:sz w:val="18"/>
-                <w:szCs w:val="18"/>
-              </w:rPr>
-              <w:t>_</w:t>
-            </w:r>
-            <w:proofErr w:type="gramStart"/>
-            <w:r>
-              <w:rPr>
-                <w:rFonts w:ascii="思源黑体 CN Normal" w:eastAsia="思源黑体 CN Normal" w:hAnsi="思源黑体 CN Normal"/>
-                <w:bCs/>
-                <w:color w:val="000000" w:themeColor="text1"/>
-                <w:sz w:val="18"/>
-                <w:szCs w:val="18"/>
-              </w:rPr>
-              <w:t>III</w:t>
-            </w:r>
-            <w:proofErr w:type="spellEnd"/>
-            <w:r>
-              <w:rPr>
-                <w:rFonts w:ascii="思源黑体 CN Normal" w:eastAsia="思源黑体 CN Normal" w:hAnsi="思源黑体 CN Normal"/>
-                <w:bCs/>
-                <w:color w:val="000000" w:themeColor="text1"/>
-                <w:sz w:val="18"/>
-                <w:szCs w:val="18"/>
-              </w:rPr>
-              <w:t>)|</w:t>
-            </w:r>
-            <w:proofErr w:type="gramEnd"/>
-            <w:r>
-              <w:rPr>
-                <w:rFonts w:ascii="思源黑体 CN Normal" w:eastAsia="思源黑体 CN Normal" w:hAnsi="思源黑体 CN Normal"/>
-                <w:bCs/>
-                <w:color w:val="000000" w:themeColor="text1"/>
-                <w:sz w:val="18"/>
-                <w:szCs w:val="18"/>
-              </w:rPr>
-              <w:t>filter_sv|sort_for5301_sv</w:t>
+              <w:t>)|filter_sv|sort_for5301_sv</w:t>
             </w:r>
             <w:r>
               <w:rPr>
@@ -5556,41 +3778,7 @@
                 <w:sz w:val="15"/>
                 <w:szCs w:val="15"/>
               </w:rPr>
-              <w:t>{</w:t>
-            </w:r>
-            <w:proofErr w:type="spellStart"/>
-            <w:proofErr w:type="gramStart"/>
-            <w:r>
-              <w:rPr>
-                <w:rFonts w:ascii="思源黑体 CN Normal" w:eastAsia="思源黑体 CN Normal" w:hAnsi="思源黑体 CN Normal" w:cs="思源黑体 CN Normal"/>
-                <w:i/>
-                <w:iCs/>
-                <w:sz w:val="15"/>
-                <w:szCs w:val="15"/>
-              </w:rPr>
-              <w:t>a.gene</w:t>
-            </w:r>
-            <w:proofErr w:type="gramEnd"/>
-            <w:r>
-              <w:rPr>
-                <w:rFonts w:ascii="思源黑体 CN Normal" w:eastAsia="思源黑体 CN Normal" w:hAnsi="思源黑体 CN Normal" w:cs="思源黑体 CN Normal"/>
-                <w:i/>
-                <w:iCs/>
-                <w:sz w:val="15"/>
-                <w:szCs w:val="15"/>
-              </w:rPr>
-              <w:t>_symbol</w:t>
-            </w:r>
-            <w:proofErr w:type="spellEnd"/>
-            <w:r>
-              <w:rPr>
-                <w:rFonts w:ascii="思源黑体 CN Normal" w:eastAsia="思源黑体 CN Normal" w:hAnsi="思源黑体 CN Normal" w:cs="思源黑体 CN Normal"/>
-                <w:i/>
-                <w:iCs/>
-                <w:sz w:val="15"/>
-                <w:szCs w:val="15"/>
-              </w:rPr>
-              <w:t>}}</w:t>
+              <w:t>{a.gene_symbol}}</w:t>
             </w:r>
           </w:p>
         </w:tc>
@@ -5633,35 +3821,7 @@
                 <w:sz w:val="15"/>
                 <w:szCs w:val="15"/>
               </w:rPr>
-              <w:t xml:space="preserve"> if </w:t>
-            </w:r>
-            <w:proofErr w:type="spellStart"/>
-            <w:proofErr w:type="gramStart"/>
-            <w:r>
-              <w:rPr>
-                <w:rFonts w:ascii="思源黑体 CN Normal" w:eastAsia="思源黑体 CN Normal" w:hAnsi="思源黑体 CN Normal" w:cs="思源黑体 CN Normal"/>
-                <w:sz w:val="15"/>
-                <w:szCs w:val="15"/>
-              </w:rPr>
-              <w:t>a.freq</w:t>
-            </w:r>
-            <w:proofErr w:type="gramEnd"/>
-            <w:r>
-              <w:rPr>
-                <w:rFonts w:ascii="思源黑体 CN Normal" w:eastAsia="思源黑体 CN Normal" w:hAnsi="思源黑体 CN Normal" w:cs="思源黑体 CN Normal"/>
-                <w:sz w:val="15"/>
-                <w:szCs w:val="15"/>
-              </w:rPr>
-              <w:t>_str</w:t>
-            </w:r>
-            <w:proofErr w:type="spellEnd"/>
-            <w:r>
-              <w:rPr>
-                <w:rFonts w:ascii="思源黑体 CN Normal" w:eastAsia="思源黑体 CN Normal" w:hAnsi="思源黑体 CN Normal" w:cs="思源黑体 CN Normal"/>
-                <w:sz w:val="15"/>
-                <w:szCs w:val="15"/>
-              </w:rPr>
-              <w:t>%}</w:t>
+              <w:t xml:space="preserve"> if a.freq_str%}</w:t>
             </w:r>
           </w:p>
           <w:p>
@@ -5681,63 +3841,7 @@
                 <w:sz w:val="15"/>
                 <w:szCs w:val="15"/>
               </w:rPr>
-              <w:t>{{</w:t>
-            </w:r>
-            <w:proofErr w:type="spellStart"/>
-            <w:proofErr w:type="gramStart"/>
-            <w:r>
-              <w:rPr>
-                <w:rFonts w:ascii="思源黑体 CN Normal" w:eastAsia="思源黑体 CN Normal" w:hAnsi="思源黑体 CN Normal" w:cs="思源黑体 CN Normal"/>
-                <w:sz w:val="15"/>
-                <w:szCs w:val="15"/>
-              </w:rPr>
-              <w:t>a.five</w:t>
-            </w:r>
-            <w:proofErr w:type="gramEnd"/>
-            <w:r>
-              <w:rPr>
-                <w:rFonts w:ascii="思源黑体 CN Normal" w:eastAsia="思源黑体 CN Normal" w:hAnsi="思源黑体 CN Normal" w:cs="思源黑体 CN Normal"/>
-                <w:sz w:val="15"/>
-                <w:szCs w:val="15"/>
-              </w:rPr>
-              <w:t>_prime_gene</w:t>
-            </w:r>
-            <w:proofErr w:type="spellEnd"/>
-            <w:r>
-              <w:rPr>
-                <w:rFonts w:ascii="思源黑体 CN Normal" w:eastAsia="思源黑体 CN Normal" w:hAnsi="思源黑体 CN Normal" w:cs="思源黑体 CN Normal"/>
-                <w:sz w:val="15"/>
-                <w:szCs w:val="15"/>
-              </w:rPr>
-              <w:t>}}-{{</w:t>
-            </w:r>
-            <w:proofErr w:type="spellStart"/>
-            <w:proofErr w:type="gramStart"/>
-            <w:r>
-              <w:rPr>
-                <w:rFonts w:ascii="思源黑体 CN Normal" w:eastAsia="思源黑体 CN Normal" w:hAnsi="思源黑体 CN Normal" w:cs="思源黑体 CN Normal"/>
-                <w:sz w:val="15"/>
-                <w:szCs w:val="15"/>
-              </w:rPr>
-              <w:t>a.three</w:t>
-            </w:r>
-            <w:proofErr w:type="gramEnd"/>
-            <w:r>
-              <w:rPr>
-                <w:rFonts w:ascii="思源黑体 CN Normal" w:eastAsia="思源黑体 CN Normal" w:hAnsi="思源黑体 CN Normal" w:cs="思源黑体 CN Normal"/>
-                <w:sz w:val="15"/>
-                <w:szCs w:val="15"/>
-              </w:rPr>
-              <w:t>_prime_gene</w:t>
-            </w:r>
-            <w:proofErr w:type="spellEnd"/>
-            <w:r>
-              <w:rPr>
-                <w:rFonts w:ascii="思源黑体 CN Normal" w:eastAsia="思源黑体 CN Normal" w:hAnsi="思源黑体 CN Normal" w:cs="思源黑体 CN Normal"/>
-                <w:sz w:val="15"/>
-                <w:szCs w:val="15"/>
-              </w:rPr>
-              <w:t>}}</w:t>
+              <w:t>{{a.five_prime_gene}}-{{a.three_prime_gene}}</w:t>
             </w:r>
           </w:p>
           <w:p>
@@ -5851,35 +3955,7 @@
                 <w:sz w:val="15"/>
                 <w:szCs w:val="15"/>
               </w:rPr>
-              <w:t xml:space="preserve">{%p if </w:t>
-            </w:r>
-            <w:proofErr w:type="spellStart"/>
-            <w:proofErr w:type="gramStart"/>
-            <w:r>
-              <w:rPr>
-                <w:rFonts w:ascii="思源黑体 CN Normal" w:eastAsia="思源黑体 CN Normal" w:hAnsi="思源黑体 CN Normal" w:cs="思源黑体 CN Normal"/>
-                <w:sz w:val="15"/>
-                <w:szCs w:val="15"/>
-              </w:rPr>
-              <w:t>a.freq</w:t>
-            </w:r>
-            <w:proofErr w:type="gramEnd"/>
-            <w:r>
-              <w:rPr>
-                <w:rFonts w:ascii="思源黑体 CN Normal" w:eastAsia="思源黑体 CN Normal" w:hAnsi="思源黑体 CN Normal" w:cs="思源黑体 CN Normal"/>
-                <w:sz w:val="15"/>
-                <w:szCs w:val="15"/>
-              </w:rPr>
-              <w:t>_str</w:t>
-            </w:r>
-            <w:proofErr w:type="spellEnd"/>
-            <w:r>
-              <w:rPr>
-                <w:rFonts w:ascii="思源黑体 CN Normal" w:eastAsia="思源黑体 CN Normal" w:hAnsi="思源黑体 CN Normal" w:cs="思源黑体 CN Normal"/>
-                <w:sz w:val="15"/>
-                <w:szCs w:val="15"/>
-              </w:rPr>
-              <w:t>%}</w:t>
+              <w:t>{%p if a.freq_str%}</w:t>
             </w:r>
           </w:p>
           <w:p>
@@ -5899,35 +3975,7 @@
                 <w:sz w:val="15"/>
                 <w:szCs w:val="15"/>
               </w:rPr>
-              <w:t>{{</w:t>
-            </w:r>
-            <w:proofErr w:type="spellStart"/>
-            <w:proofErr w:type="gramStart"/>
-            <w:r>
-              <w:rPr>
-                <w:rFonts w:ascii="思源黑体 CN Normal" w:eastAsia="思源黑体 CN Normal" w:hAnsi="思源黑体 CN Normal" w:cs="思源黑体 CN Normal"/>
-                <w:sz w:val="15"/>
-                <w:szCs w:val="15"/>
-              </w:rPr>
-              <w:t>a.freq</w:t>
-            </w:r>
-            <w:proofErr w:type="gramEnd"/>
-            <w:r>
-              <w:rPr>
-                <w:rFonts w:ascii="思源黑体 CN Normal" w:eastAsia="思源黑体 CN Normal" w:hAnsi="思源黑体 CN Normal" w:cs="思源黑体 CN Normal"/>
-                <w:sz w:val="15"/>
-                <w:szCs w:val="15"/>
-              </w:rPr>
-              <w:t>_str</w:t>
-            </w:r>
-            <w:proofErr w:type="spellEnd"/>
-            <w:r>
-              <w:rPr>
-                <w:rFonts w:ascii="思源黑体 CN Normal" w:eastAsia="思源黑体 CN Normal" w:hAnsi="思源黑体 CN Normal" w:cs="思源黑体 CN Normal"/>
-                <w:sz w:val="15"/>
-                <w:szCs w:val="15"/>
-              </w:rPr>
-              <w:t>}}</w:t>
+              <w:t>{{a.freq_str}}</w:t>
             </w:r>
           </w:p>
           <w:p>
@@ -6038,27 +4086,7 @@
                 <w:sz w:val="18"/>
                 <w:szCs w:val="18"/>
               </w:rPr>
-              <w:t xml:space="preserve">%tr </w:t>
-            </w:r>
-            <w:proofErr w:type="spellStart"/>
-            <w:r>
-              <w:rPr>
-                <w:rFonts w:ascii="思源黑体 CN Normal" w:eastAsia="思源黑体 CN Normal" w:hAnsi="思源黑体 CN Normal" w:cs="思源黑体 CN Normal"/>
-                <w:color w:val="000000"/>
-                <w:sz w:val="18"/>
-                <w:szCs w:val="18"/>
-              </w:rPr>
-              <w:t>endfor</w:t>
-            </w:r>
-            <w:proofErr w:type="spellEnd"/>
-            <w:r>
-              <w:rPr>
-                <w:rFonts w:ascii="思源黑体 CN Normal" w:eastAsia="思源黑体 CN Normal" w:hAnsi="思源黑体 CN Normal" w:cs="思源黑体 CN Normal"/>
-                <w:color w:val="000000"/>
-                <w:sz w:val="18"/>
-                <w:szCs w:val="18"/>
-              </w:rPr>
-              <w:t>%}</w:t>
+              <w:t>%tr endfor%}</w:t>
             </w:r>
           </w:p>
         </w:tc>
@@ -6158,7 +4186,6 @@
               </w:rPr>
               <w:t>r for a in (</w:t>
             </w:r>
-            <w:proofErr w:type="spellStart"/>
             <w:r>
               <w:rPr>
                 <w:rFonts w:ascii="思源黑体 CN Normal" w:eastAsia="思源黑体 CN Normal" w:hAnsi="思源黑体 CN Normal"/>
@@ -6167,9 +4194,8 @@
                 <w:sz w:val="18"/>
                 <w:szCs w:val="18"/>
               </w:rPr>
-              <w:t>var.var_</w:t>
-            </w:r>
-            <w:proofErr w:type="gramStart"/>
+              <w:t>var.var_somatic.level_I + var.var_somatic.level_II + var.var_somatic.level_onco_nodrug + var.var_somatic.level_III</w:t>
+            </w:r>
             <w:r>
               <w:rPr>
                 <w:rFonts w:ascii="思源黑体 CN Normal" w:eastAsia="思源黑体 CN Normal" w:hAnsi="思源黑体 CN Normal"/>
@@ -6178,183 +4204,7 @@
                 <w:sz w:val="18"/>
                 <w:szCs w:val="18"/>
               </w:rPr>
-              <w:t>somatic.level</w:t>
-            </w:r>
-            <w:proofErr w:type="gramEnd"/>
-            <w:r>
-              <w:rPr>
-                <w:rFonts w:ascii="思源黑体 CN Normal" w:eastAsia="思源黑体 CN Normal" w:hAnsi="思源黑体 CN Normal"/>
-                <w:bCs/>
-                <w:color w:val="000000" w:themeColor="text1"/>
-                <w:sz w:val="18"/>
-                <w:szCs w:val="18"/>
-              </w:rPr>
-              <w:t>_I</w:t>
-            </w:r>
-            <w:proofErr w:type="spellEnd"/>
-            <w:r>
-              <w:rPr>
-                <w:rFonts w:ascii="思源黑体 CN Normal" w:eastAsia="思源黑体 CN Normal" w:hAnsi="思源黑体 CN Normal"/>
-                <w:bCs/>
-                <w:color w:val="000000" w:themeColor="text1"/>
-                <w:sz w:val="18"/>
-                <w:szCs w:val="18"/>
-              </w:rPr>
-              <w:t xml:space="preserve"> + </w:t>
-            </w:r>
-            <w:proofErr w:type="spellStart"/>
-            <w:r>
-              <w:rPr>
-                <w:rFonts w:ascii="思源黑体 CN Normal" w:eastAsia="思源黑体 CN Normal" w:hAnsi="思源黑体 CN Normal"/>
-                <w:bCs/>
-                <w:color w:val="000000" w:themeColor="text1"/>
-                <w:sz w:val="18"/>
-                <w:szCs w:val="18"/>
-              </w:rPr>
-              <w:t>var.var_</w:t>
-            </w:r>
-            <w:proofErr w:type="gramStart"/>
-            <w:r>
-              <w:rPr>
-                <w:rFonts w:ascii="思源黑体 CN Normal" w:eastAsia="思源黑体 CN Normal" w:hAnsi="思源黑体 CN Normal"/>
-                <w:bCs/>
-                <w:color w:val="000000" w:themeColor="text1"/>
-                <w:sz w:val="18"/>
-                <w:szCs w:val="18"/>
-              </w:rPr>
-              <w:t>somatic.level</w:t>
-            </w:r>
-            <w:proofErr w:type="gramEnd"/>
-            <w:r>
-              <w:rPr>
-                <w:rFonts w:ascii="思源黑体 CN Normal" w:eastAsia="思源黑体 CN Normal" w:hAnsi="思源黑体 CN Normal"/>
-                <w:bCs/>
-                <w:color w:val="000000" w:themeColor="text1"/>
-                <w:sz w:val="18"/>
-                <w:szCs w:val="18"/>
-              </w:rPr>
-              <w:t>_II</w:t>
-            </w:r>
-            <w:proofErr w:type="spellEnd"/>
-            <w:r>
-              <w:rPr>
-                <w:rFonts w:ascii="思源黑体 CN Normal" w:eastAsia="思源黑体 CN Normal" w:hAnsi="思源黑体 CN Normal"/>
-                <w:bCs/>
-                <w:color w:val="000000" w:themeColor="text1"/>
-                <w:sz w:val="18"/>
-                <w:szCs w:val="18"/>
-              </w:rPr>
-              <w:t xml:space="preserve"> + </w:t>
-            </w:r>
-            <w:proofErr w:type="spellStart"/>
-            <w:r>
-              <w:rPr>
-                <w:rFonts w:ascii="思源黑体 CN Normal" w:eastAsia="思源黑体 CN Normal" w:hAnsi="思源黑体 CN Normal"/>
-                <w:bCs/>
-                <w:color w:val="000000" w:themeColor="text1"/>
-                <w:sz w:val="18"/>
-                <w:szCs w:val="18"/>
-              </w:rPr>
-              <w:t>var.var_</w:t>
-            </w:r>
-            <w:proofErr w:type="gramStart"/>
-            <w:r>
-              <w:rPr>
-                <w:rFonts w:ascii="思源黑体 CN Normal" w:eastAsia="思源黑体 CN Normal" w:hAnsi="思源黑体 CN Normal"/>
-                <w:bCs/>
-                <w:color w:val="000000" w:themeColor="text1"/>
-                <w:sz w:val="18"/>
-                <w:szCs w:val="18"/>
-              </w:rPr>
-              <w:t>somatic.level</w:t>
-            </w:r>
-            <w:proofErr w:type="gramEnd"/>
-            <w:r>
-              <w:rPr>
-                <w:rFonts w:ascii="思源黑体 CN Normal" w:eastAsia="思源黑体 CN Normal" w:hAnsi="思源黑体 CN Normal"/>
-                <w:bCs/>
-                <w:color w:val="000000" w:themeColor="text1"/>
-                <w:sz w:val="18"/>
-                <w:szCs w:val="18"/>
-              </w:rPr>
-              <w:t>_onco_nodrug</w:t>
-            </w:r>
-            <w:proofErr w:type="spellEnd"/>
-            <w:r>
-              <w:rPr>
-                <w:rFonts w:ascii="思源黑体 CN Normal" w:eastAsia="思源黑体 CN Normal" w:hAnsi="思源黑体 CN Normal"/>
-                <w:bCs/>
-                <w:color w:val="000000" w:themeColor="text1"/>
-                <w:sz w:val="18"/>
-                <w:szCs w:val="18"/>
-              </w:rPr>
-              <w:t xml:space="preserve"> + </w:t>
-            </w:r>
-            <w:proofErr w:type="spellStart"/>
-            <w:r>
-              <w:rPr>
-                <w:rFonts w:ascii="思源黑体 CN Normal" w:eastAsia="思源黑体 CN Normal" w:hAnsi="思源黑体 CN Normal"/>
-                <w:bCs/>
-                <w:color w:val="000000" w:themeColor="text1"/>
-                <w:sz w:val="18"/>
-                <w:szCs w:val="18"/>
-              </w:rPr>
-              <w:t>var.var_</w:t>
-            </w:r>
-            <w:proofErr w:type="gramStart"/>
-            <w:r>
-              <w:rPr>
-                <w:rFonts w:ascii="思源黑体 CN Normal" w:eastAsia="思源黑体 CN Normal" w:hAnsi="思源黑体 CN Normal"/>
-                <w:bCs/>
-                <w:color w:val="000000" w:themeColor="text1"/>
-                <w:sz w:val="18"/>
-                <w:szCs w:val="18"/>
-              </w:rPr>
-              <w:t>somatic.level</w:t>
-            </w:r>
-            <w:proofErr w:type="gramEnd"/>
-            <w:r>
-              <w:rPr>
-                <w:rFonts w:ascii="思源黑体 CN Normal" w:eastAsia="思源黑体 CN Normal" w:hAnsi="思源黑体 CN Normal"/>
-                <w:bCs/>
-                <w:color w:val="000000" w:themeColor="text1"/>
-                <w:sz w:val="18"/>
-                <w:szCs w:val="18"/>
-              </w:rPr>
-              <w:t>_</w:t>
-            </w:r>
-            <w:proofErr w:type="gramStart"/>
-            <w:r>
-              <w:rPr>
-                <w:rFonts w:ascii="思源黑体 CN Normal" w:eastAsia="思源黑体 CN Normal" w:hAnsi="思源黑体 CN Normal"/>
-                <w:bCs/>
-                <w:color w:val="000000" w:themeColor="text1"/>
-                <w:sz w:val="18"/>
-                <w:szCs w:val="18"/>
-              </w:rPr>
-              <w:t>III</w:t>
-            </w:r>
-            <w:proofErr w:type="spellEnd"/>
-            <w:r>
-              <w:rPr>
-                <w:rFonts w:ascii="思源黑体 CN Normal" w:eastAsia="思源黑体 CN Normal" w:hAnsi="思源黑体 CN Normal"/>
-                <w:bCs/>
-                <w:color w:val="000000" w:themeColor="text1"/>
-                <w:sz w:val="18"/>
-                <w:szCs w:val="18"/>
-              </w:rPr>
-              <w:t>)|</w:t>
-            </w:r>
-            <w:proofErr w:type="gramEnd"/>
-            <w:r>
-              <w:rPr>
-                <w:rFonts w:ascii="思源黑体 CN Normal" w:eastAsia="思源黑体 CN Normal" w:hAnsi="思源黑体 CN Normal"/>
-                <w:bCs/>
-                <w:color w:val="000000" w:themeColor="text1"/>
-                <w:sz w:val="18"/>
-                <w:szCs w:val="18"/>
-              </w:rPr>
-              <w:t>filter_sv|sort_for5301_sv</w:t>
+              <w:t>)|filter_sv|sort_for5301_sv</w:t>
             </w:r>
             <w:r>
               <w:rPr>
@@ -6413,41 +4263,7 @@
                 <w:sz w:val="15"/>
                 <w:szCs w:val="15"/>
               </w:rPr>
-              <w:t>{</w:t>
-            </w:r>
-            <w:proofErr w:type="spellStart"/>
-            <w:proofErr w:type="gramStart"/>
-            <w:r>
-              <w:rPr>
-                <w:rFonts w:ascii="思源黑体 CN Normal" w:eastAsia="思源黑体 CN Normal" w:hAnsi="思源黑体 CN Normal" w:cs="思源黑体 CN Normal"/>
-                <w:i/>
-                <w:iCs/>
-                <w:sz w:val="15"/>
-                <w:szCs w:val="15"/>
-              </w:rPr>
-              <w:t>a.gene</w:t>
-            </w:r>
-            <w:proofErr w:type="gramEnd"/>
-            <w:r>
-              <w:rPr>
-                <w:rFonts w:ascii="思源黑体 CN Normal" w:eastAsia="思源黑体 CN Normal" w:hAnsi="思源黑体 CN Normal" w:cs="思源黑体 CN Normal"/>
-                <w:i/>
-                <w:iCs/>
-                <w:sz w:val="15"/>
-                <w:szCs w:val="15"/>
-              </w:rPr>
-              <w:t>_symbol</w:t>
-            </w:r>
-            <w:proofErr w:type="spellEnd"/>
-            <w:r>
-              <w:rPr>
-                <w:rFonts w:ascii="思源黑体 CN Normal" w:eastAsia="思源黑体 CN Normal" w:hAnsi="思源黑体 CN Normal" w:cs="思源黑体 CN Normal"/>
-                <w:i/>
-                <w:iCs/>
-                <w:sz w:val="15"/>
-                <w:szCs w:val="15"/>
-              </w:rPr>
-              <w:t>}}</w:t>
+              <w:t>{a.gene_symbol}}</w:t>
             </w:r>
           </w:p>
         </w:tc>
@@ -6490,35 +4306,7 @@
                 <w:sz w:val="15"/>
                 <w:szCs w:val="15"/>
               </w:rPr>
-              <w:t xml:space="preserve"> if </w:t>
-            </w:r>
-            <w:proofErr w:type="spellStart"/>
-            <w:proofErr w:type="gramStart"/>
-            <w:r>
-              <w:rPr>
-                <w:rFonts w:ascii="思源黑体 CN Normal" w:eastAsia="思源黑体 CN Normal" w:hAnsi="思源黑体 CN Normal" w:cs="思源黑体 CN Normal"/>
-                <w:sz w:val="15"/>
-                <w:szCs w:val="15"/>
-              </w:rPr>
-              <w:t>a.freq</w:t>
-            </w:r>
-            <w:proofErr w:type="gramEnd"/>
-            <w:r>
-              <w:rPr>
-                <w:rFonts w:ascii="思源黑体 CN Normal" w:eastAsia="思源黑体 CN Normal" w:hAnsi="思源黑体 CN Normal" w:cs="思源黑体 CN Normal"/>
-                <w:sz w:val="15"/>
-                <w:szCs w:val="15"/>
-              </w:rPr>
-              <w:t>_str</w:t>
-            </w:r>
-            <w:proofErr w:type="spellEnd"/>
-            <w:r>
-              <w:rPr>
-                <w:rFonts w:ascii="思源黑体 CN Normal" w:eastAsia="思源黑体 CN Normal" w:hAnsi="思源黑体 CN Normal" w:cs="思源黑体 CN Normal"/>
-                <w:sz w:val="15"/>
-                <w:szCs w:val="15"/>
-              </w:rPr>
-              <w:t>%}</w:t>
+              <w:t xml:space="preserve"> if a.freq_str%}</w:t>
             </w:r>
           </w:p>
           <w:p>
@@ -6538,63 +4326,7 @@
                 <w:sz w:val="15"/>
                 <w:szCs w:val="15"/>
               </w:rPr>
-              <w:t>{{</w:t>
-            </w:r>
-            <w:proofErr w:type="spellStart"/>
-            <w:proofErr w:type="gramStart"/>
-            <w:r>
-              <w:rPr>
-                <w:rFonts w:ascii="思源黑体 CN Normal" w:eastAsia="思源黑体 CN Normal" w:hAnsi="思源黑体 CN Normal" w:cs="思源黑体 CN Normal"/>
-                <w:sz w:val="15"/>
-                <w:szCs w:val="15"/>
-              </w:rPr>
-              <w:t>a.five</w:t>
-            </w:r>
-            <w:proofErr w:type="gramEnd"/>
-            <w:r>
-              <w:rPr>
-                <w:rFonts w:ascii="思源黑体 CN Normal" w:eastAsia="思源黑体 CN Normal" w:hAnsi="思源黑体 CN Normal" w:cs="思源黑体 CN Normal"/>
-                <w:sz w:val="15"/>
-                <w:szCs w:val="15"/>
-              </w:rPr>
-              <w:t>_prime_gene</w:t>
-            </w:r>
-            <w:proofErr w:type="spellEnd"/>
-            <w:r>
-              <w:rPr>
-                <w:rFonts w:ascii="思源黑体 CN Normal" w:eastAsia="思源黑体 CN Normal" w:hAnsi="思源黑体 CN Normal" w:cs="思源黑体 CN Normal"/>
-                <w:sz w:val="15"/>
-                <w:szCs w:val="15"/>
-              </w:rPr>
-              <w:t>}}-{{</w:t>
-            </w:r>
-            <w:proofErr w:type="spellStart"/>
-            <w:proofErr w:type="gramStart"/>
-            <w:r>
-              <w:rPr>
-                <w:rFonts w:ascii="思源黑体 CN Normal" w:eastAsia="思源黑体 CN Normal" w:hAnsi="思源黑体 CN Normal" w:cs="思源黑体 CN Normal"/>
-                <w:sz w:val="15"/>
-                <w:szCs w:val="15"/>
-              </w:rPr>
-              <w:t>a.three</w:t>
-            </w:r>
-            <w:proofErr w:type="gramEnd"/>
-            <w:r>
-              <w:rPr>
-                <w:rFonts w:ascii="思源黑体 CN Normal" w:eastAsia="思源黑体 CN Normal" w:hAnsi="思源黑体 CN Normal" w:cs="思源黑体 CN Normal"/>
-                <w:sz w:val="15"/>
-                <w:szCs w:val="15"/>
-              </w:rPr>
-              <w:t>_prime_gene</w:t>
-            </w:r>
-            <w:proofErr w:type="spellEnd"/>
-            <w:r>
-              <w:rPr>
-                <w:rFonts w:ascii="思源黑体 CN Normal" w:eastAsia="思源黑体 CN Normal" w:hAnsi="思源黑体 CN Normal" w:cs="思源黑体 CN Normal"/>
-                <w:sz w:val="15"/>
-                <w:szCs w:val="15"/>
-              </w:rPr>
-              <w:t>}}</w:t>
+              <w:t>{{a.five_prime_gene}}-{{a.three_prime_gene}}</w:t>
             </w:r>
           </w:p>
           <w:p>
@@ -6724,35 +4456,7 @@
                 <w:sz w:val="15"/>
                 <w:szCs w:val="15"/>
               </w:rPr>
-              <w:t xml:space="preserve">{%p if </w:t>
-            </w:r>
-            <w:proofErr w:type="spellStart"/>
-            <w:proofErr w:type="gramStart"/>
-            <w:r>
-              <w:rPr>
-                <w:rFonts w:ascii="思源黑体 CN Normal" w:eastAsia="思源黑体 CN Normal" w:hAnsi="思源黑体 CN Normal" w:cs="思源黑体 CN Normal"/>
-                <w:sz w:val="15"/>
-                <w:szCs w:val="15"/>
-              </w:rPr>
-              <w:t>a.freq</w:t>
-            </w:r>
-            <w:proofErr w:type="gramEnd"/>
-            <w:r>
-              <w:rPr>
-                <w:rFonts w:ascii="思源黑体 CN Normal" w:eastAsia="思源黑体 CN Normal" w:hAnsi="思源黑体 CN Normal" w:cs="思源黑体 CN Normal"/>
-                <w:sz w:val="15"/>
-                <w:szCs w:val="15"/>
-              </w:rPr>
-              <w:t>_str</w:t>
-            </w:r>
-            <w:proofErr w:type="spellEnd"/>
-            <w:r>
-              <w:rPr>
-                <w:rFonts w:ascii="思源黑体 CN Normal" w:eastAsia="思源黑体 CN Normal" w:hAnsi="思源黑体 CN Normal" w:cs="思源黑体 CN Normal"/>
-                <w:sz w:val="15"/>
-                <w:szCs w:val="15"/>
-              </w:rPr>
-              <w:t>%}</w:t>
+              <w:t>{%p if a.freq_str%}</w:t>
             </w:r>
           </w:p>
           <w:p>
@@ -6772,35 +4476,7 @@
                 <w:sz w:val="15"/>
                 <w:szCs w:val="15"/>
               </w:rPr>
-              <w:t>{{</w:t>
-            </w:r>
-            <w:proofErr w:type="spellStart"/>
-            <w:proofErr w:type="gramStart"/>
-            <w:r>
-              <w:rPr>
-                <w:rFonts w:ascii="思源黑体 CN Normal" w:eastAsia="思源黑体 CN Normal" w:hAnsi="思源黑体 CN Normal" w:cs="思源黑体 CN Normal"/>
-                <w:sz w:val="15"/>
-                <w:szCs w:val="15"/>
-              </w:rPr>
-              <w:t>a.freq</w:t>
-            </w:r>
-            <w:proofErr w:type="gramEnd"/>
-            <w:r>
-              <w:rPr>
-                <w:rFonts w:ascii="思源黑体 CN Normal" w:eastAsia="思源黑体 CN Normal" w:hAnsi="思源黑体 CN Normal" w:cs="思源黑体 CN Normal"/>
-                <w:sz w:val="15"/>
-                <w:szCs w:val="15"/>
-              </w:rPr>
-              <w:t>_str</w:t>
-            </w:r>
-            <w:proofErr w:type="spellEnd"/>
-            <w:r>
-              <w:rPr>
-                <w:rFonts w:ascii="思源黑体 CN Normal" w:eastAsia="思源黑体 CN Normal" w:hAnsi="思源黑体 CN Normal" w:cs="思源黑体 CN Normal"/>
-                <w:sz w:val="15"/>
-                <w:szCs w:val="15"/>
-              </w:rPr>
-              <w:t>}}</w:t>
+              <w:t>{{a.freq_str}}</w:t>
             </w:r>
           </w:p>
           <w:p>
@@ -6924,27 +4600,7 @@
                 <w:sz w:val="18"/>
                 <w:szCs w:val="18"/>
               </w:rPr>
-              <w:t xml:space="preserve">%tr </w:t>
-            </w:r>
-            <w:proofErr w:type="spellStart"/>
-            <w:r>
-              <w:rPr>
-                <w:rFonts w:ascii="思源黑体 CN Normal" w:eastAsia="思源黑体 CN Normal" w:hAnsi="思源黑体 CN Normal" w:cs="思源黑体 CN Normal"/>
-                <w:color w:val="000000"/>
-                <w:sz w:val="18"/>
-                <w:szCs w:val="18"/>
-              </w:rPr>
-              <w:t>endfor</w:t>
-            </w:r>
-            <w:proofErr w:type="spellEnd"/>
-            <w:r>
-              <w:rPr>
-                <w:rFonts w:ascii="思源黑体 CN Normal" w:eastAsia="思源黑体 CN Normal" w:hAnsi="思源黑体 CN Normal" w:cs="思源黑体 CN Normal"/>
-                <w:color w:val="000000"/>
-                <w:sz w:val="18"/>
-                <w:szCs w:val="18"/>
-              </w:rPr>
-              <w:t>%}</w:t>
+              <w:t>%tr endfor%}</w:t>
             </w:r>
           </w:p>
         </w:tc>
@@ -7247,7 +4903,16 @@
           <w:sz w:val="20"/>
           <w:szCs w:val="18"/>
         </w:rPr>
-        <w:t xml:space="preserve"> 审核</w:t>
+        <w:t xml:space="preserve"> 审</w:t>
+      </w:r>
+      <w:r>
+        <w:rPr>
+          <w:rFonts w:ascii="思源黑体 CN Normal" w:eastAsia="思源黑体 CN Normal" w:hAnsi="思源黑体 CN Normal" w:cs="微软雅黑" w:hint="eastAsia"/>
+          <w:b/>
+          <w:sz w:val="20"/>
+          <w:szCs w:val="18"/>
+        </w:rPr>
+        <w:t>批</w:t>
       </w:r>
       <w:r>
         <w:rPr>
@@ -7598,7 +5263,6 @@
         </w:rPr>
         <w:t>康</w:t>
       </w:r>
-      <w:proofErr w:type="spellStart"/>
       <w:r>
         <w:rPr>
           <w:rFonts w:ascii="思源黑体 CN Normal" w:eastAsia="思源黑体 CN Normal" w:hAnsi="思源黑体 CN Normal" w:cs="思源黑体 CN Normal"/>
@@ -7607,7 +5271,6 @@
         </w:rPr>
         <w:t>NextSeq</w:t>
       </w:r>
-      <w:proofErr w:type="spellEnd"/>
       <w:proofErr w:type="gramEnd"/>
       <w:r>
         <w:rPr>
@@ -9250,9 +6913,21 @@
                 <w:sz w:val="15"/>
                 <w:szCs w:val="15"/>
               </w:rPr>
-              <w:t xml:space="preserve">{%p if </w:t>
-            </w:r>
-            <w:proofErr w:type="spellStart"/>
+              <w:t>{%p if lib_quality_control and lib_quality_control.lib_dna_qc and lib_quality_control.lib_dna_qc.dna_qty%}</w:t>
+            </w:r>
+          </w:p>
+          <w:p>
+            <w:pPr>
+              <w:spacing w:line="300" w:lineRule="exact"/>
+              <w:jc w:val="center"/>
+              <w:rPr>
+                <w:rFonts w:ascii="思源黑体 CN Normal" w:eastAsia="思源黑体 CN Normal" w:hAnsi="思源黑体 CN Normal" w:cs="微软雅黑" w:hint="eastAsia"/>
+                <w:bCs/>
+                <w:color w:val="000000" w:themeColor="text1"/>
+                <w:sz w:val="15"/>
+                <w:szCs w:val="15"/>
+              </w:rPr>
+            </w:pPr>
             <w:r>
               <w:rPr>
                 <w:rFonts w:ascii="思源黑体 CN Normal" w:eastAsia="思源黑体 CN Normal" w:hAnsi="思源黑体 CN Normal" w:cs="微软雅黑"/>
@@ -9261,9 +6936,9 @@
                 <w:sz w:val="15"/>
                 <w:szCs w:val="15"/>
               </w:rPr>
-              <w:t>lib_quality_control</w:t>
-            </w:r>
-            <w:proofErr w:type="spellEnd"/>
+              <w:t>{{lib_quality_control.lib_dna_qc.dna_qty|</w:t>
+            </w:r>
+            <w:proofErr w:type="gramStart"/>
             <w:r>
               <w:rPr>
                 <w:rFonts w:ascii="思源黑体 CN Normal" w:eastAsia="思源黑体 CN Normal" w:hAnsi="思源黑体 CN Normal" w:cs="微软雅黑"/>
@@ -9272,107 +6947,7 @@
                 <w:sz w:val="15"/>
                 <w:szCs w:val="15"/>
               </w:rPr>
-              <w:t xml:space="preserve"> and </w:t>
-            </w:r>
-            <w:proofErr w:type="spellStart"/>
-            <w:r>
-              <w:rPr>
-                <w:rFonts w:ascii="思源黑体 CN Normal" w:eastAsia="思源黑体 CN Normal" w:hAnsi="思源黑体 CN Normal" w:cs="微软雅黑"/>
-                <w:bCs/>
-                <w:color w:val="000000" w:themeColor="text1"/>
-                <w:sz w:val="15"/>
-                <w:szCs w:val="15"/>
-              </w:rPr>
-              <w:t>lib_quality_control.lib_dna_qc</w:t>
-            </w:r>
-            <w:proofErr w:type="spellEnd"/>
-            <w:r>
-              <w:rPr>
-                <w:rFonts w:ascii="思源黑体 CN Normal" w:eastAsia="思源黑体 CN Normal" w:hAnsi="思源黑体 CN Normal" w:cs="微软雅黑"/>
-                <w:bCs/>
-                <w:color w:val="000000" w:themeColor="text1"/>
-                <w:sz w:val="15"/>
-                <w:szCs w:val="15"/>
-              </w:rPr>
-              <w:t xml:space="preserve"> and </w:t>
-            </w:r>
-            <w:proofErr w:type="spellStart"/>
-            <w:r>
-              <w:rPr>
-                <w:rFonts w:ascii="思源黑体 CN Normal" w:eastAsia="思源黑体 CN Normal" w:hAnsi="思源黑体 CN Normal" w:cs="微软雅黑"/>
-                <w:bCs/>
-                <w:color w:val="000000" w:themeColor="text1"/>
-                <w:sz w:val="15"/>
-                <w:szCs w:val="15"/>
-              </w:rPr>
-              <w:t>lib_quality_control.lib_dna_qc.dna_qty</w:t>
-            </w:r>
-            <w:proofErr w:type="spellEnd"/>
-            <w:r>
-              <w:rPr>
-                <w:rFonts w:ascii="思源黑体 CN Normal" w:eastAsia="思源黑体 CN Normal" w:hAnsi="思源黑体 CN Normal" w:cs="微软雅黑"/>
-                <w:bCs/>
-                <w:color w:val="000000" w:themeColor="text1"/>
-                <w:sz w:val="15"/>
-                <w:szCs w:val="15"/>
-              </w:rPr>
-              <w:t>%}</w:t>
-            </w:r>
-          </w:p>
-          <w:p>
-            <w:pPr>
-              <w:spacing w:line="300" w:lineRule="exact"/>
-              <w:jc w:val="center"/>
-              <w:rPr>
-                <w:rFonts w:ascii="思源黑体 CN Normal" w:eastAsia="思源黑体 CN Normal" w:hAnsi="思源黑体 CN Normal" w:cs="微软雅黑" w:hint="eastAsia"/>
-                <w:bCs/>
-                <w:color w:val="000000" w:themeColor="text1"/>
-                <w:sz w:val="15"/>
-                <w:szCs w:val="15"/>
-              </w:rPr>
-            </w:pPr>
-            <w:r>
-              <w:rPr>
-                <w:rFonts w:ascii="思源黑体 CN Normal" w:eastAsia="思源黑体 CN Normal" w:hAnsi="思源黑体 CN Normal" w:cs="微软雅黑"/>
-                <w:bCs/>
-                <w:color w:val="000000" w:themeColor="text1"/>
-                <w:sz w:val="15"/>
-                <w:szCs w:val="15"/>
-              </w:rPr>
-              <w:t>{{</w:t>
-            </w:r>
-            <w:proofErr w:type="spellStart"/>
-            <w:r>
-              <w:rPr>
-                <w:rFonts w:ascii="思源黑体 CN Normal" w:eastAsia="思源黑体 CN Normal" w:hAnsi="思源黑体 CN Normal" w:cs="微软雅黑"/>
-                <w:bCs/>
-                <w:color w:val="000000" w:themeColor="text1"/>
-                <w:sz w:val="15"/>
-                <w:szCs w:val="15"/>
-              </w:rPr>
-              <w:t>lib_quality_control.lib_dna_qc.dna_qty|</w:t>
-            </w:r>
-            <w:proofErr w:type="gramStart"/>
-            <w:r>
-              <w:rPr>
-                <w:rFonts w:ascii="思源黑体 CN Normal" w:eastAsia="思源黑体 CN Normal" w:hAnsi="思源黑体 CN Normal" w:cs="微软雅黑"/>
-                <w:bCs/>
-                <w:color w:val="000000" w:themeColor="text1"/>
-                <w:sz w:val="15"/>
-                <w:szCs w:val="15"/>
-              </w:rPr>
-              <w:t>replace</w:t>
-            </w:r>
-            <w:proofErr w:type="spellEnd"/>
-            <w:r>
-              <w:rPr>
-                <w:rFonts w:ascii="思源黑体 CN Normal" w:eastAsia="思源黑体 CN Normal" w:hAnsi="思源黑体 CN Normal" w:cs="微软雅黑"/>
-                <w:bCs/>
-                <w:color w:val="000000" w:themeColor="text1"/>
-                <w:sz w:val="15"/>
-                <w:szCs w:val="15"/>
-              </w:rPr>
-              <w:t>(</w:t>
+              <w:t>replace(</w:t>
             </w:r>
             <w:proofErr w:type="gramEnd"/>
             <w:r>
@@ -9533,7 +7108,6 @@
               </w:rPr>
               <w:t>（</w:t>
             </w:r>
-            <w:proofErr w:type="spellStart"/>
             <w:r>
               <w:rPr>
                 <w:rFonts w:ascii="思源黑体 CN Normal" w:eastAsia="思源黑体 CN Normal" w:hAnsi="思源黑体 CN Normal" w:cs="思源黑体 CN Normal"/>
@@ -9543,7 +7117,6 @@
               </w:rPr>
               <w:t>μg</w:t>
             </w:r>
-            <w:proofErr w:type="spellEnd"/>
             <w:r>
               <w:rPr>
                 <w:rFonts w:ascii="思源黑体 CN Normal" w:eastAsia="思源黑体 CN Normal" w:hAnsi="思源黑体 CN Normal" w:cs="思源黑体 CN Normal" w:hint="eastAsia"/>
@@ -9628,9 +7201,21 @@
                 <w:sz w:val="15"/>
                 <w:szCs w:val="15"/>
               </w:rPr>
-              <w:t xml:space="preserve">{%p if </w:t>
-            </w:r>
-            <w:proofErr w:type="spellStart"/>
+              <w:t>{%p if lib_quality_control and lib_quality_control.lib_dna_qc and lib_quality_control.lib_dna_qc.dna_pre_library_qty_num%}</w:t>
+            </w:r>
+          </w:p>
+          <w:p>
+            <w:pPr>
+              <w:spacing w:line="300" w:lineRule="exact"/>
+              <w:jc w:val="center"/>
+              <w:rPr>
+                <w:rFonts w:ascii="思源黑体 CN Normal" w:eastAsia="思源黑体 CN Normal" w:hAnsi="思源黑体 CN Normal" w:cs="微软雅黑" w:hint="eastAsia"/>
+                <w:bCs/>
+                <w:color w:val="000000" w:themeColor="text1"/>
+                <w:sz w:val="15"/>
+                <w:szCs w:val="15"/>
+              </w:rPr>
+            </w:pPr>
             <w:r>
               <w:rPr>
                 <w:rFonts w:ascii="思源黑体 CN Normal" w:eastAsia="思源黑体 CN Normal" w:hAnsi="思源黑体 CN Normal" w:cs="微软雅黑"/>
@@ -9639,107 +7224,7 @@
                 <w:sz w:val="15"/>
                 <w:szCs w:val="15"/>
               </w:rPr>
-              <w:t>lib_quality_control</w:t>
-            </w:r>
-            <w:proofErr w:type="spellEnd"/>
-            <w:r>
-              <w:rPr>
-                <w:rFonts w:ascii="思源黑体 CN Normal" w:eastAsia="思源黑体 CN Normal" w:hAnsi="思源黑体 CN Normal" w:cs="微软雅黑"/>
-                <w:bCs/>
-                <w:color w:val="000000" w:themeColor="text1"/>
-                <w:sz w:val="15"/>
-                <w:szCs w:val="15"/>
-              </w:rPr>
-              <w:t xml:space="preserve"> and </w:t>
-            </w:r>
-            <w:proofErr w:type="spellStart"/>
-            <w:r>
-              <w:rPr>
-                <w:rFonts w:ascii="思源黑体 CN Normal" w:eastAsia="思源黑体 CN Normal" w:hAnsi="思源黑体 CN Normal" w:cs="微软雅黑"/>
-                <w:bCs/>
-                <w:color w:val="000000" w:themeColor="text1"/>
-                <w:sz w:val="15"/>
-                <w:szCs w:val="15"/>
-              </w:rPr>
-              <w:t>lib_quality_control.lib_dna_qc</w:t>
-            </w:r>
-            <w:proofErr w:type="spellEnd"/>
-            <w:r>
-              <w:rPr>
-                <w:rFonts w:ascii="思源黑体 CN Normal" w:eastAsia="思源黑体 CN Normal" w:hAnsi="思源黑体 CN Normal" w:cs="微软雅黑"/>
-                <w:bCs/>
-                <w:color w:val="000000" w:themeColor="text1"/>
-                <w:sz w:val="15"/>
-                <w:szCs w:val="15"/>
-              </w:rPr>
-              <w:t xml:space="preserve"> and </w:t>
-            </w:r>
-            <w:proofErr w:type="spellStart"/>
-            <w:r>
-              <w:rPr>
-                <w:rFonts w:ascii="思源黑体 CN Normal" w:eastAsia="思源黑体 CN Normal" w:hAnsi="思源黑体 CN Normal" w:cs="微软雅黑"/>
-                <w:bCs/>
-                <w:color w:val="000000" w:themeColor="text1"/>
-                <w:sz w:val="15"/>
-                <w:szCs w:val="15"/>
-              </w:rPr>
-              <w:t>lib_quality_control.lib_dna_qc.dna_pre_library_qty_num</w:t>
-            </w:r>
-            <w:proofErr w:type="spellEnd"/>
-            <w:r>
-              <w:rPr>
-                <w:rFonts w:ascii="思源黑体 CN Normal" w:eastAsia="思源黑体 CN Normal" w:hAnsi="思源黑体 CN Normal" w:cs="微软雅黑"/>
-                <w:bCs/>
-                <w:color w:val="000000" w:themeColor="text1"/>
-                <w:sz w:val="15"/>
-                <w:szCs w:val="15"/>
-              </w:rPr>
-              <w:t>%}</w:t>
-            </w:r>
-          </w:p>
-          <w:p>
-            <w:pPr>
-              <w:spacing w:line="300" w:lineRule="exact"/>
-              <w:jc w:val="center"/>
-              <w:rPr>
-                <w:rFonts w:ascii="思源黑体 CN Normal" w:eastAsia="思源黑体 CN Normal" w:hAnsi="思源黑体 CN Normal" w:cs="微软雅黑" w:hint="eastAsia"/>
-                <w:bCs/>
-                <w:color w:val="000000" w:themeColor="text1"/>
-                <w:sz w:val="15"/>
-                <w:szCs w:val="15"/>
-              </w:rPr>
-            </w:pPr>
-            <w:r>
-              <w:rPr>
-                <w:rFonts w:ascii="思源黑体 CN Normal" w:eastAsia="思源黑体 CN Normal" w:hAnsi="思源黑体 CN Normal" w:cs="微软雅黑"/>
-                <w:bCs/>
-                <w:color w:val="000000" w:themeColor="text1"/>
-                <w:sz w:val="15"/>
-                <w:szCs w:val="15"/>
-              </w:rPr>
-              <w:t>{{</w:t>
-            </w:r>
-            <w:proofErr w:type="spellStart"/>
-            <w:r>
-              <w:rPr>
-                <w:rFonts w:ascii="思源黑体 CN Normal" w:eastAsia="思源黑体 CN Normal" w:hAnsi="思源黑体 CN Normal" w:cs="微软雅黑"/>
-                <w:bCs/>
-                <w:color w:val="000000" w:themeColor="text1"/>
-                <w:sz w:val="15"/>
-                <w:szCs w:val="15"/>
-              </w:rPr>
-              <w:t>lib_quality_control.lib_dna_qc.dna_pre_library_qty_num</w:t>
-            </w:r>
-            <w:proofErr w:type="spellEnd"/>
-            <w:r>
-              <w:rPr>
-                <w:rFonts w:ascii="思源黑体 CN Normal" w:eastAsia="思源黑体 CN Normal" w:hAnsi="思源黑体 CN Normal" w:cs="微软雅黑"/>
-                <w:bCs/>
-                <w:color w:val="000000" w:themeColor="text1"/>
-                <w:sz w:val="15"/>
-                <w:szCs w:val="15"/>
-              </w:rPr>
-              <w:t>/1000}}</w:t>
+              <w:t>{{lib_quality_control.lib_dna_qc.dna_pre_library_qty_num/1000}}</w:t>
             </w:r>
           </w:p>
           <w:p>
@@ -9971,67 +7456,7 @@
                 <w:sz w:val="15"/>
                 <w:szCs w:val="15"/>
               </w:rPr>
-              <w:t xml:space="preserve">%p if </w:t>
-            </w:r>
-            <w:proofErr w:type="spellStart"/>
-            <w:r>
-              <w:rPr>
-                <w:rFonts w:ascii="思源黑体 CN Normal" w:eastAsia="思源黑体 CN Normal" w:hAnsi="思源黑体 CN Normal" w:cs="思源黑体 CN Normal"/>
-                <w:kern w:val="0"/>
-                <w:sz w:val="15"/>
-                <w:szCs w:val="15"/>
-              </w:rPr>
-              <w:t>lib_quality_control</w:t>
-            </w:r>
-            <w:proofErr w:type="spellEnd"/>
-            <w:r>
-              <w:rPr>
-                <w:rFonts w:ascii="思源黑体 CN Normal" w:eastAsia="思源黑体 CN Normal" w:hAnsi="思源黑体 CN Normal" w:cs="思源黑体 CN Normal"/>
-                <w:kern w:val="0"/>
-                <w:sz w:val="15"/>
-                <w:szCs w:val="15"/>
-              </w:rPr>
-              <w:t xml:space="preserve"> and </w:t>
-            </w:r>
-            <w:proofErr w:type="spellStart"/>
-            <w:r>
-              <w:rPr>
-                <w:rFonts w:ascii="思源黑体 CN Normal" w:eastAsia="思源黑体 CN Normal" w:hAnsi="思源黑体 CN Normal" w:cs="思源黑体 CN Normal"/>
-                <w:kern w:val="0"/>
-                <w:sz w:val="15"/>
-                <w:szCs w:val="15"/>
-              </w:rPr>
-              <w:t>lib_quality_control.lib_dna_qc</w:t>
-            </w:r>
-            <w:proofErr w:type="spellEnd"/>
-            <w:r>
-              <w:rPr>
-                <w:rFonts w:ascii="思源黑体 CN Normal" w:eastAsia="思源黑体 CN Normal" w:hAnsi="思源黑体 CN Normal" w:cs="思源黑体 CN Normal"/>
-                <w:kern w:val="0"/>
-                <w:sz w:val="15"/>
-                <w:szCs w:val="15"/>
-              </w:rPr>
-              <w:t xml:space="preserve"> and </w:t>
-            </w:r>
-            <w:proofErr w:type="spellStart"/>
-            <w:r>
-              <w:rPr>
-                <w:rFonts w:ascii="思源黑体 CN Normal" w:eastAsia="思源黑体 CN Normal" w:hAnsi="思源黑体 CN Normal" w:cs="思源黑体 CN Normal"/>
-                <w:kern w:val="0"/>
-                <w:sz w:val="15"/>
-                <w:szCs w:val="15"/>
-              </w:rPr>
-              <w:t>lib_quality_control.lib_dna_qc.dna_fnl_library_concentration</w:t>
-            </w:r>
-            <w:proofErr w:type="spellEnd"/>
-            <w:r>
-              <w:rPr>
-                <w:rFonts w:ascii="思源黑体 CN Normal" w:eastAsia="思源黑体 CN Normal" w:hAnsi="思源黑体 CN Normal" w:cs="思源黑体 CN Normal"/>
-                <w:kern w:val="0"/>
-                <w:sz w:val="15"/>
-                <w:szCs w:val="15"/>
-              </w:rPr>
-              <w:t>%}</w:t>
+              <w:t>%p if lib_quality_control and lib_quality_control.lib_dna_qc and lib_quality_control.lib_dna_qc.dna_fnl_library_concentration%}</w:t>
             </w:r>
           </w:p>
           <w:p>
@@ -10404,9 +7829,18 @@
                 <w:sz w:val="15"/>
                 <w:szCs w:val="15"/>
               </w:rPr>
-              <w:t xml:space="preserve">{%p if </w:t>
-            </w:r>
-            <w:proofErr w:type="spellStart"/>
+              <w:t>{%p if qc.</w:t>
+            </w:r>
+            <w:r>
+              <w:rPr>
+                <w:rFonts w:ascii="思源黑体 CN Normal" w:eastAsia="思源黑体 CN Normal" w:hAnsi="思源黑体 CN Normal" w:cs="微软雅黑" w:hint="eastAsia"/>
+                <w:bCs/>
+                <w:color w:val="000000" w:themeColor="text1"/>
+                <w:sz w:val="15"/>
+                <w:szCs w:val="15"/>
+              </w:rPr>
+              <w:t>dna</w:t>
+            </w:r>
             <w:r>
               <w:rPr>
                 <w:rFonts w:ascii="思源黑体 CN Normal" w:eastAsia="思源黑体 CN Normal" w:hAnsi="思源黑体 CN Normal" w:cs="微软雅黑"/>
@@ -10415,38 +7849,7 @@
                 <w:sz w:val="15"/>
                 <w:szCs w:val="15"/>
               </w:rPr>
-              <w:t>qc.</w:t>
-            </w:r>
-            <w:r>
-              <w:rPr>
-                <w:rFonts w:ascii="思源黑体 CN Normal" w:eastAsia="思源黑体 CN Normal" w:hAnsi="思源黑体 CN Normal" w:cs="微软雅黑" w:hint="eastAsia"/>
-                <w:bCs/>
-                <w:color w:val="000000" w:themeColor="text1"/>
-                <w:sz w:val="15"/>
-                <w:szCs w:val="15"/>
-              </w:rPr>
-              <w:t>dna</w:t>
-            </w:r>
-            <w:r>
-              <w:rPr>
-                <w:rFonts w:ascii="思源黑体 CN Normal" w:eastAsia="思源黑体 CN Normal" w:hAnsi="思源黑体 CN Normal" w:cs="微软雅黑"/>
-                <w:bCs/>
-                <w:color w:val="000000" w:themeColor="text1"/>
-                <w:sz w:val="15"/>
-                <w:szCs w:val="15"/>
-              </w:rPr>
-              <w:t>_data_qc</w:t>
-            </w:r>
-            <w:proofErr w:type="spellEnd"/>
-            <w:r>
-              <w:rPr>
-                <w:rFonts w:ascii="思源黑体 CN Normal" w:eastAsia="思源黑体 CN Normal" w:hAnsi="思源黑体 CN Normal" w:cs="微软雅黑"/>
-                <w:bCs/>
-                <w:color w:val="000000" w:themeColor="text1"/>
-                <w:sz w:val="15"/>
-                <w:szCs w:val="15"/>
-              </w:rPr>
-              <w:t xml:space="preserve"> %}</w:t>
+              <w:t>_data_qc %}</w:t>
             </w:r>
           </w:p>
           <w:p>
@@ -10801,9 +8204,21 @@
                 <w:sz w:val="15"/>
                 <w:szCs w:val="15"/>
               </w:rPr>
-              <w:t xml:space="preserve">{%p if </w:t>
-            </w:r>
-            <w:proofErr w:type="spellStart"/>
+              <w:t>{%p if qc.dna_data_qc %}</w:t>
+            </w:r>
+          </w:p>
+          <w:p>
+            <w:pPr>
+              <w:spacing w:line="300" w:lineRule="exact"/>
+              <w:jc w:val="center"/>
+              <w:rPr>
+                <w:rFonts w:ascii="思源黑体 CN Normal" w:eastAsia="思源黑体 CN Normal" w:hAnsi="思源黑体 CN Normal" w:cs="微软雅黑" w:hint="eastAsia"/>
+                <w:bCs/>
+                <w:color w:val="000000" w:themeColor="text1"/>
+                <w:sz w:val="15"/>
+                <w:szCs w:val="15"/>
+              </w:rPr>
+            </w:pPr>
             <w:r>
               <w:rPr>
                 <w:rFonts w:ascii="思源黑体 CN Normal" w:eastAsia="思源黑体 CN Normal" w:hAnsi="思源黑体 CN Normal" w:cs="微软雅黑"/>
@@ -10812,9 +8227,9 @@
                 <w:sz w:val="15"/>
                 <w:szCs w:val="15"/>
               </w:rPr>
-              <w:t>qc.dna_data_qc</w:t>
-            </w:r>
-            <w:proofErr w:type="spellEnd"/>
+              <w:t>{{qc.dna_data_</w:t>
+            </w:r>
+            <w:proofErr w:type="gramStart"/>
             <w:r>
               <w:rPr>
                 <w:rFonts w:ascii="思源黑体 CN Normal" w:eastAsia="思源黑体 CN Normal" w:hAnsi="思源黑体 CN Normal" w:cs="微软雅黑"/>
@@ -10823,21 +8238,9 @@
                 <w:sz w:val="15"/>
                 <w:szCs w:val="15"/>
               </w:rPr>
-              <w:t xml:space="preserve"> %}</w:t>
-            </w:r>
-          </w:p>
-          <w:p>
-            <w:pPr>
-              <w:spacing w:line="300" w:lineRule="exact"/>
-              <w:jc w:val="center"/>
-              <w:rPr>
-                <w:rFonts w:ascii="思源黑体 CN Normal" w:eastAsia="思源黑体 CN Normal" w:hAnsi="思源黑体 CN Normal" w:cs="微软雅黑" w:hint="eastAsia"/>
-                <w:bCs/>
-                <w:color w:val="000000" w:themeColor="text1"/>
-                <w:sz w:val="15"/>
-                <w:szCs w:val="15"/>
-              </w:rPr>
-            </w:pPr>
+              <w:t>qc.cover</w:t>
+            </w:r>
+            <w:proofErr w:type="gramEnd"/>
             <w:r>
               <w:rPr>
                 <w:rFonts w:ascii="思源黑体 CN Normal" w:eastAsia="思源黑体 CN Normal" w:hAnsi="思源黑体 CN Normal" w:cs="微软雅黑"/>
@@ -10846,9 +8249,8 @@
                 <w:sz w:val="15"/>
                 <w:szCs w:val="15"/>
               </w:rPr>
-              <w:t>{{</w:t>
-            </w:r>
-            <w:proofErr w:type="spellStart"/>
+              <w:t>_ratio</w:t>
+            </w:r>
             <w:r>
               <w:rPr>
                 <w:rFonts w:ascii="思源黑体 CN Normal" w:eastAsia="思源黑体 CN Normal" w:hAnsi="思源黑体 CN Normal" w:cs="微软雅黑"/>
@@ -10857,7 +8259,7 @@
                 <w:sz w:val="15"/>
                 <w:szCs w:val="15"/>
               </w:rPr>
-              <w:t>qc.dna_data_</w:t>
+              <w:t>|</w:t>
             </w:r>
             <w:proofErr w:type="gramStart"/>
             <w:r>
@@ -10868,50 +8270,7 @@
                 <w:sz w:val="15"/>
                 <w:szCs w:val="15"/>
               </w:rPr>
-              <w:t>qc.cover</w:t>
-            </w:r>
-            <w:proofErr w:type="gramEnd"/>
-            <w:r>
-              <w:rPr>
-                <w:rFonts w:ascii="思源黑体 CN Normal" w:eastAsia="思源黑体 CN Normal" w:hAnsi="思源黑体 CN Normal" w:cs="微软雅黑"/>
-                <w:bCs/>
-                <w:color w:val="000000" w:themeColor="text1"/>
-                <w:sz w:val="15"/>
-                <w:szCs w:val="15"/>
-              </w:rPr>
-              <w:t>_ratio</w:t>
-            </w:r>
-            <w:r>
-              <w:rPr>
-                <w:rFonts w:ascii="思源黑体 CN Normal" w:eastAsia="思源黑体 CN Normal" w:hAnsi="思源黑体 CN Normal" w:cs="微软雅黑"/>
-                <w:bCs/>
-                <w:color w:val="000000" w:themeColor="text1"/>
-                <w:sz w:val="15"/>
-                <w:szCs w:val="15"/>
-              </w:rPr>
-              <w:t>|</w:t>
-            </w:r>
-            <w:proofErr w:type="gramStart"/>
-            <w:r>
-              <w:rPr>
-                <w:rFonts w:ascii="思源黑体 CN Normal" w:eastAsia="思源黑体 CN Normal" w:hAnsi="思源黑体 CN Normal" w:cs="微软雅黑"/>
-                <w:bCs/>
-                <w:color w:val="000000" w:themeColor="text1"/>
-                <w:sz w:val="15"/>
-                <w:szCs w:val="15"/>
-              </w:rPr>
-              <w:t>replace</w:t>
-            </w:r>
-            <w:proofErr w:type="spellEnd"/>
-            <w:r>
-              <w:rPr>
-                <w:rFonts w:ascii="思源黑体 CN Normal" w:eastAsia="思源黑体 CN Normal" w:hAnsi="思源黑体 CN Normal" w:cs="微软雅黑"/>
-                <w:bCs/>
-                <w:color w:val="000000" w:themeColor="text1"/>
-                <w:sz w:val="15"/>
-                <w:szCs w:val="15"/>
-              </w:rPr>
-              <w:t>(</w:t>
+              <w:t>replace(</w:t>
             </w:r>
             <w:proofErr w:type="gramEnd"/>
             <w:r>
@@ -11179,9 +8538,21 @@
                 <w:sz w:val="15"/>
                 <w:szCs w:val="15"/>
               </w:rPr>
-              <w:t xml:space="preserve">{%p if </w:t>
-            </w:r>
-            <w:proofErr w:type="spellStart"/>
+              <w:t>{%p if qc.dna_data_qc %}</w:t>
+            </w:r>
+          </w:p>
+          <w:p>
+            <w:pPr>
+              <w:spacing w:line="300" w:lineRule="exact"/>
+              <w:jc w:val="center"/>
+              <w:rPr>
+                <w:rFonts w:ascii="思源黑体 CN Normal" w:eastAsia="思源黑体 CN Normal" w:hAnsi="思源黑体 CN Normal" w:cs="微软雅黑" w:hint="eastAsia"/>
+                <w:bCs/>
+                <w:color w:val="000000" w:themeColor="text1"/>
+                <w:sz w:val="15"/>
+                <w:szCs w:val="15"/>
+              </w:rPr>
+            </w:pPr>
             <w:r>
               <w:rPr>
                 <w:rFonts w:ascii="思源黑体 CN Normal" w:eastAsia="思源黑体 CN Normal" w:hAnsi="思源黑体 CN Normal" w:cs="微软雅黑"/>
@@ -11190,9 +8561,9 @@
                 <w:sz w:val="15"/>
                 <w:szCs w:val="15"/>
               </w:rPr>
-              <w:t>qc.dna_data_qc</w:t>
-            </w:r>
-            <w:proofErr w:type="spellEnd"/>
+              <w:t>{{qc.dna_data_</w:t>
+            </w:r>
+            <w:proofErr w:type="gramStart"/>
             <w:r>
               <w:rPr>
                 <w:rFonts w:ascii="思源黑体 CN Normal" w:eastAsia="思源黑体 CN Normal" w:hAnsi="思源黑体 CN Normal" w:cs="微软雅黑"/>
@@ -11201,21 +8572,9 @@
                 <w:sz w:val="15"/>
                 <w:szCs w:val="15"/>
               </w:rPr>
-              <w:t xml:space="preserve"> %}</w:t>
-            </w:r>
-          </w:p>
-          <w:p>
-            <w:pPr>
-              <w:spacing w:line="300" w:lineRule="exact"/>
-              <w:jc w:val="center"/>
-              <w:rPr>
-                <w:rFonts w:ascii="思源黑体 CN Normal" w:eastAsia="思源黑体 CN Normal" w:hAnsi="思源黑体 CN Normal" w:cs="微软雅黑" w:hint="eastAsia"/>
-                <w:bCs/>
-                <w:color w:val="000000" w:themeColor="text1"/>
-                <w:sz w:val="15"/>
-                <w:szCs w:val="15"/>
-              </w:rPr>
-            </w:pPr>
+              <w:t>qc.depth</w:t>
+            </w:r>
+            <w:proofErr w:type="gramEnd"/>
             <w:r>
               <w:rPr>
                 <w:rFonts w:ascii="思源黑体 CN Normal" w:eastAsia="思源黑体 CN Normal" w:hAnsi="思源黑体 CN Normal" w:cs="微软雅黑"/>
@@ -11224,9 +8583,9 @@
                 <w:sz w:val="15"/>
                 <w:szCs w:val="15"/>
               </w:rPr>
-              <w:t>{{</w:t>
-            </w:r>
-            <w:proofErr w:type="spellStart"/>
+              <w:t>_mean|</w:t>
+            </w:r>
+            <w:proofErr w:type="gramStart"/>
             <w:r>
               <w:rPr>
                 <w:rFonts w:ascii="思源黑体 CN Normal" w:eastAsia="思源黑体 CN Normal" w:hAnsi="思源黑体 CN Normal" w:cs="微软雅黑"/>
@@ -11235,51 +8594,7 @@
                 <w:sz w:val="15"/>
                 <w:szCs w:val="15"/>
               </w:rPr>
-              <w:t>qc.dna_data_</w:t>
-            </w:r>
-            <w:proofErr w:type="gramStart"/>
-            <w:r>
-              <w:rPr>
-                <w:rFonts w:ascii="思源黑体 CN Normal" w:eastAsia="思源黑体 CN Normal" w:hAnsi="思源黑体 CN Normal" w:cs="微软雅黑"/>
-                <w:bCs/>
-                <w:color w:val="000000" w:themeColor="text1"/>
-                <w:sz w:val="15"/>
-                <w:szCs w:val="15"/>
-              </w:rPr>
-              <w:t>qc.depth</w:t>
-            </w:r>
-            <w:proofErr w:type="gramEnd"/>
-            <w:r>
-              <w:rPr>
-                <w:rFonts w:ascii="思源黑体 CN Normal" w:eastAsia="思源黑体 CN Normal" w:hAnsi="思源黑体 CN Normal" w:cs="微软雅黑"/>
-                <w:bCs/>
-                <w:color w:val="000000" w:themeColor="text1"/>
-                <w:sz w:val="15"/>
-                <w:szCs w:val="15"/>
-              </w:rPr>
-              <w:t>_mean|</w:t>
-            </w:r>
-            <w:proofErr w:type="gramStart"/>
-            <w:r>
-              <w:rPr>
-                <w:rFonts w:ascii="思源黑体 CN Normal" w:eastAsia="思源黑体 CN Normal" w:hAnsi="思源黑体 CN Normal" w:cs="微软雅黑"/>
-                <w:bCs/>
-                <w:color w:val="000000" w:themeColor="text1"/>
-                <w:sz w:val="15"/>
-                <w:szCs w:val="15"/>
-              </w:rPr>
-              <w:t>replace</w:t>
-            </w:r>
-            <w:proofErr w:type="spellEnd"/>
-            <w:r>
-              <w:rPr>
-                <w:rFonts w:ascii="思源黑体 CN Normal" w:eastAsia="思源黑体 CN Normal" w:hAnsi="思源黑体 CN Normal" w:cs="微软雅黑"/>
-                <w:bCs/>
-                <w:color w:val="000000" w:themeColor="text1"/>
-                <w:sz w:val="15"/>
-                <w:szCs w:val="15"/>
-              </w:rPr>
-              <w:t>(</w:t>
+              <w:t>replace(</w:t>
             </w:r>
             <w:proofErr w:type="gramEnd"/>
             <w:r>
@@ -11537,9 +8852,21 @@
                 <w:sz w:val="15"/>
                 <w:szCs w:val="15"/>
               </w:rPr>
-              <w:t xml:space="preserve">{%p if </w:t>
-            </w:r>
-            <w:proofErr w:type="spellStart"/>
+              <w:t>{%p if qc.dna_data_qc %}</w:t>
+            </w:r>
+          </w:p>
+          <w:p>
+            <w:pPr>
+              <w:spacing w:line="300" w:lineRule="exact"/>
+              <w:jc w:val="center"/>
+              <w:rPr>
+                <w:rFonts w:ascii="思源黑体 CN Normal" w:eastAsia="思源黑体 CN Normal" w:hAnsi="思源黑体 CN Normal" w:cs="微软雅黑" w:hint="eastAsia"/>
+                <w:bCs/>
+                <w:color w:val="000000" w:themeColor="text1"/>
+                <w:sz w:val="15"/>
+                <w:szCs w:val="15"/>
+              </w:rPr>
+            </w:pPr>
             <w:r>
               <w:rPr>
                 <w:rFonts w:ascii="思源黑体 CN Normal" w:eastAsia="思源黑体 CN Normal" w:hAnsi="思源黑体 CN Normal" w:cs="微软雅黑"/>
@@ -11548,9 +8875,9 @@
                 <w:sz w:val="15"/>
                 <w:szCs w:val="15"/>
               </w:rPr>
-              <w:t>qc.dna_data_qc</w:t>
-            </w:r>
-            <w:proofErr w:type="spellEnd"/>
+              <w:t>{{qc.dna_data_</w:t>
+            </w:r>
+            <w:proofErr w:type="gramStart"/>
             <w:r>
               <w:rPr>
                 <w:rFonts w:ascii="思源黑体 CN Normal" w:eastAsia="思源黑体 CN Normal" w:hAnsi="思源黑体 CN Normal" w:cs="微软雅黑"/>
@@ -11559,21 +8886,9 @@
                 <w:sz w:val="15"/>
                 <w:szCs w:val="15"/>
               </w:rPr>
-              <w:t xml:space="preserve"> %}</w:t>
-            </w:r>
-          </w:p>
-          <w:p>
-            <w:pPr>
-              <w:spacing w:line="300" w:lineRule="exact"/>
-              <w:jc w:val="center"/>
-              <w:rPr>
-                <w:rFonts w:ascii="思源黑体 CN Normal" w:eastAsia="思源黑体 CN Normal" w:hAnsi="思源黑体 CN Normal" w:cs="微软雅黑" w:hint="eastAsia"/>
-                <w:bCs/>
-                <w:color w:val="000000" w:themeColor="text1"/>
-                <w:sz w:val="15"/>
-                <w:szCs w:val="15"/>
-              </w:rPr>
-            </w:pPr>
+              <w:t>qc.depth</w:t>
+            </w:r>
+            <w:proofErr w:type="gramEnd"/>
             <w:r>
               <w:rPr>
                 <w:rFonts w:ascii="思源黑体 CN Normal" w:eastAsia="思源黑体 CN Normal" w:hAnsi="思源黑体 CN Normal" w:cs="微软雅黑"/>
@@ -11582,9 +8897,9 @@
                 <w:sz w:val="15"/>
                 <w:szCs w:val="15"/>
               </w:rPr>
-              <w:t>{{</w:t>
-            </w:r>
-            <w:proofErr w:type="spellStart"/>
+              <w:t>_ssbc|</w:t>
+            </w:r>
+            <w:proofErr w:type="gramStart"/>
             <w:r>
               <w:rPr>
                 <w:rFonts w:ascii="思源黑体 CN Normal" w:eastAsia="思源黑体 CN Normal" w:hAnsi="思源黑体 CN Normal" w:cs="微软雅黑"/>
@@ -11593,51 +8908,7 @@
                 <w:sz w:val="15"/>
                 <w:szCs w:val="15"/>
               </w:rPr>
-              <w:t>qc.dna_data_</w:t>
-            </w:r>
-            <w:proofErr w:type="gramStart"/>
-            <w:r>
-              <w:rPr>
-                <w:rFonts w:ascii="思源黑体 CN Normal" w:eastAsia="思源黑体 CN Normal" w:hAnsi="思源黑体 CN Normal" w:cs="微软雅黑"/>
-                <w:bCs/>
-                <w:color w:val="000000" w:themeColor="text1"/>
-                <w:sz w:val="15"/>
-                <w:szCs w:val="15"/>
-              </w:rPr>
-              <w:t>qc.depth</w:t>
-            </w:r>
-            <w:proofErr w:type="gramEnd"/>
-            <w:r>
-              <w:rPr>
-                <w:rFonts w:ascii="思源黑体 CN Normal" w:eastAsia="思源黑体 CN Normal" w:hAnsi="思源黑体 CN Normal" w:cs="微软雅黑"/>
-                <w:bCs/>
-                <w:color w:val="000000" w:themeColor="text1"/>
-                <w:sz w:val="15"/>
-                <w:szCs w:val="15"/>
-              </w:rPr>
-              <w:t>_ssbc|</w:t>
-            </w:r>
-            <w:proofErr w:type="gramStart"/>
-            <w:r>
-              <w:rPr>
-                <w:rFonts w:ascii="思源黑体 CN Normal" w:eastAsia="思源黑体 CN Normal" w:hAnsi="思源黑体 CN Normal" w:cs="微软雅黑"/>
-                <w:bCs/>
-                <w:color w:val="000000" w:themeColor="text1"/>
-                <w:sz w:val="15"/>
-                <w:szCs w:val="15"/>
-              </w:rPr>
-              <w:t>replace</w:t>
-            </w:r>
-            <w:proofErr w:type="spellEnd"/>
-            <w:r>
-              <w:rPr>
-                <w:rFonts w:ascii="思源黑体 CN Normal" w:eastAsia="思源黑体 CN Normal" w:hAnsi="思源黑体 CN Normal" w:cs="微软雅黑"/>
-                <w:bCs/>
-                <w:color w:val="000000" w:themeColor="text1"/>
-                <w:sz w:val="15"/>
-                <w:szCs w:val="15"/>
-              </w:rPr>
-              <w:t>(</w:t>
+              <w:t>replace(</w:t>
             </w:r>
             <w:proofErr w:type="gramEnd"/>
             <w:r>
@@ -12848,7 +10119,6 @@
             </w:rPr>
             <w:t>{</w:t>
           </w:r>
-          <w:proofErr w:type="spellStart"/>
           <w:proofErr w:type="gramStart"/>
           <w:r>
             <w:rPr>
@@ -12873,16 +10143,7 @@
               <w:sz w:val="15"/>
               <w:szCs w:val="15"/>
             </w:rPr>
-            <w:t>_ID</w:t>
-          </w:r>
-          <w:proofErr w:type="spellEnd"/>
-          <w:r>
-            <w:rPr>
-              <w:rFonts w:ascii="思源黑体 CN Normal" w:eastAsia="思源黑体 CN Normal" w:hAnsi="思源黑体 CN Normal" w:cs="思源黑体 CN Normal"/>
-              <w:sz w:val="15"/>
-              <w:szCs w:val="15"/>
-            </w:rPr>
-            <w:t>}}</w:t>
+            <w:t>_ID}}</w:t>
           </w:r>
         </w:p>
       </w:tc>
@@ -12923,7 +10184,6 @@
             </w:rPr>
             <w:t>{</w:t>
           </w:r>
-          <w:proofErr w:type="spellStart"/>
           <w:proofErr w:type="gramStart"/>
           <w:r>
             <w:rPr>
@@ -12948,16 +10208,7 @@
               <w:sz w:val="15"/>
               <w:szCs w:val="15"/>
             </w:rPr>
-            <w:t>_collection_date</w:t>
-          </w:r>
-          <w:proofErr w:type="spellEnd"/>
-          <w:r>
-            <w:rPr>
-              <w:rFonts w:ascii="思源黑体 CN Normal" w:eastAsia="思源黑体 CN Normal" w:hAnsi="思源黑体 CN Normal" w:cs="思源黑体 CN Normal"/>
-              <w:sz w:val="15"/>
-              <w:szCs w:val="15"/>
-            </w:rPr>
-            <w:t>}}</w:t>
+            <w:t>_collection_date}}</w:t>
           </w:r>
         </w:p>
       </w:tc>
@@ -13035,7 +10286,6 @@
             </w:rPr>
             <w:t>{</w:t>
           </w:r>
-          <w:proofErr w:type="spellStart"/>
           <w:proofErr w:type="gramStart"/>
           <w:r>
             <w:rPr>
@@ -13052,16 +10302,7 @@
               <w:sz w:val="15"/>
               <w:szCs w:val="15"/>
             </w:rPr>
-            <w:t>_parent_id</w:t>
-          </w:r>
-          <w:proofErr w:type="spellEnd"/>
-          <w:r>
-            <w:rPr>
-              <w:rFonts w:ascii="思源黑体 CN Normal" w:eastAsia="思源黑体 CN Normal" w:hAnsi="思源黑体 CN Normal" w:cs="思源黑体 CN Normal"/>
-              <w:sz w:val="15"/>
-              <w:szCs w:val="15"/>
-            </w:rPr>
-            <w:t>}}</w:t>
+            <w:t>_parent_id}}</w:t>
           </w:r>
         </w:p>
       </w:tc>
@@ -13102,7 +10343,6 @@
             </w:rPr>
             <w:t>{</w:t>
           </w:r>
-          <w:proofErr w:type="spellStart"/>
           <w:proofErr w:type="gramStart"/>
           <w:r>
             <w:rPr>
@@ -13119,16 +10359,7 @@
               <w:sz w:val="15"/>
               <w:szCs w:val="15"/>
             </w:rPr>
-            <w:t>_date</w:t>
-          </w:r>
-          <w:proofErr w:type="spellEnd"/>
-          <w:r>
-            <w:rPr>
-              <w:rFonts w:ascii="思源黑体 CN Normal" w:eastAsia="思源黑体 CN Normal" w:hAnsi="思源黑体 CN Normal" w:cs="思源黑体 CN Normal"/>
-              <w:sz w:val="15"/>
-              <w:szCs w:val="15"/>
-            </w:rPr>
-            <w:t>}}</w:t>
+            <w:t>_date}}</w:t>
           </w:r>
         </w:p>
       </w:tc>
@@ -14903,6 +12134,10 @@
 </file>
 
 <file path=customXml/item1.xml><?xml version="1.0" encoding="utf-8"?>
+<b:Sources xmlns:b="http://schemas.openxmlformats.org/officeDocument/2006/bibliography" xmlns="http://schemas.openxmlformats.org/officeDocument/2006/bibliography" SelectedStyle="\APASixthEditionOfficeOnline.xsl" StyleName="APA" Version="6"/>
+</file>
+
+<file path=customXml/item2.xml><?xml version="1.0" encoding="utf-8"?>
 <s:customData xmlns="http://www.wps.cn/officeDocument/2013/wpsCustomData" xmlns:s="http://www.wps.cn/officeDocument/2013/wpsCustomData">
   <customSectProps>
     <customSectPr/>
@@ -14913,22 +12148,18 @@
 </s:customData>
 </file>
 
-<file path=customXml/item2.xml><?xml version="1.0" encoding="utf-8"?>
-<b:Sources xmlns:b="http://schemas.openxmlformats.org/officeDocument/2006/bibliography" xmlns="http://schemas.openxmlformats.org/officeDocument/2006/bibliography" SelectedStyle="\APASixthEditionOfficeOnline.xsl" StyleName="APA" Version="6"/>
+<file path=customXml/itemProps1.xml><?xml version="1.0" encoding="utf-8"?>
+<ds:datastoreItem xmlns:ds="http://schemas.openxmlformats.org/officeDocument/2006/customXml" ds:itemID="{60B4BC72-6F3F-4BA6-AA7E-670A697E5D35}">
+  <ds:schemaRefs>
+    <ds:schemaRef ds:uri="http://schemas.openxmlformats.org/officeDocument/2006/bibliography"/>
+  </ds:schemaRefs>
+</ds:datastoreItem>
 </file>
 
-<file path=customXml/itemProps1.xml><?xml version="1.0" encoding="utf-8"?>
+<file path=customXml/itemProps2.xml><?xml version="1.0" encoding="utf-8"?>
 <ds:datastoreItem xmlns:ds="http://schemas.openxmlformats.org/officeDocument/2006/customXml" ds:itemID="{B1977F7D-205B-4081-913C-38D41E755F92}">
   <ds:schemaRefs>
     <ds:schemaRef ds:uri="http://www.wps.cn/officeDocument/2013/wpsCustomData"/>
   </ds:schemaRefs>
 </ds:datastoreItem>
-</file>
-
-<file path=customXml/itemProps2.xml><?xml version="1.0" encoding="utf-8"?>
-<ds:datastoreItem xmlns:ds="http://schemas.openxmlformats.org/officeDocument/2006/customXml" ds:itemID="{60B4BC72-6F3F-4BA6-AA7E-670A697E5D35}">
-  <ds:schemaRefs>
-    <ds:schemaRef ds:uri="http://schemas.openxmlformats.org/officeDocument/2006/bibliography"/>
-  </ds:schemaRefs>
-</ds:datastoreItem>
 </file>